--- a/从复数构造维数.docx
+++ b/从复数构造维数.docx
@@ -1,11 +1,14 @@
 
 <file path=word/document.xml><?xml version="1.0" encoding="utf-8"?>
-<w:document xmlns:wpc="http://schemas.microsoft.com/office/word/2010/wordprocessingCanvas" xmlns:cx="http://schemas.microsoft.com/office/drawing/2014/chartex" xmlns:cx1="http://schemas.microsoft.com/office/drawing/2015/9/8/chartex" xmlns:cx2="http://schemas.microsoft.com/office/drawing/2015/10/21/chartex" xmlns:cx3="http://schemas.microsoft.com/office/drawing/2016/5/9/chartex" xmlns:cx4="http://schemas.microsoft.com/office/drawing/2016/5/10/chartex" xmlns:cx5="http://schemas.microsoft.com/office/drawing/2016/5/11/chartex" xmlns:cx6="http://schemas.microsoft.com/office/drawing/2016/5/12/chartex" xmlns:cx7="http://schemas.microsoft.com/office/drawing/2016/5/13/chartex" xmlns:cx8="http://schemas.microsoft.com/office/drawing/2016/5/14/chartex" xmlns:mc="http://schemas.openxmlformats.org/markup-compatibility/2006" xmlns:aink="http://schemas.microsoft.com/office/drawing/2016/ink" xmlns:am3d="http://schemas.microsoft.com/office/drawing/2017/model3d" xmlns:o="urn:schemas-microsoft-com:office:office" xmlns:r="http://schemas.openxmlformats.org/officeDocument/2006/relationships" xmlns:m="http://schemas.openxmlformats.org/officeDocument/2006/math" xmlns:v="urn:schemas-microsoft-com:vml" xmlns:wp14="http://schemas.microsoft.com/office/word/2010/wordprocessingDrawing" xmlns:wp="http://schemas.openxmlformats.org/drawingml/2006/wordprocessingDrawing" xmlns:w10="urn:schemas-microsoft-com:office:word" xmlns:w="http://schemas.openxmlformats.org/wordprocessingml/2006/main" xmlns:w14="http://schemas.microsoft.com/office/word/2010/wordml" xmlns:w15="http://schemas.microsoft.com/office/word/2012/wordml" xmlns:w16cex="http://schemas.microsoft.com/office/word/2018/wordml/cex" xmlns:w16cid="http://schemas.microsoft.com/office/word/2016/wordml/cid" xmlns:w16="http://schemas.microsoft.com/office/word/2018/wordml" xmlns:w16se="http://schemas.microsoft.com/office/word/2015/wordml/symex" xmlns:wpg="http://schemas.microsoft.com/office/word/2010/wordprocessingGroup" xmlns:wpi="http://schemas.microsoft.com/office/word/2010/wordprocessingInk" xmlns:wne="http://schemas.microsoft.com/office/word/2006/wordml" xmlns:wps="http://schemas.microsoft.com/office/word/2010/wordprocessingShape" mc:Ignorable="w14 w15 w16se w16cid w16 w16cex wp14">
+<w:document xmlns:wpc="http://schemas.microsoft.com/office/word/2010/wordprocessingCanvas" xmlns:cx="http://schemas.microsoft.com/office/drawing/2014/chartex" xmlns:cx1="http://schemas.microsoft.com/office/drawing/2015/9/8/chartex" xmlns:cx2="http://schemas.microsoft.com/office/drawing/2015/10/21/chartex" xmlns:cx3="http://schemas.microsoft.com/office/drawing/2016/5/9/chartex" xmlns:cx4="http://schemas.microsoft.com/office/drawing/2016/5/10/chartex" xmlns:cx5="http://schemas.microsoft.com/office/drawing/2016/5/11/chartex" xmlns:cx6="http://schemas.microsoft.com/office/drawing/2016/5/12/chartex" xmlns:cx7="http://schemas.microsoft.com/office/drawing/2016/5/13/chartex" xmlns:cx8="http://schemas.microsoft.com/office/drawing/2016/5/14/chartex" xmlns:mc="http://schemas.openxmlformats.org/markup-compatibility/2006" xmlns:aink="http://schemas.microsoft.com/office/drawing/2016/ink" xmlns:am3d="http://schemas.microsoft.com/office/drawing/2017/model3d" xmlns:o="urn:schemas-microsoft-com:office:office" xmlns:oel="http://schemas.microsoft.com/office/2019/extlst" xmlns:r="http://schemas.openxmlformats.org/officeDocument/2006/relationships" xmlns:m="http://schemas.openxmlformats.org/officeDocument/2006/math" xmlns:v="urn:schemas-microsoft-com:vml" xmlns:wp14="http://schemas.microsoft.com/office/word/2010/wordprocessingDrawing" xmlns:wp="http://schemas.openxmlformats.org/drawingml/2006/wordprocessingDrawing" xmlns:w10="urn:schemas-microsoft-com:office:word" xmlns:w="http://schemas.openxmlformats.org/wordprocessingml/2006/main" xmlns:w14="http://schemas.microsoft.com/office/word/2010/wordml" xmlns:w15="http://schemas.microsoft.com/office/word/2012/wordml" xmlns:w16cex="http://schemas.microsoft.com/office/word/2018/wordml/cex" xmlns:w16cid="http://schemas.microsoft.com/office/word/2016/wordml/cid" xmlns:w16="http://schemas.microsoft.com/office/word/2018/wordml" xmlns:w16du="http://schemas.microsoft.com/office/word/2023/wordml/word16du" xmlns:w16sdtdh="http://schemas.microsoft.com/office/word/2020/wordml/sdtdatahash" xmlns:w16sdtfl="http://schemas.microsoft.com/office/word/2024/wordml/sdtformatlock" xmlns:w16se="http://schemas.microsoft.com/office/word/2015/wordml/symex" xmlns:wpg="http://schemas.microsoft.com/office/word/2010/wordprocessingGroup" xmlns:wpi="http://schemas.microsoft.com/office/word/2010/wordprocessingInk" xmlns:wne="http://schemas.microsoft.com/office/word/2006/wordml" xmlns:wps="http://schemas.microsoft.com/office/word/2010/wordprocessingShape" mc:Ignorable="w14 w15 w16se w16cid w16 w16cex w16sdtdh w16sdtfl w16du wp14">
   <w:body>
     <w:p>
       <w:pPr>
         <w:pStyle w:val="a3"/>
         <w:jc w:val="center"/>
+        <w:rPr>
+          <w:rFonts w:hint="eastAsia"/>
+        </w:rPr>
       </w:pPr>
       <w:r>
         <w:rPr>
@@ -14,8 +17,12 @@
         <w:t>从复数构造维数</w:t>
       </w:r>
     </w:p>
-    <w:p/>
     <w:p>
+      <w:pPr>
+        <w:rPr>
+          <w:rFonts w:hint="eastAsia"/>
+        </w:rPr>
+      </w:pPr>
       <w:r>
         <w:rPr>
           <w:rFonts w:hint="eastAsia"/>
@@ -23,7 +30,6 @@
         <w:t>有一些问题始终缺少数量和形象上的对应，比如三维空间为什么是三维，它是如何构造的。这个问题被回答之后，才能类推到四维以及更高的维数。</w:t>
       </w:r>
     </w:p>
-    <w:p/>
     <w:p>
       <w:r>
         <w:rPr>
@@ -383,11 +389,6 @@
       </w:r>
     </w:p>
     <w:p>
-      <w:pPr>
-        <w:rPr>
-          <w:rFonts w:hint="eastAsia"/>
-        </w:rPr>
-      </w:pPr>
       <w:r>
         <w:rPr>
           <w:rFonts w:hint="eastAsia"/>
@@ -396,7 +397,7 @@
         <mc:AlternateContent>
           <mc:Choice Requires="wps">
             <w:drawing>
-              <wp:anchor distT="0" distB="0" distL="114300" distR="114300" simplePos="0" relativeHeight="251648000" behindDoc="0" locked="0" layoutInCell="1" allowOverlap="1">
+              <wp:anchor distT="0" distB="0" distL="114300" distR="114300" simplePos="0" relativeHeight="251634688" behindDoc="0" locked="0" layoutInCell="1" allowOverlap="1" wp14:anchorId="5DA513D6" wp14:editId="7F333071">
                 <wp:simplePos x="0" y="0"/>
                 <wp:positionH relativeFrom="column">
                   <wp:posOffset>2218282</wp:posOffset>
@@ -448,11 +449,11 @@
           </mc:Choice>
           <mc:Fallback>
             <w:pict>
-              <v:shapetype w14:anchorId="395F0CDF" id="_x0000_t32" coordsize="21600,21600" o:spt="32" o:oned="t" path="m,l21600,21600e" filled="f">
+              <v:shapetype w14:anchorId="6FE42184" id="_x0000_t32" coordsize="21600,21600" o:spt="32" o:oned="t" path="m,l21600,21600e" filled="f">
                 <v:path arrowok="t" fillok="f" o:connecttype="none"/>
                 <o:lock v:ext="edit" shapetype="t"/>
               </v:shapetype>
-              <v:shape id="直接箭头连接符 1" o:spid="_x0000_s1026" type="#_x0000_t32" style="position:absolute;margin-left:174.65pt;margin-top:.7pt;width:80.05pt;height:22.65pt;z-index:251648000;visibility:visible;mso-wrap-style:square;mso-wrap-distance-left:9pt;mso-wrap-distance-top:0;mso-wrap-distance-right:9pt;mso-wrap-distance-bottom:0;mso-position-horizontal:absolute;mso-position-horizontal-relative:text;mso-position-vertical:absolute;mso-position-vertical-relative:text" o:gfxdata="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" strokecolor="#4472c4 [3204]" strokeweight=".5pt">
+              <v:shape id="直接箭头连接符 1" o:spid="_x0000_s1026" type="#_x0000_t32" style="position:absolute;margin-left:174.65pt;margin-top:.7pt;width:80.05pt;height:22.65pt;z-index:251634688;visibility:visible;mso-wrap-style:square;mso-wrap-distance-left:9pt;mso-wrap-distance-top:0;mso-wrap-distance-right:9pt;mso-wrap-distance-bottom:0;mso-position-horizontal:absolute;mso-position-horizontal-relative:text;mso-position-vertical:absolute;mso-position-vertical-relative:text" o:gfxdata="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" strokecolor="#4472c4 [3204]" strokeweight=".5pt">
                 <v:stroke endarrow="block" joinstyle="miter"/>
               </v:shape>
             </w:pict>
@@ -506,7 +507,7 @@
         <mc:AlternateContent>
           <mc:Choice Requires="wpg">
             <w:drawing>
-              <wp:anchor distT="0" distB="0" distL="114300" distR="114300" simplePos="0" relativeHeight="251652096" behindDoc="0" locked="0" layoutInCell="1" allowOverlap="1">
+              <wp:anchor distT="0" distB="0" distL="114300" distR="114300" simplePos="0" relativeHeight="251638784" behindDoc="0" locked="0" layoutInCell="1" allowOverlap="1" wp14:anchorId="37EDF052" wp14:editId="69D64DB8">
                 <wp:simplePos x="0" y="0"/>
                 <wp:positionH relativeFrom="margin">
                   <wp:align>center</wp:align>
@@ -601,7 +602,7 @@
           </mc:Choice>
           <mc:Fallback>
             <w:pict>
-              <v:group w14:anchorId="0C0731DE" id="组合 4" o:spid="_x0000_s1026" style="position:absolute;margin-left:0;margin-top:3.6pt;width:80.2pt;height:66.05pt;z-index:251652096;mso-position-horizontal:center;mso-position-horizontal-relative:margin" coordsize="10187,8390" o:gfxdata="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">
+              <v:group w14:anchorId="4B80F689" id="组合 4" o:spid="_x0000_s1026" style="position:absolute;margin-left:0;margin-top:3.6pt;width:80.2pt;height:66.05pt;z-index:251638784;mso-position-horizontal:center;mso-position-horizontal-relative:margin" coordsize="10187,8390" o:gfxdata="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">
                 <v:shape id="直接箭头连接符 2" o:spid="_x0000_s1027" type="#_x0000_t32" style="position:absolute;left:27;top:5513;width:10160;height:2877;visibility:visible;mso-wrap-style:square" o:connectortype="straight" o:gfxdata="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" strokecolor="#4472c4 [3204]" strokeweight=".5pt">
                   <v:stroke endarrow="block" joinstyle="miter"/>
                 </v:shape>
@@ -646,7 +647,7 @@
         <mc:AlternateContent>
           <mc:Choice Requires="wpg">
             <w:drawing>
-              <wp:anchor distT="0" distB="0" distL="114300" distR="114300" simplePos="0" relativeHeight="251656192" behindDoc="0" locked="0" layoutInCell="1" allowOverlap="1">
+              <wp:anchor distT="0" distB="0" distL="114300" distR="114300" simplePos="0" relativeHeight="251642880" behindDoc="0" locked="0" layoutInCell="1" allowOverlap="1" wp14:anchorId="4F217FB3" wp14:editId="5D70709F">
                 <wp:simplePos x="0" y="0"/>
                 <wp:positionH relativeFrom="column">
                   <wp:posOffset>1810040</wp:posOffset>
@@ -784,7 +785,7 @@
           </mc:Choice>
           <mc:Fallback>
             <w:pict>
-              <v:group w14:anchorId="7A2EA55E" id="组合 9" o:spid="_x0000_s1026" style="position:absolute;margin-left:142.5pt;margin-top:21.2pt;width:112.1pt;height:72.65pt;z-index:251656192" coordsize="14234,9228" o:gfxdata="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">
+              <v:group w14:anchorId="5841E571" id="组合 9" o:spid="_x0000_s1026" style="position:absolute;margin-left:142.5pt;margin-top:21.2pt;width:112.1pt;height:72.65pt;z-index:251642880" coordsize="14234,9228" o:gfxdata="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">
                 <v:group id="组合 5" o:spid="_x0000_s1027" style="position:absolute;left:4047;width:10187;height:8390" coordsize="10187,8390" o:gfxdata="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">
                   <v:shape id="直接箭头连接符 6" o:spid="_x0000_s1028" type="#_x0000_t32" style="position:absolute;left:27;top:5513;width:10160;height:2877;visibility:visible;mso-wrap-style:square" o:connectortype="straight" o:gfxdata="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" strokecolor="#4472c4 [3204]" strokeweight=".5pt">
                     <v:stroke endarrow="block" joinstyle="miter"/>
@@ -882,7 +883,6 @@
         <w:rPr>
           <w:rFonts w:hint="eastAsia"/>
         </w:rPr>
-        <w:lastRenderedPageBreak/>
         <w:t>虚数单位的相反数在虚数单位方向的</w:t>
       </w:r>
       <w:r>
@@ -948,10 +948,11 @@
         <w:rPr>
           <w:noProof/>
         </w:rPr>
+        <w:lastRenderedPageBreak/>
         <mc:AlternateContent>
           <mc:Choice Requires="wpg">
             <w:drawing>
-              <wp:anchor distT="0" distB="0" distL="114300" distR="114300" simplePos="0" relativeHeight="251664384" behindDoc="0" locked="0" layoutInCell="1" allowOverlap="1">
+              <wp:anchor distT="0" distB="0" distL="114300" distR="114300" simplePos="0" relativeHeight="251651072" behindDoc="0" locked="0" layoutInCell="1" allowOverlap="1" wp14:anchorId="792F4951" wp14:editId="3D9D695D">
                 <wp:simplePos x="0" y="0"/>
                 <wp:positionH relativeFrom="column">
                   <wp:posOffset>1684421</wp:posOffset>
@@ -1218,7 +1219,7 @@
           </mc:Choice>
           <mc:Fallback>
             <w:pict>
-              <v:group w14:anchorId="2FEB99C6" id="组合 20" o:spid="_x0000_s1026" style="position:absolute;margin-left:132.65pt;margin-top:1.35pt;width:125.05pt;height:95.85pt;z-index:251664384" coordsize="15879,12172" o:gfxdata="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">
+              <v:group w14:anchorId="119430AE" id="组合 20" o:spid="_x0000_s1026" style="position:absolute;margin-left:132.65pt;margin-top:1.35pt;width:125.05pt;height:95.85pt;z-index:251651072" coordsize="15879,12172" o:gfxdata="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">
                 <v:group id="组合 18" o:spid="_x0000_s1027" style="position:absolute;left:1644;width:14235;height:12172" coordsize="14234,12172" o:gfxdata="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">
                   <v:group id="组合 16" o:spid="_x0000_s1028" style="position:absolute;width:14234;height:12172" coordsize="14234,12172" o:gfxdata="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">
                     <v:group id="组合 10" o:spid="_x0000_s1029" style="position:absolute;width:14234;height:9228" coordsize="14234,9228" o:gfxdata="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">
@@ -1647,7 +1648,7 @@
         <mc:AlternateContent>
           <mc:Choice Requires="wpg">
             <w:drawing>
-              <wp:anchor distT="0" distB="0" distL="114300" distR="114300" simplePos="0" relativeHeight="251669504" behindDoc="0" locked="0" layoutInCell="1" allowOverlap="1">
+              <wp:anchor distT="0" distB="0" distL="114300" distR="114300" simplePos="0" relativeHeight="251656192" behindDoc="0" locked="0" layoutInCell="1" allowOverlap="1" wp14:anchorId="346CBB03" wp14:editId="5ADFFA50">
                 <wp:simplePos x="0" y="0"/>
                 <wp:positionH relativeFrom="column">
                   <wp:posOffset>1623408</wp:posOffset>
@@ -2068,7 +2069,7 @@
           </mc:Choice>
           <mc:Fallback>
             <w:pict>
-              <v:group w14:anchorId="67F83D4B" id="组合 35" o:spid="_x0000_s1026" style="position:absolute;margin-left:127.85pt;margin-top:14.3pt;width:125.05pt;height:115.85pt;z-index:251669504" coordsize="15879,14710" o:gfxdata="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">
+              <v:group w14:anchorId="581309AE" id="组合 35" o:spid="_x0000_s1026" style="position:absolute;margin-left:127.85pt;margin-top:14.3pt;width:125.05pt;height:115.85pt;z-index:251656192" coordsize="15879,14710" o:gfxdata="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">
                 <v:group id="组合 21" o:spid="_x0000_s1027" style="position:absolute;top:1680;width:15879;height:12172" coordsize="15879,12172" o:gfxdata="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">
                   <v:group id="组合 22" o:spid="_x0000_s1028" style="position:absolute;left:1644;width:14235;height:12172" coordsize="14234,12172" o:gfxdata="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">
                     <v:group id="组合 23" o:spid="_x0000_s1029" style="position:absolute;width:14234;height:12172" coordsize="14234,12172" o:gfxdata="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">
@@ -2155,6 +2156,9 @@
       </w:r>
       <m:oMath>
         <m:r>
+          <m:rPr>
+            <m:sty m:val="p"/>
+          </m:rPr>
           <w:rPr>
             <w:rFonts w:ascii="Cambria Math" w:hAnsi="Cambria Math" w:hint="eastAsia"/>
           </w:rPr>
@@ -2462,7 +2466,6 @@
             <w:rPr>
               <w:rFonts w:ascii="Cambria Math" w:hAnsi="Cambria Math" w:hint="eastAsia"/>
             </w:rPr>
-            <w:lastRenderedPageBreak/>
             <m:t>S</m:t>
           </m:r>
           <m:r>
@@ -2566,6 +2569,7 @@
         <w:rPr>
           <w:rFonts w:hint="eastAsia"/>
         </w:rPr>
+        <w:lastRenderedPageBreak/>
         <w:t>不难看出这个序列的间隔是不均匀的，不是等差也不是等比，是相邻两项具有</w:t>
       </w:r>
       <w:r>
@@ -2685,13 +2689,7 @@
                     <w:rPr>
                       <w:rFonts w:ascii="Cambria Math" w:hAnsi="Cambria Math"/>
                     </w:rPr>
-                    <m:t>-</m:t>
-                  </m:r>
-                  <m:r>
-                    <w:rPr>
-                      <w:rFonts w:ascii="Cambria Math" w:hAnsi="Cambria Math"/>
-                    </w:rPr>
-                    <m:t>i</m:t>
+                    <m:t>-i</m:t>
                   </m:r>
                 </m:den>
               </m:f>
@@ -3484,9 +3482,6 @@
         <w:tabs>
           <w:tab w:val="left" w:pos="2851"/>
         </w:tabs>
-        <w:rPr>
-          <w:rFonts w:hint="eastAsia"/>
-        </w:rPr>
       </w:pPr>
       <m:oMathPara>
         <m:oMath>
@@ -3534,13 +3529,7 @@
                     <w:rPr>
                       <w:rFonts w:ascii="Cambria Math" w:hAnsi="Cambria Math"/>
                     </w:rPr>
-                    <m:t>0+1-2-3-2-</m:t>
-                  </m:r>
-                  <m:r>
-                    <w:rPr>
-                      <w:rFonts w:ascii="Cambria Math" w:hAnsi="Cambria Math"/>
-                    </w:rPr>
-                    <m:t>2</m:t>
+                    <m:t>0+1-2-3-2-2</m:t>
                   </m:r>
                 </m:sup>
               </m:sSup>
@@ -3744,13 +3733,7 @@
                     <w:rPr>
                       <w:rFonts w:ascii="Cambria Math" w:hAnsi="Cambria Math"/>
                     </w:rPr>
-                    <m:t>-</m:t>
-                  </m:r>
-                  <m:r>
-                    <w:rPr>
-                      <w:rFonts w:ascii="Cambria Math" w:hAnsi="Cambria Math"/>
-                    </w:rPr>
-                    <m:t>8</m:t>
+                    <m:t>-8</m:t>
                   </m:r>
                 </m:sup>
               </m:sSup>
@@ -4000,25 +3983,7 @@
                 <w:rPr>
                   <w:rFonts w:ascii="Cambria Math" w:hAnsi="Cambria Math"/>
                 </w:rPr>
-                <m:t>-</m:t>
-              </m:r>
-              <m:r>
-                <w:rPr>
-                  <w:rFonts w:ascii="Cambria Math" w:hAnsi="Cambria Math"/>
-                </w:rPr>
-                <m:t>8</m:t>
-              </m:r>
-              <m:r>
-                <w:rPr>
-                  <w:rFonts w:ascii="Cambria Math" w:hAnsi="Cambria Math"/>
-                </w:rPr>
-                <m:t>+</m:t>
-              </m:r>
-              <m:r>
-                <w:rPr>
-                  <w:rFonts w:ascii="Cambria Math" w:hAnsi="Cambria Math"/>
-                </w:rPr>
-                <m:t>8</m:t>
+                <m:t>-8+8</m:t>
               </m:r>
             </m:sup>
           </m:sSup>
@@ -4030,9 +3995,6 @@
         <w:tabs>
           <w:tab w:val="left" w:pos="2851"/>
         </w:tabs>
-        <w:rPr>
-          <w:rFonts w:hint="eastAsia"/>
-        </w:rPr>
       </w:pPr>
       <m:oMathPara>
         <m:oMath>
@@ -4080,25 +4042,7 @@
                     <w:rPr>
                       <w:rFonts w:ascii="Cambria Math" w:hAnsi="Cambria Math"/>
                     </w:rPr>
-                    <m:t>-</m:t>
-                  </m:r>
-                  <m:r>
-                    <w:rPr>
-                      <w:rFonts w:ascii="Cambria Math" w:hAnsi="Cambria Math"/>
-                    </w:rPr>
-                    <m:t>8</m:t>
-                  </m:r>
-                  <m:r>
-                    <w:rPr>
-                      <w:rFonts w:ascii="Cambria Math" w:hAnsi="Cambria Math"/>
-                    </w:rPr>
-                    <m:t>+</m:t>
-                  </m:r>
-                  <m:r>
-                    <w:rPr>
-                      <w:rFonts w:ascii="Cambria Math" w:hAnsi="Cambria Math"/>
-                    </w:rPr>
-                    <m:t>8</m:t>
+                    <m:t>-8+8</m:t>
                   </m:r>
                 </m:sup>
               </m:sSup>
@@ -4130,13 +4074,7 @@
                     <w:rPr>
                       <w:rFonts w:ascii="Cambria Math" w:hAnsi="Cambria Math"/>
                     </w:rPr>
-                    <m:t>-6+</m:t>
-                  </m:r>
-                  <m:r>
-                    <w:rPr>
-                      <w:rFonts w:ascii="Cambria Math" w:hAnsi="Cambria Math"/>
-                    </w:rPr>
-                    <m:t>8</m:t>
+                    <m:t>-6+8</m:t>
                   </m:r>
                 </m:sup>
               </m:sSup>
@@ -4168,13 +4106,7 @@
                     <w:rPr>
                       <w:rFonts w:ascii="Cambria Math" w:hAnsi="Cambria Math"/>
                     </w:rPr>
-                    <m:t>-4+</m:t>
-                  </m:r>
-                  <m:r>
-                    <w:rPr>
-                      <w:rFonts w:ascii="Cambria Math" w:hAnsi="Cambria Math"/>
-                    </w:rPr>
-                    <m:t>8</m:t>
+                    <m:t>-4+8</m:t>
                   </m:r>
                 </m:sup>
               </m:sSup>
@@ -4206,13 +4138,7 @@
                     <w:rPr>
                       <w:rFonts w:ascii="Cambria Math" w:hAnsi="Cambria Math"/>
                     </w:rPr>
-                    <m:t>-1+</m:t>
-                  </m:r>
-                  <m:r>
-                    <w:rPr>
-                      <w:rFonts w:ascii="Cambria Math" w:hAnsi="Cambria Math"/>
-                    </w:rPr>
-                    <m:t>8</m:t>
+                    <m:t>-1+8</m:t>
                   </m:r>
                 </m:sup>
               </m:sSup>
@@ -4244,13 +4170,7 @@
                     <w:rPr>
                       <w:rFonts w:ascii="Cambria Math" w:hAnsi="Cambria Math"/>
                     </w:rPr>
-                    <m:t>1+</m:t>
-                  </m:r>
-                  <m:r>
-                    <w:rPr>
-                      <w:rFonts w:ascii="Cambria Math" w:hAnsi="Cambria Math"/>
-                    </w:rPr>
-                    <m:t>8</m:t>
+                    <m:t>1+8</m:t>
                   </m:r>
                 </m:sup>
               </m:sSup>
@@ -4282,13 +4202,7 @@
                     <w:rPr>
                       <w:rFonts w:ascii="Cambria Math" w:hAnsi="Cambria Math"/>
                     </w:rPr>
-                    <m:t>0+</m:t>
-                  </m:r>
-                  <m:r>
-                    <w:rPr>
-                      <w:rFonts w:ascii="Cambria Math" w:hAnsi="Cambria Math"/>
-                    </w:rPr>
-                    <m:t>8</m:t>
+                    <m:t>0+8</m:t>
                   </m:r>
                 </m:sup>
               </m:sSup>
@@ -5063,9 +4977,6 @@
         <w:tabs>
           <w:tab w:val="left" w:pos="2851"/>
         </w:tabs>
-        <w:rPr>
-          <w:rFonts w:hint="eastAsia"/>
-        </w:rPr>
       </w:pPr>
       <w:r>
         <w:rPr>
@@ -5090,7 +5001,7 @@
         <mc:AlternateContent>
           <mc:Choice Requires="wpg">
             <w:drawing>
-              <wp:anchor distT="0" distB="0" distL="114300" distR="114300" simplePos="0" relativeHeight="251671552" behindDoc="0" locked="0" layoutInCell="1" allowOverlap="1" wp14:anchorId="4B7CFC39" wp14:editId="14E4F831">
+              <wp:anchor distT="0" distB="0" distL="114300" distR="114300" simplePos="0" relativeHeight="251658240" behindDoc="0" locked="0" layoutInCell="1" allowOverlap="1" wp14:anchorId="4B7CFC39" wp14:editId="5D92AD9F">
                 <wp:simplePos x="0" y="0"/>
                 <wp:positionH relativeFrom="column">
                   <wp:posOffset>1717401</wp:posOffset>
@@ -5511,7 +5422,7 @@
           </mc:Choice>
           <mc:Fallback>
             <w:pict>
-              <v:group w14:anchorId="31FD50D5" id="组合 36" o:spid="_x0000_s1026" style="position:absolute;margin-left:135.25pt;margin-top:.45pt;width:125.05pt;height:115.85pt;z-index:251671552" coordsize="15879,14710" o:gfxdata="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">
+              <v:group w14:anchorId="3B5E7E03" id="组合 36" o:spid="_x0000_s1026" style="position:absolute;margin-left:135.25pt;margin-top:.45pt;width:125.05pt;height:115.85pt;z-index:251658240" coordsize="15879,14710" o:gfxdata="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">
                 <v:group id="组合 37" o:spid="_x0000_s1027" style="position:absolute;top:1680;width:15879;height:12172" coordsize="15879,12172" o:gfxdata="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">
                   <v:group id="组合 38" o:spid="_x0000_s1028" style="position:absolute;left:1644;width:14235;height:12172" coordsize="14234,12172" o:gfxdata="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">
                     <v:group id="组合 39" o:spid="_x0000_s1029" style="position:absolute;width:14234;height:12172" coordsize="14234,12172" o:gfxdata="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">
@@ -5592,6 +5503,9 @@
       </w:r>
       <m:oMath>
         <m:r>
+          <m:rPr>
+            <m:sty m:val="p"/>
+          </m:rPr>
           <w:rPr>
             <w:rFonts w:ascii="Cambria Math" w:hAnsi="Cambria Math" w:hint="eastAsia"/>
           </w:rPr>
@@ -5904,7 +5818,6 @@
         <w:rPr>
           <w:rFonts w:hint="eastAsia"/>
         </w:rPr>
-        <w:lastRenderedPageBreak/>
         <w:t>也就是说，若只考虑更高</w:t>
       </w:r>
       <w:proofErr w:type="gramStart"/>
@@ -5972,13 +5885,7 @@
                 <w:rPr>
                   <w:rFonts w:ascii="Cambria Math" w:hAnsi="Cambria Math"/>
                 </w:rPr>
-                <m:t>1</m:t>
-              </m:r>
-              <m:r>
-                <w:rPr>
-                  <w:rFonts w:ascii="Cambria Math" w:hAnsi="Cambria Math"/>
-                </w:rPr>
-                <m:t>0</m:t>
+                <m:t>10</m:t>
               </m:r>
             </m:sup>
           </m:sSup>
@@ -6020,13 +5927,7 @@
                     <w:rPr>
                       <w:rFonts w:ascii="Cambria Math" w:hAnsi="Cambria Math"/>
                     </w:rPr>
-                    <m:t>0+1</m:t>
-                  </m:r>
-                  <m:r>
-                    <w:rPr>
-                      <w:rFonts w:ascii="Cambria Math" w:hAnsi="Cambria Math"/>
-                    </w:rPr>
-                    <m:t>0</m:t>
+                    <m:t>0+10</m:t>
                   </m:r>
                 </m:sup>
               </m:sSup>
@@ -6058,19 +5959,7 @@
                     <w:rPr>
                       <w:rFonts w:ascii="Cambria Math" w:hAnsi="Cambria Math"/>
                     </w:rPr>
-                    <m:t>2</m:t>
-                  </m:r>
-                  <m:r>
-                    <w:rPr>
-                      <w:rFonts w:ascii="Cambria Math" w:hAnsi="Cambria Math"/>
-                    </w:rPr>
-                    <m:t>+1</m:t>
-                  </m:r>
-                  <m:r>
-                    <w:rPr>
-                      <w:rFonts w:ascii="Cambria Math" w:hAnsi="Cambria Math"/>
-                    </w:rPr>
-                    <m:t>0</m:t>
+                    <m:t>2+10</m:t>
                   </m:r>
                 </m:sup>
               </m:sSup>
@@ -6102,19 +5991,7 @@
                     <w:rPr>
                       <w:rFonts w:ascii="Cambria Math" w:hAnsi="Cambria Math"/>
                     </w:rPr>
-                    <m:t>4</m:t>
-                  </m:r>
-                  <m:r>
-                    <w:rPr>
-                      <w:rFonts w:ascii="Cambria Math" w:hAnsi="Cambria Math"/>
-                    </w:rPr>
-                    <m:t>+1</m:t>
-                  </m:r>
-                  <m:r>
-                    <w:rPr>
-                      <w:rFonts w:ascii="Cambria Math" w:hAnsi="Cambria Math"/>
-                    </w:rPr>
-                    <m:t>0</m:t>
+                    <m:t>4+10</m:t>
                   </m:r>
                 </m:sup>
               </m:sSup>
@@ -6146,19 +6023,7 @@
                     <w:rPr>
                       <w:rFonts w:ascii="Cambria Math" w:hAnsi="Cambria Math"/>
                     </w:rPr>
-                    <m:t>7</m:t>
-                  </m:r>
-                  <m:r>
-                    <w:rPr>
-                      <w:rFonts w:ascii="Cambria Math" w:hAnsi="Cambria Math"/>
-                    </w:rPr>
-                    <m:t>+1</m:t>
-                  </m:r>
-                  <m:r>
-                    <w:rPr>
-                      <w:rFonts w:ascii="Cambria Math" w:hAnsi="Cambria Math"/>
-                    </w:rPr>
-                    <m:t>0</m:t>
+                    <m:t>7+10</m:t>
                   </m:r>
                 </m:sup>
               </m:sSup>
@@ -6190,19 +6055,7 @@
                     <w:rPr>
                       <w:rFonts w:ascii="Cambria Math" w:hAnsi="Cambria Math"/>
                     </w:rPr>
-                    <m:t>9</m:t>
-                  </m:r>
-                  <m:r>
-                    <w:rPr>
-                      <w:rFonts w:ascii="Cambria Math" w:hAnsi="Cambria Math"/>
-                    </w:rPr>
-                    <m:t>+1</m:t>
-                  </m:r>
-                  <m:r>
-                    <w:rPr>
-                      <w:rFonts w:ascii="Cambria Math" w:hAnsi="Cambria Math"/>
-                    </w:rPr>
-                    <m:t>0</m:t>
+                    <m:t>9+10</m:t>
                   </m:r>
                 </m:sup>
               </m:sSup>
@@ -6234,19 +6087,7 @@
                     <w:rPr>
                       <w:rFonts w:ascii="Cambria Math" w:hAnsi="Cambria Math"/>
                     </w:rPr>
-                    <m:t>8</m:t>
-                  </m:r>
-                  <m:r>
-                    <w:rPr>
-                      <w:rFonts w:ascii="Cambria Math" w:hAnsi="Cambria Math"/>
-                    </w:rPr>
-                    <m:t>+1</m:t>
-                  </m:r>
-                  <m:r>
-                    <w:rPr>
-                      <w:rFonts w:ascii="Cambria Math" w:hAnsi="Cambria Math"/>
-                    </w:rPr>
-                    <m:t>0</m:t>
+                    <m:t>8+10</m:t>
                   </m:r>
                 </m:sup>
               </m:sSup>
@@ -6290,13 +6131,7 @@
                     <w:rPr>
                       <w:rFonts w:ascii="Cambria Math" w:hAnsi="Cambria Math"/>
                     </w:rPr>
-                    <m:t>1</m:t>
-                  </m:r>
-                  <m:r>
-                    <w:rPr>
-                      <w:rFonts w:ascii="Cambria Math" w:hAnsi="Cambria Math"/>
-                    </w:rPr>
-                    <m:t>0</m:t>
+                    <m:t>10</m:t>
                   </m:r>
                 </m:sup>
               </m:sSup>
@@ -6328,13 +6163,7 @@
                     <w:rPr>
                       <w:rFonts w:ascii="Cambria Math" w:hAnsi="Cambria Math"/>
                     </w:rPr>
-                    <m:t>1</m:t>
-                  </m:r>
-                  <m:r>
-                    <w:rPr>
-                      <w:rFonts w:ascii="Cambria Math" w:hAnsi="Cambria Math"/>
-                    </w:rPr>
-                    <m:t>2</m:t>
+                    <m:t>12</m:t>
                   </m:r>
                 </m:sup>
               </m:sSup>
@@ -6366,13 +6195,7 @@
                     <w:rPr>
                       <w:rFonts w:ascii="Cambria Math" w:hAnsi="Cambria Math"/>
                     </w:rPr>
-                    <m:t>1</m:t>
-                  </m:r>
-                  <m:r>
-                    <w:rPr>
-                      <w:rFonts w:ascii="Cambria Math" w:hAnsi="Cambria Math"/>
-                    </w:rPr>
-                    <m:t>4</m:t>
+                    <m:t>14</m:t>
                   </m:r>
                 </m:sup>
               </m:sSup>
@@ -6404,13 +6227,7 @@
                     <w:rPr>
                       <w:rFonts w:ascii="Cambria Math" w:hAnsi="Cambria Math"/>
                     </w:rPr>
-                    <m:t>1</m:t>
-                  </m:r>
-                  <m:r>
-                    <w:rPr>
-                      <w:rFonts w:ascii="Cambria Math" w:hAnsi="Cambria Math"/>
-                    </w:rPr>
-                    <m:t>7</m:t>
+                    <m:t>17</m:t>
                   </m:r>
                 </m:sup>
               </m:sSup>
@@ -6493,6 +6310,7 @@
         <w:rPr>
           <w:rFonts w:hint="eastAsia"/>
         </w:rPr>
+        <w:lastRenderedPageBreak/>
         <w:t>或者更高</w:t>
       </w:r>
       <w:proofErr w:type="gramStart"/>
@@ -6566,13 +6384,7 @@
                 <w:rPr>
                   <w:rFonts w:ascii="Cambria Math" w:hAnsi="Cambria Math"/>
                 </w:rPr>
-                <m:t>-1</m:t>
-              </m:r>
-              <m:r>
-                <w:rPr>
-                  <w:rFonts w:ascii="Cambria Math" w:hAnsi="Cambria Math"/>
-                </w:rPr>
-                <m:t>0</m:t>
+                <m:t>-10</m:t>
               </m:r>
             </m:sup>
           </m:sSup>
@@ -6614,13 +6426,7 @@
                     <w:rPr>
                       <w:rFonts w:ascii="Cambria Math" w:hAnsi="Cambria Math"/>
                     </w:rPr>
-                    <m:t>0-1</m:t>
-                  </m:r>
-                  <m:r>
-                    <w:rPr>
-                      <w:rFonts w:ascii="Cambria Math" w:hAnsi="Cambria Math"/>
-                    </w:rPr>
-                    <m:t>0</m:t>
+                    <m:t>0-10</m:t>
                   </m:r>
                 </m:sup>
               </m:sSup>
@@ -6652,19 +6458,7 @@
                     <w:rPr>
                       <w:rFonts w:ascii="Cambria Math" w:hAnsi="Cambria Math"/>
                     </w:rPr>
-                    <m:t>2</m:t>
-                  </m:r>
-                  <m:r>
-                    <w:rPr>
-                      <w:rFonts w:ascii="Cambria Math" w:hAnsi="Cambria Math"/>
-                    </w:rPr>
-                    <m:t>-1</m:t>
-                  </m:r>
-                  <m:r>
-                    <w:rPr>
-                      <w:rFonts w:ascii="Cambria Math" w:hAnsi="Cambria Math"/>
-                    </w:rPr>
-                    <m:t>0</m:t>
+                    <m:t>2-10</m:t>
                   </m:r>
                 </m:sup>
               </m:sSup>
@@ -6696,19 +6490,7 @@
                     <w:rPr>
                       <w:rFonts w:ascii="Cambria Math" w:hAnsi="Cambria Math"/>
                     </w:rPr>
-                    <m:t>4</m:t>
-                  </m:r>
-                  <m:r>
-                    <w:rPr>
-                      <w:rFonts w:ascii="Cambria Math" w:hAnsi="Cambria Math"/>
-                    </w:rPr>
-                    <m:t>-1</m:t>
-                  </m:r>
-                  <m:r>
-                    <w:rPr>
-                      <w:rFonts w:ascii="Cambria Math" w:hAnsi="Cambria Math"/>
-                    </w:rPr>
-                    <m:t>0</m:t>
+                    <m:t>4-10</m:t>
                   </m:r>
                 </m:sup>
               </m:sSup>
@@ -6740,19 +6522,7 @@
                     <w:rPr>
                       <w:rFonts w:ascii="Cambria Math" w:hAnsi="Cambria Math"/>
                     </w:rPr>
-                    <m:t>7</m:t>
-                  </m:r>
-                  <m:r>
-                    <w:rPr>
-                      <w:rFonts w:ascii="Cambria Math" w:hAnsi="Cambria Math"/>
-                    </w:rPr>
-                    <m:t>-1</m:t>
-                  </m:r>
-                  <m:r>
-                    <w:rPr>
-                      <w:rFonts w:ascii="Cambria Math" w:hAnsi="Cambria Math"/>
-                    </w:rPr>
-                    <m:t>0</m:t>
+                    <m:t>7-10</m:t>
                   </m:r>
                 </m:sup>
               </m:sSup>
@@ -6784,19 +6554,7 @@
                     <w:rPr>
                       <w:rFonts w:ascii="Cambria Math" w:hAnsi="Cambria Math"/>
                     </w:rPr>
-                    <m:t>9</m:t>
-                  </m:r>
-                  <m:r>
-                    <w:rPr>
-                      <w:rFonts w:ascii="Cambria Math" w:hAnsi="Cambria Math"/>
-                    </w:rPr>
-                    <m:t>-1</m:t>
-                  </m:r>
-                  <m:r>
-                    <w:rPr>
-                      <w:rFonts w:ascii="Cambria Math" w:hAnsi="Cambria Math"/>
-                    </w:rPr>
-                    <m:t>0</m:t>
+                    <m:t>9-10</m:t>
                   </m:r>
                 </m:sup>
               </m:sSup>
@@ -6828,19 +6586,7 @@
                     <w:rPr>
                       <w:rFonts w:ascii="Cambria Math" w:hAnsi="Cambria Math"/>
                     </w:rPr>
-                    <m:t>8</m:t>
-                  </m:r>
-                  <m:r>
-                    <w:rPr>
-                      <w:rFonts w:ascii="Cambria Math" w:hAnsi="Cambria Math"/>
-                    </w:rPr>
-                    <m:t>-1</m:t>
-                  </m:r>
-                  <m:r>
-                    <w:rPr>
-                      <w:rFonts w:ascii="Cambria Math" w:hAnsi="Cambria Math"/>
-                    </w:rPr>
-                    <m:t>0</m:t>
+                    <m:t>8-10</m:t>
                   </m:r>
                 </m:sup>
               </m:sSup>
@@ -6884,13 +6630,7 @@
                     <w:rPr>
                       <w:rFonts w:ascii="Cambria Math" w:hAnsi="Cambria Math"/>
                     </w:rPr>
-                    <m:t>-1</m:t>
-                  </m:r>
-                  <m:r>
-                    <w:rPr>
-                      <w:rFonts w:ascii="Cambria Math" w:hAnsi="Cambria Math"/>
-                    </w:rPr>
-                    <m:t>0</m:t>
+                    <m:t>-10</m:t>
                   </m:r>
                 </m:sup>
               </m:sSup>
@@ -6922,13 +6662,7 @@
                     <w:rPr>
                       <w:rFonts w:ascii="Cambria Math" w:hAnsi="Cambria Math"/>
                     </w:rPr>
-                    <m:t>-</m:t>
-                  </m:r>
-                  <m:r>
-                    <w:rPr>
-                      <w:rFonts w:ascii="Cambria Math" w:hAnsi="Cambria Math"/>
-                    </w:rPr>
-                    <m:t>8</m:t>
+                    <m:t>-8</m:t>
                   </m:r>
                 </m:sup>
               </m:sSup>
@@ -6960,13 +6694,7 @@
                     <w:rPr>
                       <w:rFonts w:ascii="Cambria Math" w:hAnsi="Cambria Math"/>
                     </w:rPr>
-                    <m:t>-</m:t>
-                  </m:r>
-                  <m:r>
-                    <w:rPr>
-                      <w:rFonts w:ascii="Cambria Math" w:hAnsi="Cambria Math"/>
-                    </w:rPr>
-                    <m:t>6</m:t>
+                    <m:t>-6</m:t>
                   </m:r>
                 </m:sup>
               </m:sSup>
@@ -6998,13 +6726,7 @@
                     <w:rPr>
                       <w:rFonts w:ascii="Cambria Math" w:hAnsi="Cambria Math"/>
                     </w:rPr>
-                    <m:t>-</m:t>
-                  </m:r>
-                  <m:r>
-                    <w:rPr>
-                      <w:rFonts w:ascii="Cambria Math" w:hAnsi="Cambria Math"/>
-                    </w:rPr>
-                    <m:t>3</m:t>
+                    <m:t>-3</m:t>
                   </m:r>
                 </m:sup>
               </m:sSup>
@@ -7036,13 +6758,7 @@
                     <w:rPr>
                       <w:rFonts w:ascii="Cambria Math" w:hAnsi="Cambria Math"/>
                     </w:rPr>
-                    <m:t>-</m:t>
-                  </m:r>
-                  <m:r>
-                    <w:rPr>
-                      <w:rFonts w:ascii="Cambria Math" w:hAnsi="Cambria Math"/>
-                    </w:rPr>
-                    <m:t>1</m:t>
+                    <m:t>-1</m:t>
                   </m:r>
                 </m:sup>
               </m:sSup>
@@ -7232,13 +6948,7 @@
                     <w:rPr>
                       <w:rFonts w:ascii="Cambria Math" w:hAnsi="Cambria Math"/>
                     </w:rPr>
-                    <m:t>2</m:t>
-                  </m:r>
-                  <m:r>
-                    <w:rPr>
-                      <w:rFonts w:ascii="Cambria Math" w:hAnsi="Cambria Math"/>
-                    </w:rPr>
-                    <m:t>+1</m:t>
+                    <m:t>2+1</m:t>
                   </m:r>
                 </m:sup>
               </m:sSup>
@@ -7270,13 +6980,7 @@
                     <w:rPr>
                       <w:rFonts w:ascii="Cambria Math" w:hAnsi="Cambria Math"/>
                     </w:rPr>
-                    <m:t>4</m:t>
-                  </m:r>
-                  <m:r>
-                    <w:rPr>
-                      <w:rFonts w:ascii="Cambria Math" w:hAnsi="Cambria Math"/>
-                    </w:rPr>
-                    <m:t>+1</m:t>
+                    <m:t>4+1</m:t>
                   </m:r>
                 </m:sup>
               </m:sSup>
@@ -7308,13 +7012,7 @@
                     <w:rPr>
                       <w:rFonts w:ascii="Cambria Math" w:hAnsi="Cambria Math"/>
                     </w:rPr>
-                    <m:t>7</m:t>
-                  </m:r>
-                  <m:r>
-                    <w:rPr>
-                      <w:rFonts w:ascii="Cambria Math" w:hAnsi="Cambria Math"/>
-                    </w:rPr>
-                    <m:t>+1</m:t>
+                    <m:t>7+1</m:t>
                   </m:r>
                 </m:sup>
               </m:sSup>
@@ -7346,13 +7044,7 @@
                     <w:rPr>
                       <w:rFonts w:ascii="Cambria Math" w:hAnsi="Cambria Math"/>
                     </w:rPr>
-                    <m:t>9</m:t>
-                  </m:r>
-                  <m:r>
-                    <w:rPr>
-                      <w:rFonts w:ascii="Cambria Math" w:hAnsi="Cambria Math"/>
-                    </w:rPr>
-                    <m:t>+1</m:t>
+                    <m:t>9+1</m:t>
                   </m:r>
                 </m:sup>
               </m:sSup>
@@ -7384,13 +7076,7 @@
                     <w:rPr>
                       <w:rFonts w:ascii="Cambria Math" w:hAnsi="Cambria Math"/>
                     </w:rPr>
-                    <m:t>8</m:t>
-                  </m:r>
-                  <m:r>
-                    <w:rPr>
-                      <w:rFonts w:ascii="Cambria Math" w:hAnsi="Cambria Math"/>
-                    </w:rPr>
-                    <m:t>+1</m:t>
+                    <m:t>8+1</m:t>
                   </m:r>
                 </m:sup>
               </m:sSup>
@@ -7562,13 +7248,7 @@
                     <w:rPr>
                       <w:rFonts w:ascii="Cambria Math" w:hAnsi="Cambria Math"/>
                     </w:rPr>
-                    <m:t>1</m:t>
-                  </m:r>
-                  <m:r>
-                    <w:rPr>
-                      <w:rFonts w:ascii="Cambria Math" w:hAnsi="Cambria Math"/>
-                    </w:rPr>
-                    <m:t>0</m:t>
+                    <m:t>10</m:t>
                   </m:r>
                 </m:sup>
               </m:sSup>
@@ -7751,13 +7431,7 @@
                     <w:rPr>
                       <w:rFonts w:ascii="Cambria Math" w:hAnsi="Cambria Math"/>
                     </w:rPr>
-                    <m:t>2</m:t>
-                  </m:r>
-                  <m:r>
-                    <w:rPr>
-                      <w:rFonts w:ascii="Cambria Math" w:hAnsi="Cambria Math"/>
-                    </w:rPr>
-                    <m:t>-1</m:t>
+                    <m:t>2-1</m:t>
                   </m:r>
                 </m:sup>
               </m:sSup>
@@ -7789,13 +7463,7 @@
                     <w:rPr>
                       <w:rFonts w:ascii="Cambria Math" w:hAnsi="Cambria Math"/>
                     </w:rPr>
-                    <m:t>4</m:t>
-                  </m:r>
-                  <m:r>
-                    <w:rPr>
-                      <w:rFonts w:ascii="Cambria Math" w:hAnsi="Cambria Math"/>
-                    </w:rPr>
-                    <m:t>-1</m:t>
+                    <m:t>4-1</m:t>
                   </m:r>
                 </m:sup>
               </m:sSup>
@@ -7827,13 +7495,7 @@
                     <w:rPr>
                       <w:rFonts w:ascii="Cambria Math" w:hAnsi="Cambria Math"/>
                     </w:rPr>
-                    <m:t>7</m:t>
-                  </m:r>
-                  <m:r>
-                    <w:rPr>
-                      <w:rFonts w:ascii="Cambria Math" w:hAnsi="Cambria Math"/>
-                    </w:rPr>
-                    <m:t>-1</m:t>
+                    <m:t>7-1</m:t>
                   </m:r>
                 </m:sup>
               </m:sSup>
@@ -7865,13 +7527,7 @@
                     <w:rPr>
                       <w:rFonts w:ascii="Cambria Math" w:hAnsi="Cambria Math"/>
                     </w:rPr>
-                    <m:t>9</m:t>
-                  </m:r>
-                  <m:r>
-                    <w:rPr>
-                      <w:rFonts w:ascii="Cambria Math" w:hAnsi="Cambria Math"/>
-                    </w:rPr>
-                    <m:t>-1</m:t>
+                    <m:t>9-1</m:t>
                   </m:r>
                 </m:sup>
               </m:sSup>
@@ -7903,13 +7559,7 @@
                     <w:rPr>
                       <w:rFonts w:ascii="Cambria Math" w:hAnsi="Cambria Math"/>
                     </w:rPr>
-                    <m:t>8</m:t>
-                  </m:r>
-                  <m:r>
-                    <w:rPr>
-                      <w:rFonts w:ascii="Cambria Math" w:hAnsi="Cambria Math"/>
-                    </w:rPr>
-                    <m:t>-1</m:t>
+                    <m:t>8-1</m:t>
                   </m:r>
                 </m:sup>
               </m:sSup>
@@ -8167,13 +7817,7 @@
           <w:rPr>
             <w:rFonts w:ascii="Cambria Math" w:hAnsi="Cambria Math"/>
           </w:rPr>
-          <m:t>±1</m:t>
-        </m:r>
-        <m:r>
-          <w:rPr>
-            <w:rFonts w:ascii="Cambria Math" w:hAnsi="Cambria Math"/>
-          </w:rPr>
-          <m:t>0</m:t>
+          <m:t>±10</m:t>
         </m:r>
       </m:oMath>
       <w:r>
@@ -8435,6 +8079,9 @@
         <w:tabs>
           <w:tab w:val="left" w:pos="2851"/>
         </w:tabs>
+        <w:rPr>
+          <w:rFonts w:hint="eastAsia"/>
+        </w:rPr>
       </w:pPr>
       <w:r>
         <w:rPr>
@@ -8492,33 +8139,6 @@
         </w:rPr>
         <w:t>意味着垂直的方向），</w:t>
       </w:r>
-    </w:p>
-    <w:p>
-      <w:pPr>
-        <w:tabs>
-          <w:tab w:val="left" w:pos="2851"/>
-        </w:tabs>
-      </w:pPr>
-    </w:p>
-    <w:p>
-      <w:pPr>
-        <w:tabs>
-          <w:tab w:val="left" w:pos="2851"/>
-        </w:tabs>
-        <w:rPr>
-          <w:rFonts w:hint="eastAsia"/>
-        </w:rPr>
-      </w:pPr>
-    </w:p>
-    <w:p>
-      <w:pPr>
-        <w:tabs>
-          <w:tab w:val="left" w:pos="2851"/>
-        </w:tabs>
-        <w:rPr>
-          <w:rFonts w:hint="eastAsia"/>
-        </w:rPr>
-      </w:pPr>
     </w:p>
     <w:p>
       <w:pPr>
@@ -8531,11 +8151,10 @@
         <w:rPr>
           <w:noProof/>
         </w:rPr>
-        <w:lastRenderedPageBreak/>
         <mc:AlternateContent>
           <mc:Choice Requires="wpg">
             <w:drawing>
-              <wp:anchor distT="0" distB="0" distL="114300" distR="114300" simplePos="0" relativeHeight="251674624" behindDoc="0" locked="0" layoutInCell="1" allowOverlap="1">
+              <wp:anchor distT="0" distB="0" distL="114300" distR="114300" simplePos="0" relativeHeight="251661312" behindDoc="0" locked="0" layoutInCell="1" allowOverlap="1" wp14:anchorId="5BA9D76B" wp14:editId="5F1B8F71">
                 <wp:simplePos x="0" y="0"/>
                 <wp:positionH relativeFrom="column">
                   <wp:posOffset>1716241</wp:posOffset>
@@ -8802,7 +8421,7 @@
           </mc:Choice>
           <mc:Fallback>
             <w:pict>
-              <v:group w14:anchorId="1A0BEEB8" id="组合 51" o:spid="_x0000_s1026" style="position:absolute;margin-left:135.15pt;margin-top:13.6pt;width:125.05pt;height:95.85pt;z-index:251674624" coordsize="15879,12172" o:gfxdata="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">
+              <v:group w14:anchorId="71E7E39C" id="组合 51" o:spid="_x0000_s1026" style="position:absolute;margin-left:135.15pt;margin-top:13.6pt;width:125.05pt;height:95.85pt;z-index:251661312" coordsize="15879,12172" o:gfxdata="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">
                 <v:group id="组合 52" o:spid="_x0000_s1027" style="position:absolute;left:1644;width:14235;height:12172" coordsize="14234,12172" o:gfxdata="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">
                   <v:group id="组合 53" o:spid="_x0000_s1028" style="position:absolute;width:14234;height:12172" coordsize="14234,12172" o:gfxdata="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">
                     <v:group id="组合 54" o:spid="_x0000_s1029" style="position:absolute;width:14234;height:9228" coordsize="14234,9228" o:gfxdata="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">
@@ -8860,13 +8479,7 @@
               <w:rPr>
                 <w:rFonts w:ascii="Cambria Math" w:hAnsi="Cambria Math"/>
               </w:rPr>
-              <m:t>8</m:t>
-            </m:r>
-            <m:r>
-              <w:rPr>
-                <w:rFonts w:ascii="Cambria Math" w:hAnsi="Cambria Math"/>
-              </w:rPr>
-              <m:t>±2</m:t>
+              <m:t>8±2</m:t>
             </m:r>
           </m:sup>
         </m:sSup>
@@ -8879,6 +8492,9 @@
       </w:r>
       <m:oMath>
         <m:r>
+          <m:rPr>
+            <m:sty m:val="p"/>
+          </m:rPr>
           <w:rPr>
             <w:rFonts w:ascii="Cambria Math" w:hAnsi="Cambria Math" w:hint="eastAsia"/>
           </w:rPr>
@@ -8920,13 +8536,7 @@
               <w:rPr>
                 <w:rFonts w:ascii="Cambria Math" w:hAnsi="Cambria Math"/>
               </w:rPr>
-              <m:t>7</m:t>
-            </m:r>
-            <m:r>
-              <w:rPr>
-                <w:rFonts w:ascii="Cambria Math" w:hAnsi="Cambria Math"/>
-              </w:rPr>
-              <m:t>±2</m:t>
+              <m:t>7±2</m:t>
             </m:r>
           </m:sup>
         </m:sSup>
@@ -8957,13 +8567,7 @@
               <w:rPr>
                 <w:rFonts w:ascii="Cambria Math" w:hAnsi="Cambria Math"/>
               </w:rPr>
-              <m:t>2</m:t>
-            </m:r>
-            <m:r>
-              <w:rPr>
-                <w:rFonts w:ascii="Cambria Math" w:hAnsi="Cambria Math"/>
-              </w:rPr>
-              <m:t>±2</m:t>
+              <m:t>2±2</m:t>
             </m:r>
           </m:sup>
         </m:sSup>
@@ -9007,13 +8611,7 @@
               <w:rPr>
                 <w:rFonts w:ascii="Cambria Math" w:hAnsi="Cambria Math"/>
               </w:rPr>
-              <m:t>4</m:t>
-            </m:r>
-            <m:r>
-              <w:rPr>
-                <w:rFonts w:ascii="Cambria Math" w:hAnsi="Cambria Math"/>
-              </w:rPr>
-              <m:t>±2</m:t>
+              <m:t>4±2</m:t>
             </m:r>
           </m:sup>
         </m:sSup>
@@ -9045,13 +8643,7 @@
               <w:rPr>
                 <w:rFonts w:ascii="Cambria Math" w:hAnsi="Cambria Math"/>
               </w:rPr>
-              <m:t>9</m:t>
-            </m:r>
-            <m:r>
-              <w:rPr>
-                <w:rFonts w:ascii="Cambria Math" w:hAnsi="Cambria Math"/>
-              </w:rPr>
-              <m:t>±2</m:t>
+              <m:t>9±2</m:t>
             </m:r>
           </m:sup>
         </m:sSup>
@@ -9113,6 +8705,7 @@
         <w:rPr>
           <w:rFonts w:hint="eastAsia"/>
         </w:rPr>
+        <w:lastRenderedPageBreak/>
         <w:t>这时候得到的就是两种光子。若认为虚数单位指的是频率，则有</w:t>
       </w:r>
       <w:r>
@@ -9181,7 +8774,7 @@
         <mc:AlternateContent>
           <mc:Choice Requires="wpg">
             <w:drawing>
-              <wp:anchor distT="0" distB="0" distL="114300" distR="114300" simplePos="0" relativeHeight="251699200" behindDoc="0" locked="0" layoutInCell="1" allowOverlap="1" wp14:anchorId="65B860D0" wp14:editId="6D66F489">
+              <wp:anchor distT="0" distB="0" distL="114300" distR="114300" simplePos="0" relativeHeight="251685888" behindDoc="0" locked="0" layoutInCell="1" allowOverlap="1" wp14:anchorId="65B860D0" wp14:editId="35F572F7">
                 <wp:simplePos x="0" y="0"/>
                 <wp:positionH relativeFrom="column">
                   <wp:posOffset>1739695</wp:posOffset>
@@ -9448,7 +9041,7 @@
           </mc:Choice>
           <mc:Fallback>
             <w:pict>
-              <v:group w14:anchorId="3A3357B6" id="组合 158" o:spid="_x0000_s1026" style="position:absolute;margin-left:137pt;margin-top:3.25pt;width:125.05pt;height:95.85pt;z-index:251699200" coordsize="15879,12172" o:gfxdata="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">
+              <v:group w14:anchorId="23A64B22" id="组合 158" o:spid="_x0000_s1026" style="position:absolute;margin-left:137pt;margin-top:3.25pt;width:125.05pt;height:95.85pt;z-index:251685888" coordsize="15879,12172" o:gfxdata="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">
                 <v:group id="组合 159" o:spid="_x0000_s1027" style="position:absolute;left:1644;width:14235;height:12172" coordsize="14234,12172" o:gfxdata="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">
                   <v:group id="组合 160" o:spid="_x0000_s1028" style="position:absolute;width:14234;height:12172" coordsize="14234,12172" o:gfxdata="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">
                     <v:group id="组合 161" o:spid="_x0000_s1029" style="position:absolute;width:14234;height:9228" coordsize="14234,9228" o:gfxdata="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">
@@ -9519,6 +9112,9 @@
       </w:r>
       <m:oMath>
         <m:r>
+          <m:rPr>
+            <m:sty m:val="p"/>
+          </m:rPr>
           <w:rPr>
             <w:rFonts w:ascii="Cambria Math" w:hAnsi="Cambria Math" w:hint="eastAsia"/>
           </w:rPr>
@@ -9724,6 +9320,9 @@
         <w:tabs>
           <w:tab w:val="left" w:pos="2851"/>
         </w:tabs>
+        <w:rPr>
+          <w:rFonts w:hint="eastAsia"/>
+        </w:rPr>
       </w:pPr>
       <w:r>
         <w:rPr>
@@ -9731,16 +9330,18 @@
         </w:rPr>
         <w:t>考虑白光子，</w:t>
       </w:r>
-    </w:p>
-    <w:p>
-      <w:pPr>
-        <w:tabs>
-          <w:tab w:val="left" w:pos="2851"/>
-        </w:tabs>
-        <w:rPr>
-          <w:rFonts w:hint="eastAsia"/>
-        </w:rPr>
-      </w:pPr>
+      <w:r>
+        <w:rPr>
+          <w:rFonts w:hint="eastAsia"/>
+        </w:rPr>
+        <w:t>对比</w:t>
+      </w:r>
+      <w:r>
+        <w:rPr>
+          <w:rFonts w:hint="eastAsia"/>
+        </w:rPr>
+        <w:t>比电子，</w:t>
+      </w:r>
     </w:p>
     <w:p>
       <w:pPr>
@@ -9756,7 +9357,7 @@
         <mc:AlternateContent>
           <mc:Choice Requires="wpg">
             <w:drawing>
-              <wp:anchor distT="0" distB="0" distL="114300" distR="114300" simplePos="0" relativeHeight="251685888" behindDoc="0" locked="0" layoutInCell="1" allowOverlap="1">
+              <wp:anchor distT="0" distB="0" distL="114300" distR="114300" simplePos="0" relativeHeight="251672576" behindDoc="0" locked="0" layoutInCell="1" allowOverlap="1" wp14:anchorId="046393FD" wp14:editId="77586DF6">
                 <wp:simplePos x="0" y="0"/>
                 <wp:positionH relativeFrom="column">
                   <wp:posOffset>1716801</wp:posOffset>
@@ -10203,7 +9804,7 @@
           </mc:Choice>
           <mc:Fallback>
             <w:pict>
-              <v:group w14:anchorId="583EE1F1" id="组合 98" o:spid="_x0000_s1026" style="position:absolute;margin-left:135.2pt;margin-top:13.5pt;width:125.05pt;height:95.85pt;z-index:251685888" coordsize="15879,12172" o:gfxdata="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">
+              <v:group w14:anchorId="4DA57EDA" id="组合 98" o:spid="_x0000_s1026" style="position:absolute;margin-left:135.2pt;margin-top:13.5pt;width:125.05pt;height:95.85pt;z-index:251672576" coordsize="15879,12172" o:gfxdata="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">
                 <v:group id="组合 95" o:spid="_x0000_s1027" style="position:absolute;width:15879;height:12172" coordsize="15879,12172" o:gfxdata="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">
                   <v:group id="组合 65" o:spid="_x0000_s1028" style="position:absolute;width:15879;height:12172" coordsize="15879,12172" o:gfxdata="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">
                     <v:group id="组合 66" o:spid="_x0000_s1029" style="position:absolute;left:1644;width:14235;height:12172" coordsize="14234,12172" o:gfxdata="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">
@@ -10279,13 +9880,7 @@
               <w:rPr>
                 <w:rFonts w:ascii="Cambria Math" w:hAnsi="Cambria Math"/>
               </w:rPr>
-              <m:t>1</m:t>
-            </m:r>
-            <m:r>
-              <w:rPr>
-                <w:rFonts w:ascii="Cambria Math" w:hAnsi="Cambria Math"/>
-              </w:rPr>
-              <m:t>0</m:t>
+              <m:t>10</m:t>
             </m:r>
           </m:sup>
         </m:sSup>
@@ -10298,6 +9893,9 @@
       </w:r>
       <m:oMath>
         <m:r>
+          <m:rPr>
+            <m:sty m:val="p"/>
+          </m:rPr>
           <w:rPr>
             <w:rFonts w:ascii="Cambria Math" w:hAnsi="Cambria Math" w:hint="eastAsia"/>
           </w:rPr>
@@ -10320,7 +9918,7 @@
         <mc:AlternateContent>
           <mc:Choice Requires="wps">
             <w:drawing>
-              <wp:anchor distT="0" distB="0" distL="114300" distR="114300" simplePos="0" relativeHeight="251681792" behindDoc="0" locked="0" layoutInCell="1" allowOverlap="1">
+              <wp:anchor distT="0" distB="0" distL="114300" distR="114300" simplePos="0" relativeHeight="251668480" behindDoc="0" locked="0" layoutInCell="1" allowOverlap="1" wp14:anchorId="248A643B" wp14:editId="60FA2488">
                 <wp:simplePos x="0" y="0"/>
                 <wp:positionH relativeFrom="column">
                   <wp:posOffset>1956141</wp:posOffset>
@@ -10379,7 +9977,7 @@
           </mc:Choice>
           <mc:Fallback>
             <w:pict>
-              <v:line w14:anchorId="51B24F24" id="直接连接符 93" o:spid="_x0000_s1026" style="position:absolute;flip:y;z-index:251681792;visibility:visible;mso-wrap-style:square;mso-width-percent:0;mso-height-percent:0;mso-wrap-distance-left:9pt;mso-wrap-distance-top:0;mso-wrap-distance-right:9pt;mso-wrap-distance-bottom:0;mso-position-horizontal:absolute;mso-position-horizontal-relative:text;mso-position-vertical:absolute;mso-position-vertical-relative:text;mso-width-percent:0;mso-height-percent:0;mso-width-relative:margin;mso-height-relative:margin" from="154.05pt,12.6pt" to="190.9pt,154.55pt" o:gfxdata="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" strokecolor="#70ad47 [3209]" strokeweight="1.5pt">
+              <v:line w14:anchorId="5F7C7C77" id="直接连接符 93" o:spid="_x0000_s1026" style="position:absolute;flip:y;z-index:251668480;visibility:visible;mso-wrap-style:square;mso-width-percent:0;mso-height-percent:0;mso-wrap-distance-left:9pt;mso-wrap-distance-top:0;mso-wrap-distance-right:9pt;mso-wrap-distance-bottom:0;mso-position-horizontal:absolute;mso-position-horizontal-relative:text;mso-position-vertical:absolute;mso-position-vertical-relative:text;mso-width-percent:0;mso-height-percent:0;mso-width-relative:margin;mso-height-relative:margin" from="154.05pt,12.6pt" to="190.9pt,154.55pt" o:gfxdata="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" strokecolor="#70ad47 [3209]" strokeweight="1.5pt">
                 <v:stroke startarrow="block" endarrow="block" joinstyle="miter"/>
               </v:line>
             </w:pict>
@@ -10393,7 +9991,7 @@
         <mc:AlternateContent>
           <mc:Choice Requires="wps">
             <w:drawing>
-              <wp:anchor distT="0" distB="0" distL="114300" distR="114300" simplePos="0" relativeHeight="251680768" behindDoc="0" locked="0" layoutInCell="1" allowOverlap="1">
+              <wp:anchor distT="0" distB="0" distL="114300" distR="114300" simplePos="0" relativeHeight="251667456" behindDoc="0" locked="0" layoutInCell="1" allowOverlap="1" wp14:anchorId="20203E1B" wp14:editId="182BBCE4">
                 <wp:simplePos x="0" y="0"/>
                 <wp:positionH relativeFrom="column">
                   <wp:posOffset>1643380</wp:posOffset>
@@ -10446,7 +10044,7 @@
           </mc:Choice>
           <mc:Fallback>
             <w:pict>
-              <v:line w14:anchorId="1121A0EC" id="直接连接符 92" o:spid="_x0000_s1026" style="position:absolute;flip:x y;z-index:251680768;visibility:visible;mso-wrap-style:square;mso-wrap-distance-left:9pt;mso-wrap-distance-top:0;mso-wrap-distance-right:9pt;mso-wrap-distance-bottom:0;mso-position-horizontal:absolute;mso-position-horizontal-relative:text;mso-position-vertical:absolute;mso-position-vertical-relative:text" from="129.4pt,7.9pt" to="257.3pt,158.85pt" o:gfxdata="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" strokecolor="#ed7d31 [3205]" strokeweight="1.5pt">
+              <v:line w14:anchorId="6CB5C269" id="直接连接符 92" o:spid="_x0000_s1026" style="position:absolute;flip:x y;z-index:251667456;visibility:visible;mso-wrap-style:square;mso-wrap-distance-left:9pt;mso-wrap-distance-top:0;mso-wrap-distance-right:9pt;mso-wrap-distance-bottom:0;mso-position-horizontal:absolute;mso-position-horizontal-relative:text;mso-position-vertical:absolute;mso-position-vertical-relative:text" from="129.4pt,7.9pt" to="257.3pt,158.85pt" o:gfxdata="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" strokecolor="#ed7d31 [3205]" strokeweight="1.5pt">
                 <v:stroke startarrow="block" endarrow="block" joinstyle="miter"/>
               </v:line>
             </w:pict>
@@ -10586,13 +10184,7 @@
               <w:rPr>
                 <w:rFonts w:ascii="Cambria Math" w:hAnsi="Cambria Math"/>
               </w:rPr>
-              <m:t>1</m:t>
-            </m:r>
-            <m:r>
-              <w:rPr>
-                <w:rFonts w:ascii="Cambria Math" w:hAnsi="Cambria Math"/>
-              </w:rPr>
-              <m:t>1</m:t>
+              <m:t>11</m:t>
             </m:r>
           </m:sup>
         </m:sSup>
@@ -10611,7 +10203,7 @@
         <mc:AlternateContent>
           <mc:Choice Requires="wps">
             <w:drawing>
-              <wp:anchor distT="0" distB="0" distL="114300" distR="114300" simplePos="0" relativeHeight="251697152" behindDoc="0" locked="0" layoutInCell="1" allowOverlap="1">
+              <wp:anchor distT="0" distB="0" distL="114300" distR="114300" simplePos="0" relativeHeight="251683840" behindDoc="0" locked="0" layoutInCell="1" allowOverlap="1" wp14:anchorId="3ADF16AB" wp14:editId="3472DF83">
                 <wp:simplePos x="0" y="0"/>
                 <wp:positionH relativeFrom="column">
                   <wp:posOffset>2443514</wp:posOffset>
@@ -10670,7 +10262,7 @@
           </mc:Choice>
           <mc:Fallback>
             <w:pict>
-              <v:line w14:anchorId="18A09435" id="直接连接符 157" o:spid="_x0000_s1026" style="position:absolute;z-index:251697152;visibility:visible;mso-wrap-style:square;mso-width-percent:0;mso-height-percent:0;mso-wrap-distance-left:9pt;mso-wrap-distance-top:0;mso-wrap-distance-right:9pt;mso-wrap-distance-bottom:0;mso-position-horizontal:absolute;mso-position-horizontal-relative:text;mso-position-vertical:absolute;mso-position-vertical-relative:text;mso-width-percent:0;mso-height-percent:0;mso-width-relative:margin;mso-height-relative:margin" from="192.4pt,11.15pt" to="201.4pt,87.4pt" o:gfxdata="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" strokecolor="black [3200]" strokeweight="1.5pt">
+              <v:line w14:anchorId="1CFE0D8B" id="直接连接符 157" o:spid="_x0000_s1026" style="position:absolute;z-index:251683840;visibility:visible;mso-wrap-style:square;mso-width-percent:0;mso-height-percent:0;mso-wrap-distance-left:9pt;mso-wrap-distance-top:0;mso-wrap-distance-right:9pt;mso-wrap-distance-bottom:0;mso-position-horizontal:absolute;mso-position-horizontal-relative:text;mso-position-vertical:absolute;mso-position-vertical-relative:text;mso-width-percent:0;mso-height-percent:0;mso-width-relative:margin;mso-height-relative:margin" from="192.4pt,11.15pt" to="201.4pt,87.4pt" o:gfxdata="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" strokecolor="black [3200]" strokeweight="1.5pt">
                 <v:stroke startarrow="block" endarrow="block" joinstyle="miter"/>
               </v:line>
             </w:pict>
@@ -10738,7 +10330,7 @@
         <mc:AlternateContent>
           <mc:Choice Requires="wpg">
             <w:drawing>
-              <wp:anchor distT="0" distB="0" distL="114300" distR="114300" simplePos="0" relativeHeight="251679744" behindDoc="0" locked="0" layoutInCell="1" allowOverlap="1" wp14:anchorId="56888290" wp14:editId="4E05AC7F">
+              <wp:anchor distT="0" distB="0" distL="114300" distR="114300" simplePos="0" relativeHeight="251666432" behindDoc="0" locked="0" layoutInCell="1" allowOverlap="1" wp14:anchorId="56888290" wp14:editId="3F5AC45B">
                 <wp:simplePos x="0" y="0"/>
                 <wp:positionH relativeFrom="column">
                   <wp:posOffset>1680075</wp:posOffset>
@@ -11159,7 +10751,7 @@
           </mc:Choice>
           <mc:Fallback>
             <w:pict>
-              <v:group w14:anchorId="6F7F9B1D" id="组合 78" o:spid="_x0000_s1026" style="position:absolute;margin-left:132.3pt;margin-top:7.3pt;width:125.05pt;height:115.85pt;z-index:251679744" coordsize="15879,14710" o:gfxdata="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">
+              <v:group w14:anchorId="3060A288" id="组合 78" o:spid="_x0000_s1026" style="position:absolute;margin-left:132.3pt;margin-top:7.3pt;width:125.05pt;height:115.85pt;z-index:251666432" coordsize="15879,14710" o:gfxdata="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">
                 <v:group id="组合 79" o:spid="_x0000_s1027" style="position:absolute;top:1680;width:15879;height:12172" coordsize="15879,12172" o:gfxdata="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">
                   <v:group id="组合 80" o:spid="_x0000_s1028" style="position:absolute;left:1644;width:14235;height:12172" coordsize="14234,12172" o:gfxdata="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">
                     <v:group id="组合 81" o:spid="_x0000_s1029" style="position:absolute;width:14234;height:12172" coordsize="14234,12172" o:gfxdata="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">
@@ -11201,12 +10793,6 @@
           </mc:Fallback>
         </mc:AlternateContent>
       </w:r>
-      <w:r>
-        <w:rPr>
-          <w:rFonts w:hint="eastAsia"/>
-        </w:rPr>
-        <w:t>对比电子，</w:t>
-      </w:r>
     </w:p>
     <w:p>
       <w:pPr>
@@ -11456,7 +11042,6 @@
         <w:rPr>
           <w:rFonts w:hint="eastAsia"/>
         </w:rPr>
-        <w:lastRenderedPageBreak/>
         <w:t>只有</w:t>
       </w:r>
       <m:oMath>
@@ -11794,13 +11379,7 @@
               <w:rPr>
                 <w:rFonts w:ascii="Cambria Math" w:hAnsi="Cambria Math"/>
               </w:rPr>
-              <m:t>1</m:t>
-            </m:r>
-            <m:r>
-              <w:rPr>
-                <w:rFonts w:ascii="Cambria Math" w:hAnsi="Cambria Math"/>
-              </w:rPr>
-              <m:t>0</m:t>
+              <m:t>10</m:t>
             </m:r>
           </m:sup>
         </m:sSup>
@@ -11972,13 +11551,7 @@
               <w:rPr>
                 <w:rFonts w:ascii="Cambria Math" w:hAnsi="Cambria Math"/>
               </w:rPr>
-              <m:t>1</m:t>
-            </m:r>
-            <m:r>
-              <w:rPr>
-                <w:rFonts w:ascii="Cambria Math" w:hAnsi="Cambria Math"/>
-              </w:rPr>
-              <m:t>0</m:t>
+              <m:t>10</m:t>
             </m:r>
           </m:sup>
         </m:sSup>
@@ -12006,231 +11579,6 @@
           <w:rFonts w:hint="eastAsia"/>
         </w:rPr>
         <w:t>直行。</w:t>
-      </w:r>
-    </w:p>
-    <w:p>
-      <w:pPr>
-        <w:tabs>
-          <w:tab w:val="left" w:pos="2851"/>
-        </w:tabs>
-        <w:rPr>
-          <w:rFonts w:hint="eastAsia"/>
-        </w:rPr>
-      </w:pPr>
-      <w:r>
-        <w:rPr>
-          <w:rFonts w:hint="eastAsia"/>
-        </w:rPr>
-        <w:t>由此构成的三个维数和六个方向之间就是完全不对称的。比如</w:t>
-      </w:r>
-      <w:r>
-        <w:t>-1</w:t>
-      </w:r>
-      <w:r>
-        <w:rPr>
-          <w:rFonts w:hint="eastAsia"/>
-        </w:rPr>
-        <w:t>和</w:t>
-      </w:r>
-      <w:r>
-        <w:rPr>
-          <w:rFonts w:hint="eastAsia"/>
-        </w:rPr>
-        <w:t>+</w:t>
-      </w:r>
-      <w:r>
-        <w:t>1</w:t>
-      </w:r>
-      <w:r>
-        <w:rPr>
-          <w:rFonts w:hint="eastAsia"/>
-        </w:rPr>
-        <w:t>之间若</w:t>
-      </w:r>
-      <w:r>
-        <w:rPr>
-          <w:rFonts w:hint="eastAsia"/>
-        </w:rPr>
-        <w:t>+</w:t>
-      </w:r>
-      <w:r>
-        <w:t>1</w:t>
-      </w:r>
-      <w:r>
-        <w:rPr>
-          <w:rFonts w:hint="eastAsia"/>
-        </w:rPr>
-        <w:t>更大则它是</w:t>
-      </w:r>
-      <w:r>
-        <w:rPr>
-          <w:rFonts w:hint="eastAsia"/>
-        </w:rPr>
-        <w:t>-</w:t>
-      </w:r>
-      <w:r>
-        <w:t>1</w:t>
-      </w:r>
-      <w:r>
-        <w:rPr>
-          <w:rFonts w:hint="eastAsia"/>
-        </w:rPr>
-        <w:t>的</w:t>
-      </w:r>
-      <m:oMath>
-        <m:sSup>
-          <m:sSupPr>
-            <m:ctrlPr>
-              <w:rPr>
-                <w:rFonts w:ascii="Cambria Math" w:hAnsi="Cambria Math"/>
-                <w:i/>
-              </w:rPr>
-            </m:ctrlPr>
-          </m:sSupPr>
-          <m:e>
-            <m:r>
-              <w:rPr>
-                <w:rFonts w:ascii="Cambria Math" w:hAnsi="Cambria Math"/>
-              </w:rPr>
-              <m:t>i</m:t>
-            </m:r>
-          </m:e>
-          <m:sup>
-            <m:r>
-              <w:rPr>
-                <w:rFonts w:ascii="Cambria Math" w:hAnsi="Cambria Math"/>
-              </w:rPr>
-              <m:t>2</m:t>
-            </m:r>
-          </m:sup>
-        </m:sSup>
-      </m:oMath>
-      <w:proofErr w:type="gramStart"/>
-      <w:r>
-        <w:rPr>
-          <w:rFonts w:hint="eastAsia"/>
-        </w:rPr>
-        <w:t>倍</w:t>
-      </w:r>
-      <w:proofErr w:type="gramEnd"/>
-      <w:r>
-        <w:rPr>
-          <w:rFonts w:hint="eastAsia"/>
-        </w:rPr>
-        <w:t>，若</w:t>
-      </w:r>
-      <w:r>
-        <w:rPr>
-          <w:rFonts w:hint="eastAsia"/>
-        </w:rPr>
-        <w:t>-</w:t>
-      </w:r>
-      <w:r>
-        <w:t>1</w:t>
-      </w:r>
-      <w:r>
-        <w:rPr>
-          <w:rFonts w:hint="eastAsia"/>
-        </w:rPr>
-        <w:t>更大，则</w:t>
-      </w:r>
-      <w:r>
-        <w:rPr>
-          <w:rFonts w:hint="eastAsia"/>
-        </w:rPr>
-        <w:t>-</w:t>
-      </w:r>
-      <w:r>
-        <w:t>1</w:t>
-      </w:r>
-      <w:r>
-        <w:rPr>
-          <w:rFonts w:hint="eastAsia"/>
-        </w:rPr>
-        <w:t>是</w:t>
-      </w:r>
-      <w:r>
-        <w:rPr>
-          <w:rFonts w:hint="eastAsia"/>
-        </w:rPr>
-        <w:t>+</w:t>
-      </w:r>
-      <w:r>
-        <w:t>1</w:t>
-      </w:r>
-      <w:r>
-        <w:rPr>
-          <w:rFonts w:hint="eastAsia"/>
-        </w:rPr>
-        <w:t>的</w:t>
-      </w:r>
-      <m:oMath>
-        <m:sSup>
-          <m:sSupPr>
-            <m:ctrlPr>
-              <w:rPr>
-                <w:rFonts w:ascii="Cambria Math" w:hAnsi="Cambria Math"/>
-                <w:i/>
-              </w:rPr>
-            </m:ctrlPr>
-          </m:sSupPr>
-          <m:e>
-            <m:r>
-              <w:rPr>
-                <w:rFonts w:ascii="Cambria Math" w:hAnsi="Cambria Math"/>
-              </w:rPr>
-              <m:t>i</m:t>
-            </m:r>
-          </m:e>
-          <m:sup>
-            <m:r>
-              <w:rPr>
-                <w:rFonts w:ascii="Cambria Math" w:hAnsi="Cambria Math"/>
-              </w:rPr>
-              <m:t>2</m:t>
-            </m:r>
-          </m:sup>
-        </m:sSup>
-      </m:oMath>
-      <w:proofErr w:type="gramStart"/>
-      <w:r>
-        <w:rPr>
-          <w:rFonts w:hint="eastAsia"/>
-        </w:rPr>
-        <w:t>倍</w:t>
-      </w:r>
-      <w:proofErr w:type="gramEnd"/>
-      <w:r>
-        <w:rPr>
-          <w:rFonts w:hint="eastAsia"/>
-        </w:rPr>
-        <w:t>。</w:t>
-      </w:r>
-      <w:r>
-        <w:rPr>
-          <w:rFonts w:hint="eastAsia"/>
-        </w:rPr>
-        <w:t>频率或者时间单位上的差异，会对应于发生事件的概率上的差异，作为实体而言，频率更高的方向上发生特定事件就更容易，作为用于参照实体的标架而言，则正好相反。</w:t>
-      </w:r>
-      <w:r>
-        <w:rPr>
-          <w:rFonts w:hint="eastAsia"/>
-        </w:rPr>
-        <w:t>所以无论实体还是标架，都有内</w:t>
-      </w:r>
-      <w:proofErr w:type="gramStart"/>
-      <w:r>
-        <w:rPr>
-          <w:rFonts w:hint="eastAsia"/>
-        </w:rPr>
-        <w:t>禀</w:t>
-      </w:r>
-      <w:proofErr w:type="gramEnd"/>
-      <w:r>
-        <w:rPr>
-          <w:rFonts w:hint="eastAsia"/>
-        </w:rPr>
-        <w:t>的倾向性，不仅仅是自发的转动，还有自发的向着特定方向的平动。</w:t>
       </w:r>
     </w:p>
     <w:p>
@@ -12243,47 +11591,216 @@
         <w:rPr>
           <w:rFonts w:hint="eastAsia"/>
         </w:rPr>
-        <w:t>当我们将若干个</w:t>
+        <w:t>由此构成的三个维数和六个方向之间就是完全不对称的。比如</w:t>
+      </w:r>
+      <w:r>
+        <w:t>-1</w:t>
+      </w:r>
+      <w:r>
+        <w:rPr>
+          <w:rFonts w:hint="eastAsia"/>
+        </w:rPr>
+        <w:t>和</w:t>
+      </w:r>
+      <w:r>
+        <w:rPr>
+          <w:rFonts w:hint="eastAsia"/>
+        </w:rPr>
+        <w:t>+</w:t>
+      </w:r>
+      <w:r>
+        <w:t>1</w:t>
+      </w:r>
+      <w:r>
+        <w:rPr>
+          <w:rFonts w:hint="eastAsia"/>
+        </w:rPr>
+        <w:t>之间若</w:t>
+      </w:r>
+      <w:r>
+        <w:rPr>
+          <w:rFonts w:hint="eastAsia"/>
+        </w:rPr>
+        <w:t>+</w:t>
+      </w:r>
+      <w:r>
+        <w:t>1</w:t>
+      </w:r>
+      <w:r>
+        <w:rPr>
+          <w:rFonts w:hint="eastAsia"/>
+        </w:rPr>
+        <w:t>更大则它是</w:t>
+      </w:r>
+      <w:r>
+        <w:rPr>
+          <w:rFonts w:hint="eastAsia"/>
+        </w:rPr>
+        <w:t>-</w:t>
+      </w:r>
+      <w:r>
+        <w:t>1</w:t>
+      </w:r>
+      <w:r>
+        <w:rPr>
+          <w:rFonts w:hint="eastAsia"/>
+        </w:rPr>
+        <w:t>的</w:t>
       </w:r>
       <m:oMath>
-        <m:sSub>
-          <m:sSubPr>
+        <m:sSup>
+          <m:sSupPr>
             <m:ctrlPr>
               <w:rPr>
                 <w:rFonts w:ascii="Cambria Math" w:hAnsi="Cambria Math"/>
                 <w:i/>
               </w:rPr>
             </m:ctrlPr>
-          </m:sSubPr>
+          </m:sSupPr>
           <m:e>
             <m:r>
               <w:rPr>
-                <w:rFonts w:ascii="Cambria Math" w:hAnsi="Cambria Math" w:hint="eastAsia"/>
-              </w:rPr>
-              <m:t>I</m:t>
+                <w:rFonts w:ascii="Cambria Math" w:hAnsi="Cambria Math"/>
+              </w:rPr>
+              <m:t>i</m:t>
             </m:r>
+          </m:e>
+          <m:sup>
+            <m:r>
+              <w:rPr>
+                <w:rFonts w:ascii="Cambria Math" w:hAnsi="Cambria Math"/>
+              </w:rPr>
+              <m:t>2</m:t>
+            </m:r>
+          </m:sup>
+        </m:sSup>
+      </m:oMath>
+      <w:proofErr w:type="gramStart"/>
+      <w:r>
+        <w:rPr>
+          <w:rFonts w:hint="eastAsia"/>
+        </w:rPr>
+        <w:t>倍</w:t>
+      </w:r>
+      <w:proofErr w:type="gramEnd"/>
+      <w:r>
+        <w:rPr>
+          <w:rFonts w:hint="eastAsia"/>
+        </w:rPr>
+        <w:t>，若</w:t>
+      </w:r>
+      <w:r>
+        <w:rPr>
+          <w:rFonts w:hint="eastAsia"/>
+        </w:rPr>
+        <w:t>-</w:t>
+      </w:r>
+      <w:r>
+        <w:t>1</w:t>
+      </w:r>
+      <w:r>
+        <w:rPr>
+          <w:rFonts w:hint="eastAsia"/>
+        </w:rPr>
+        <w:t>更大，则</w:t>
+      </w:r>
+      <w:r>
+        <w:rPr>
+          <w:rFonts w:hint="eastAsia"/>
+        </w:rPr>
+        <w:t>-</w:t>
+      </w:r>
+      <w:r>
+        <w:t>1</w:t>
+      </w:r>
+      <w:r>
+        <w:rPr>
+          <w:rFonts w:hint="eastAsia"/>
+        </w:rPr>
+        <w:t>是</w:t>
+      </w:r>
+      <w:r>
+        <w:rPr>
+          <w:rFonts w:hint="eastAsia"/>
+        </w:rPr>
+        <w:t>+</w:t>
+      </w:r>
+      <w:r>
+        <w:t>1</w:t>
+      </w:r>
+      <w:r>
+        <w:rPr>
+          <w:rFonts w:hint="eastAsia"/>
+        </w:rPr>
+        <w:t>的</w:t>
+      </w:r>
+      <m:oMath>
+        <m:sSup>
+          <m:sSupPr>
             <m:ctrlPr>
               <w:rPr>
-                <w:rFonts w:ascii="Cambria Math" w:hAnsi="Cambria Math" w:hint="eastAsia"/>
+                <w:rFonts w:ascii="Cambria Math" w:hAnsi="Cambria Math"/>
                 <w:i/>
               </w:rPr>
             </m:ctrlPr>
+          </m:sSupPr>
+          <m:e>
+            <m:r>
+              <w:rPr>
+                <w:rFonts w:ascii="Cambria Math" w:hAnsi="Cambria Math"/>
+              </w:rPr>
+              <m:t>i</m:t>
+            </m:r>
           </m:e>
-          <m:sub>
+          <m:sup>
             <m:r>
               <w:rPr>
                 <w:rFonts w:ascii="Cambria Math" w:hAnsi="Cambria Math"/>
               </w:rPr>
-              <m:t>n</m:t>
+              <m:t>2</m:t>
             </m:r>
-          </m:sub>
-        </m:sSub>
+          </m:sup>
+        </m:sSup>
       </m:oMath>
-      <w:r>
-        <w:rPr>
-          <w:rFonts w:hint="eastAsia"/>
-        </w:rPr>
-        <w:t>有序排列，它就会发生自发的平动和转动构成的复合运动。</w:t>
+      <w:proofErr w:type="gramStart"/>
+      <w:r>
+        <w:rPr>
+          <w:rFonts w:hint="eastAsia"/>
+        </w:rPr>
+        <w:t>倍</w:t>
+      </w:r>
+      <w:proofErr w:type="gramEnd"/>
+      <w:r>
+        <w:rPr>
+          <w:rFonts w:hint="eastAsia"/>
+        </w:rPr>
+        <w:t>。</w:t>
+      </w:r>
+      <w:r>
+        <w:rPr>
+          <w:rFonts w:hint="eastAsia"/>
+        </w:rPr>
+        <w:t>频率或者时间单位上的差异，会对应于发生事件的概率上的差异，作为实体而言，频率更高的方向上发生特定事件就更容易，作为用于参照实体的标架而言，则正好相反。</w:t>
+      </w:r>
+      <w:r>
+        <w:rPr>
+          <w:rFonts w:hint="eastAsia"/>
+        </w:rPr>
+        <w:t>所以无论实体还是标架，都有内</w:t>
+      </w:r>
+      <w:proofErr w:type="gramStart"/>
+      <w:r>
+        <w:rPr>
+          <w:rFonts w:hint="eastAsia"/>
+        </w:rPr>
+        <w:t>禀</w:t>
+      </w:r>
+      <w:proofErr w:type="gramEnd"/>
+      <w:r>
+        <w:rPr>
+          <w:rFonts w:hint="eastAsia"/>
+        </w:rPr>
+        <w:t>的倾向性，不仅仅是自发的转动，还有自发的向着特定方向的平动。</w:t>
       </w:r>
     </w:p>
     <w:p>
@@ -12291,9 +11808,60 @@
         <w:tabs>
           <w:tab w:val="left" w:pos="2851"/>
         </w:tabs>
-        <w:rPr>
-          <w:rFonts w:hint="eastAsia"/>
-        </w:rPr>
+      </w:pPr>
+      <w:r>
+        <w:rPr>
+          <w:rFonts w:hint="eastAsia"/>
+        </w:rPr>
+        <w:lastRenderedPageBreak/>
+        <w:t>当我们将若干个</w:t>
+      </w:r>
+      <m:oMath>
+        <m:sSub>
+          <m:sSubPr>
+            <m:ctrlPr>
+              <w:rPr>
+                <w:rFonts w:ascii="Cambria Math" w:hAnsi="Cambria Math"/>
+                <w:i/>
+              </w:rPr>
+            </m:ctrlPr>
+          </m:sSubPr>
+          <m:e>
+            <m:r>
+              <w:rPr>
+                <w:rFonts w:ascii="Cambria Math" w:hAnsi="Cambria Math" w:hint="eastAsia"/>
+              </w:rPr>
+              <m:t>I</m:t>
+            </m:r>
+            <m:ctrlPr>
+              <w:rPr>
+                <w:rFonts w:ascii="Cambria Math" w:hAnsi="Cambria Math" w:hint="eastAsia"/>
+                <w:i/>
+              </w:rPr>
+            </m:ctrlPr>
+          </m:e>
+          <m:sub>
+            <m:r>
+              <w:rPr>
+                <w:rFonts w:ascii="Cambria Math" w:hAnsi="Cambria Math"/>
+              </w:rPr>
+              <m:t>n</m:t>
+            </m:r>
+          </m:sub>
+        </m:sSub>
+      </m:oMath>
+      <w:r>
+        <w:rPr>
+          <w:rFonts w:hint="eastAsia"/>
+        </w:rPr>
+        <w:t>有序排列，它就会发生自发的平动和转动构成的复合运动。</w:t>
+      </w:r>
+    </w:p>
+    <w:p>
+      <w:pPr>
+        <w:tabs>
+          <w:tab w:val="left" w:pos="2851"/>
+        </w:tabs>
       </w:pPr>
       <w:r>
         <w:rPr>
@@ -12303,7 +11871,7 @@
         <mc:AlternateContent>
           <mc:Choice Requires="wpg">
             <w:drawing>
-              <wp:anchor distT="0" distB="0" distL="114300" distR="114300" simplePos="0" relativeHeight="251696128" behindDoc="0" locked="0" layoutInCell="1" allowOverlap="1">
+              <wp:anchor distT="0" distB="0" distL="114300" distR="114300" simplePos="0" relativeHeight="251682816" behindDoc="0" locked="0" layoutInCell="1" allowOverlap="1" wp14:anchorId="02E43CED" wp14:editId="167F808A">
                 <wp:simplePos x="0" y="0"/>
                 <wp:positionH relativeFrom="column">
                   <wp:posOffset>1908370</wp:posOffset>
@@ -13972,7 +13540,7 @@
           </mc:Choice>
           <mc:Fallback>
             <w:pict>
-              <v:group w14:anchorId="0C04E2CA" id="组合 156" o:spid="_x0000_s1026" style="position:absolute;margin-left:150.25pt;margin-top:16.25pt;width:134.75pt;height:71.7pt;z-index:251696128" coordsize="17115,9103" o:gfxdata="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">
+              <v:group w14:anchorId="1C57406C" id="组合 156" o:spid="_x0000_s1026" style="position:absolute;margin-left:150.25pt;margin-top:16.25pt;width:134.75pt;height:71.7pt;z-index:251682816" coordsize="17115,9103" o:gfxdata="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">
                 <v:oval id="椭圆 99" o:spid="_x0000_s1027" style="position:absolute;left:1214;top:2436;width:14912;height:4725;visibility:visible;mso-wrap-style:square;v-text-anchor:middle" o:gfxdata="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" filled="f" strokecolor="#1f3763 [1604]" strokeweight="1pt">
                   <v:stroke joinstyle="miter"/>
                 </v:oval>
@@ -14699,13 +14267,7 @@
                 <w:rPr>
                   <w:rFonts w:ascii="Cambria Math" w:hAnsi="Cambria Math"/>
                 </w:rPr>
-                <m:t>,-1</m:t>
-              </m:r>
-              <m:r>
-                <w:rPr>
-                  <w:rFonts w:ascii="Cambria Math" w:hAnsi="Cambria Math"/>
-                </w:rPr>
-                <m:t>,</m:t>
+                <m:t>,-1,</m:t>
               </m:r>
               <m:f>
                 <m:fPr>
@@ -14992,9 +14554,6 @@
         <w:tabs>
           <w:tab w:val="left" w:pos="2851"/>
         </w:tabs>
-        <w:rPr>
-          <w:rFonts w:hint="eastAsia"/>
-        </w:rPr>
       </w:pPr>
       <w:r>
         <w:rPr>
@@ -16009,13 +15568,7 @@
                     <w:rPr>
                       <w:rFonts w:ascii="Cambria Math" w:hAnsi="Cambria Math"/>
                     </w:rPr>
-                    <m:t>+</m:t>
-                  </m:r>
-                  <m:r>
-                    <w:rPr>
-                      <w:rFonts w:ascii="Cambria Math" w:hAnsi="Cambria Math"/>
-                    </w:rPr>
-                    <m:t>1</m:t>
+                    <m:t>+1</m:t>
                   </m:r>
                 </m:sup>
               </m:sSup>
@@ -16047,13 +15600,7 @@
                     <w:rPr>
                       <w:rFonts w:ascii="Cambria Math" w:hAnsi="Cambria Math"/>
                     </w:rPr>
-                    <m:t>+</m:t>
-                  </m:r>
-                  <m:r>
-                    <w:rPr>
-                      <w:rFonts w:ascii="Cambria Math" w:hAnsi="Cambria Math"/>
-                    </w:rPr>
-                    <m:t>3</m:t>
+                    <m:t>+3</m:t>
                   </m:r>
                 </m:sup>
               </m:sSup>
@@ -16063,11 +15610,6 @@
       </m:oMathPara>
     </w:p>
     <w:p>
-      <w:pPr>
-        <w:rPr>
-          <w:rFonts w:hint="eastAsia"/>
-        </w:rPr>
-      </w:pPr>
       <m:oMathPara>
         <m:oMath>
           <m:sSup>
@@ -16385,8 +15927,6 @@
             </m:r>
           </m:e>
           <m:sup>
-            <w:bookmarkStart w:id="1" w:name="_GoBack"/>
-            <w:bookmarkEnd w:id="1"/>
             <m:r>
               <w:rPr>
                 <w:rFonts w:ascii="Cambria Math" w:hAnsi="Cambria Math"/>
@@ -16432,7 +15972,21 @@
         <w:rPr>
           <w:rFonts w:hint="eastAsia"/>
         </w:rPr>
-        <w:t>中不含有</w:t>
+        <w:t>中</w:t>
+      </w:r>
+      <w:proofErr w:type="gramStart"/>
+      <w:r>
+        <w:rPr>
+          <w:rFonts w:hint="eastAsia"/>
+        </w:rPr>
+        <w:t>不</w:t>
+      </w:r>
+      <w:proofErr w:type="gramEnd"/>
+      <w:r>
+        <w:rPr>
+          <w:rFonts w:hint="eastAsia"/>
+        </w:rPr>
+        <w:t>含有</w:t>
       </w:r>
       <m:oMath>
         <m:sSup>
@@ -16763,14 +16317,1315 @@
               <w:rPr>
                 <w:rFonts w:ascii="Cambria Math" w:hAnsi="Cambria Math"/>
               </w:rPr>
-              <m:t>±</m:t>
+              <m:t>±12</m:t>
             </m:r>
+          </m:sup>
+        </m:sSup>
+      </m:oMath>
+      <w:r>
+        <w:rPr>
+          <w:rFonts w:hint="eastAsia"/>
+        </w:rPr>
+        <w:t>，</w:t>
+      </w:r>
+      <w:r>
+        <w:rPr>
+          <w:rFonts w:hint="eastAsia"/>
+        </w:rPr>
+        <w:t>也就是</w:t>
+      </w:r>
+      <w:r>
+        <w:rPr>
+          <w:rFonts w:hint="eastAsia"/>
+        </w:rPr>
+        <w:t>更大或者更小的数值。</w:t>
+      </w:r>
+    </w:p>
+    <w:p>
+      <w:r>
+        <w:rPr>
+          <w:rFonts w:hint="eastAsia"/>
+        </w:rPr>
+        <w:t>可见一个电子（或者正电子）之所以成为它不是因为它多了什么，而是因为它的特质部分不是常规的样子，由此而导致了特质部分的过强或负向过强，也就成了它的特质。</w:t>
+      </w:r>
+    </w:p>
+    <w:p>
+      <w:r>
+        <w:rPr>
+          <w:rFonts w:hint="eastAsia"/>
+        </w:rPr>
+        <w:t>这个情况也说明了震动之间</w:t>
+      </w:r>
+      <w:proofErr w:type="gramStart"/>
+      <w:r>
+        <w:rPr>
+          <w:rFonts w:hint="eastAsia"/>
+        </w:rPr>
+        <w:t>的假合关系</w:t>
+      </w:r>
+      <w:proofErr w:type="gramEnd"/>
+      <w:r>
+        <w:rPr>
+          <w:rFonts w:hint="eastAsia"/>
+        </w:rPr>
+        <w:t>，</w:t>
+      </w:r>
+      <w:r>
+        <w:rPr>
+          <w:rFonts w:hint="eastAsia"/>
+        </w:rPr>
+        <w:t>虽然看上去</w:t>
+      </w:r>
+      <w:proofErr w:type="gramStart"/>
+      <w:r>
+        <w:rPr>
+          <w:rFonts w:hint="eastAsia"/>
+        </w:rPr>
+        <w:t>像是紧致的</w:t>
+      </w:r>
+      <w:proofErr w:type="gramEnd"/>
+      <w:r>
+        <w:rPr>
+          <w:rFonts w:hint="eastAsia"/>
+        </w:rPr>
+        <w:t>连续谱，但是实际上只是对于观察者来说，符合模运算的要求。构成一个粒子的微观震动完全可能是多种多样的不同震动的特定配比，而显现出来的结果，在虚数单位模运算的基础上是不可区分的。但是数量本身是可以区分的</w:t>
+      </w:r>
+      <w:r>
+        <w:rPr>
+          <w:rFonts w:hint="eastAsia"/>
+        </w:rPr>
+        <w:t>。也就是说，对于观察者来说看上去差不多，实际上可能相差甚远。</w:t>
+      </w:r>
+      <w:r>
+        <w:rPr>
+          <w:rFonts w:hint="eastAsia"/>
+        </w:rPr>
+        <w:t xml:space="preserve"> </w:t>
+      </w:r>
+    </w:p>
+    <w:p>
+      <w:r>
+        <w:rPr>
+          <w:rFonts w:hint="eastAsia"/>
+        </w:rPr>
+        <w:t>从复合和替换的角度来看，一个微观基本粒子，完全可以被替换成另一个更高频震动的基本粒子，只需要将构成它的各个比例成分逐一替换到高频粒子在低频的映射即可。</w:t>
+      </w:r>
+      <w:r>
+        <w:rPr>
+          <w:rFonts w:hint="eastAsia"/>
+        </w:rPr>
+        <w:t>随着替换有序进行，粒子就逐渐脱离原来所在的维度。</w:t>
+      </w:r>
+      <w:r>
+        <w:rPr>
+          <w:rFonts w:hint="eastAsia"/>
+        </w:rPr>
+        <w:t>宏观物体由粒子构成，替换的原理是相同的，但过程必须严格遵循特定的原则和步骤，否则容易造成微观层面上的碎裂，而在宏观层面体现的就是事件异常和物体的损坏。</w:t>
+      </w:r>
+    </w:p>
+    <w:p/>
+    <w:p>
+      <w:r>
+        <w:rPr>
+          <w:rFonts w:hint="eastAsia"/>
+        </w:rPr>
+        <w:t>到这里，四维标架是什么样子的，已经可以讨论了。</w:t>
+      </w:r>
+      <w:r>
+        <w:rPr>
+          <w:rFonts w:hint="eastAsia"/>
+        </w:rPr>
+        <w:t>首先回到高阶虚数单位</w:t>
+      </w:r>
+      <m:oMath>
+        <m:sSub>
+          <m:sSubPr>
+            <m:ctrlPr>
+              <w:rPr>
+                <w:rFonts w:ascii="Cambria Math" w:hAnsi="Cambria Math"/>
+                <w:i/>
+              </w:rPr>
+            </m:ctrlPr>
+          </m:sSubPr>
+          <m:e>
+            <m:r>
+              <w:rPr>
+                <w:rFonts w:ascii="Cambria Math" w:hAnsi="Cambria Math"/>
+              </w:rPr>
+              <m:t>i</m:t>
+            </m:r>
+          </m:e>
+          <m:sub>
+            <m:r>
+              <w:rPr>
+                <w:rFonts w:ascii="Cambria Math" w:hAnsi="Cambria Math"/>
+              </w:rPr>
+              <m:t>n</m:t>
+            </m:r>
+          </m:sub>
+        </m:sSub>
+      </m:oMath>
+      <w:r>
+        <w:rPr>
+          <w:rFonts w:hint="eastAsia"/>
+        </w:rPr>
+        <w:t>，</w:t>
+      </w:r>
+      <m:oMath>
+        <m:r>
+          <w:rPr>
+            <w:rFonts w:ascii="Cambria Math" w:hAnsi="Cambria Math"/>
+          </w:rPr>
+          <m:t>n</m:t>
+        </m:r>
+      </m:oMath>
+      <w:r>
+        <w:rPr>
+          <w:rFonts w:hint="eastAsia"/>
+        </w:rPr>
+        <w:t>选择</w:t>
+      </w:r>
+      <w:r>
+        <w:rPr>
+          <w:rFonts w:hint="eastAsia"/>
+        </w:rPr>
+        <w:t>0</w:t>
+      </w:r>
+      <w:r>
+        <w:rPr>
+          <w:rFonts w:hint="eastAsia"/>
+        </w:rPr>
+        <w:t>和</w:t>
+      </w:r>
+      <w:r>
+        <w:rPr>
+          <w:rFonts w:hint="eastAsia"/>
+        </w:rPr>
+        <w:t>1</w:t>
+      </w:r>
+      <w:r>
+        <w:rPr>
+          <w:rFonts w:hint="eastAsia"/>
+        </w:rPr>
+        <w:t>，都不具有有效的区分能力，最小可选的整数是</w:t>
+      </w:r>
+      <w:r>
+        <w:rPr>
+          <w:rFonts w:hint="eastAsia"/>
+        </w:rPr>
+        <w:t>2</w:t>
+      </w:r>
+      <w:r>
+        <w:rPr>
+          <w:rFonts w:hint="eastAsia"/>
+        </w:rPr>
+        <w:t>，但最大没有限制。于是无限减去</w:t>
+      </w:r>
+      <w:r>
+        <w:rPr>
+          <w:rFonts w:hint="eastAsia"/>
+        </w:rPr>
+        <w:t>1</w:t>
+      </w:r>
+      <w:r>
+        <w:rPr>
+          <w:rFonts w:hint="eastAsia"/>
+        </w:rPr>
+        <w:t>的结果，就可以被求</w:t>
+      </w:r>
+      <m:oMath>
+        <m:r>
+          <w:rPr>
+            <w:rFonts w:ascii="Cambria Math" w:hAnsi="Cambria Math"/>
+          </w:rPr>
+          <m:t>n</m:t>
+        </m:r>
+      </m:oMath>
+      <w:r>
+        <w:rPr>
+          <w:rFonts w:hint="eastAsia"/>
+        </w:rPr>
+        <w:t>次方根。</w:t>
+      </w:r>
+    </w:p>
+    <w:p>
+      <w:pPr>
+        <w:rPr>
+          <w:rFonts w:hint="eastAsia"/>
+        </w:rPr>
+      </w:pPr>
+      <w:r>
+        <w:rPr>
+          <w:rFonts w:hint="eastAsia"/>
+        </w:rPr>
+        <w:lastRenderedPageBreak/>
+        <w:t>如果求的不是</w:t>
+      </w:r>
+      <w:r>
+        <w:rPr>
+          <w:rFonts w:hint="eastAsia"/>
+        </w:rPr>
+        <w:t>2</w:t>
+      </w:r>
+      <w:r>
+        <w:rPr>
+          <w:rFonts w:hint="eastAsia"/>
+        </w:rPr>
+        <w:t>次方根，而是</w:t>
+      </w:r>
+      <w:r>
+        <w:rPr>
+          <w:rFonts w:hint="eastAsia"/>
+        </w:rPr>
+        <w:t>3</w:t>
+      </w:r>
+      <w:r>
+        <w:rPr>
+          <w:rFonts w:hint="eastAsia"/>
+        </w:rPr>
+        <w:t>次方根甚至不是整数次方根，那么结果中正交的图像也会变得更为复杂。我们知道</w:t>
+      </w:r>
+      <w:r>
+        <w:rPr>
+          <w:rFonts w:hint="eastAsia"/>
+        </w:rPr>
+        <w:t>-1</w:t>
+      </w:r>
+      <w:r>
+        <w:rPr>
+          <w:rFonts w:hint="eastAsia"/>
+        </w:rPr>
+        <w:t>的三次方根还是</w:t>
+      </w:r>
+      <w:r>
+        <w:rPr>
+          <w:rFonts w:hint="eastAsia"/>
+        </w:rPr>
+        <w:t>-1</w:t>
+      </w:r>
+      <w:r>
+        <w:rPr>
+          <w:rFonts w:hint="eastAsia"/>
+        </w:rPr>
+        <w:t>，但这是在</w:t>
+      </w:r>
+      <w:r>
+        <w:rPr>
+          <w:rFonts w:hint="eastAsia"/>
+        </w:rPr>
+        <w:t>2</w:t>
+      </w:r>
+      <w:r>
+        <w:rPr>
+          <w:rFonts w:hint="eastAsia"/>
+        </w:rPr>
+        <w:t>次方根为二阶虚数单位的基础上获得的结果，无限减去</w:t>
+      </w:r>
+      <w:r>
+        <w:rPr>
+          <w:rFonts w:hint="eastAsia"/>
+        </w:rPr>
+        <w:t>1</w:t>
+      </w:r>
+      <w:r>
+        <w:rPr>
+          <w:rFonts w:hint="eastAsia"/>
+        </w:rPr>
+        <w:t>的三次方根是多少就是多少，它取决于无限在这里选择的具体数值。因为所谓无限总是</w:t>
+      </w:r>
+      <w:proofErr w:type="gramStart"/>
+      <w:r>
+        <w:rPr>
+          <w:rFonts w:hint="eastAsia"/>
+        </w:rPr>
+        <w:t>比观察</w:t>
+      </w:r>
+      <w:proofErr w:type="gramEnd"/>
+      <w:r>
+        <w:rPr>
+          <w:rFonts w:hint="eastAsia"/>
+        </w:rPr>
+        <w:t>者能够观察的极限要大，是观察者观察极限的上限，那么它的三次方根就有最小值而没有最大值，这个最小值决定于无限当下的实际数值。当然，这个数值也是不可度量的，因为超出了观察者度量的能力上限。</w:t>
+      </w:r>
+    </w:p>
+    <w:p>
+      <w:r>
+        <w:rPr>
+          <w:rFonts w:hint="eastAsia"/>
+        </w:rPr>
+        <w:t>考虑由</w:t>
+      </w:r>
+      <m:oMath>
+        <m:sSub>
+          <m:sSubPr>
+            <m:ctrlPr>
+              <w:rPr>
+                <w:rFonts w:ascii="Cambria Math" w:hAnsi="Cambria Math"/>
+                <w:i/>
+              </w:rPr>
+            </m:ctrlPr>
+          </m:sSubPr>
+          <m:e>
+            <m:r>
+              <w:rPr>
+                <w:rFonts w:ascii="Cambria Math" w:hAnsi="Cambria Math"/>
+              </w:rPr>
+              <m:t>i</m:t>
+            </m:r>
+          </m:e>
+          <m:sub>
+            <m:r>
+              <w:rPr>
+                <w:rFonts w:ascii="Cambria Math" w:hAnsi="Cambria Math"/>
+              </w:rPr>
+              <m:t>3</m:t>
+            </m:r>
+          </m:sub>
+        </m:sSub>
+      </m:oMath>
+      <w:r>
+        <w:rPr>
+          <w:rFonts w:hint="eastAsia"/>
+        </w:rPr>
+        <w:t>这种虚数单位构成的几何体，给出单位</w:t>
+      </w:r>
+      <w:r>
+        <w:rPr>
+          <w:rFonts w:hint="eastAsia"/>
+        </w:rPr>
+        <w:t>1</w:t>
+      </w:r>
+      <w:r>
+        <w:rPr>
+          <w:rFonts w:hint="eastAsia"/>
+        </w:rPr>
+        <w:t>的对应向量，那么和这个向量垂直的就至少有</w:t>
+      </w:r>
+      <w:r>
+        <w:rPr>
+          <w:rFonts w:hint="eastAsia"/>
+        </w:rPr>
+        <w:t>三个方向，</w:t>
+      </w:r>
+    </w:p>
+    <w:p>
+      <w:r>
+        <w:rPr>
+          <w:rFonts w:hint="eastAsia"/>
+          <w:noProof/>
+          <w:lang w:val="zh-CN"/>
+        </w:rPr>
+        <mc:AlternateContent>
+          <mc:Choice Requires="wpg">
+            <w:drawing>
+              <wp:anchor distT="0" distB="0" distL="114300" distR="114300" simplePos="0" relativeHeight="251689984" behindDoc="0" locked="0" layoutInCell="1" allowOverlap="1" wp14:anchorId="3F3C6178" wp14:editId="5D2A6CE8">
+                <wp:simplePos x="0" y="0"/>
+                <wp:positionH relativeFrom="column">
+                  <wp:posOffset>1661170</wp:posOffset>
+                </wp:positionH>
+                <wp:positionV relativeFrom="paragraph">
+                  <wp:posOffset>29587</wp:posOffset>
+                </wp:positionV>
+                <wp:extent cx="1423496" cy="922851"/>
+                <wp:effectExtent l="38100" t="38100" r="0" b="48895"/>
+                <wp:wrapNone/>
+                <wp:docPr id="1358592417" name="组合 94"/>
+                <wp:cNvGraphicFramePr/>
+                <a:graphic xmlns:a="http://schemas.openxmlformats.org/drawingml/2006/main">
+                  <a:graphicData uri="http://schemas.microsoft.com/office/word/2010/wordprocessingGroup">
+                    <wpg:wgp>
+                      <wpg:cNvGrpSpPr/>
+                      <wpg:grpSpPr>
+                        <a:xfrm>
+                          <a:off x="0" y="0"/>
+                          <a:ext cx="1423496" cy="922851"/>
+                          <a:chOff x="0" y="0"/>
+                          <a:chExt cx="1423496" cy="922851"/>
+                        </a:xfrm>
+                      </wpg:grpSpPr>
+                      <wpg:grpSp>
+                        <wpg:cNvPr id="377522211" name="组合 377522211"/>
+                        <wpg:cNvGrpSpPr/>
+                        <wpg:grpSpPr>
+                          <a:xfrm>
+                            <a:off x="0" y="0"/>
+                            <a:ext cx="1423496" cy="922851"/>
+                            <a:chOff x="0" y="0"/>
+                            <a:chExt cx="1423496" cy="922851"/>
+                          </a:xfrm>
+                        </wpg:grpSpPr>
+                        <wpg:grpSp>
+                          <wpg:cNvPr id="1595259217" name="组合 1595259217"/>
+                          <wpg:cNvGrpSpPr/>
+                          <wpg:grpSpPr>
+                            <a:xfrm>
+                              <a:off x="404788" y="0"/>
+                              <a:ext cx="1018708" cy="839041"/>
+                              <a:chOff x="0" y="0"/>
+                              <a:chExt cx="1018708" cy="839041"/>
+                            </a:xfrm>
+                          </wpg:grpSpPr>
+                          <wps:wsp>
+                            <wps:cNvPr id="65198022" name="直接箭头连接符 65198022"/>
+                            <wps:cNvCnPr/>
+                            <wps:spPr>
+                              <a:xfrm>
+                                <a:off x="2708" y="551386"/>
+                                <a:ext cx="1016000" cy="287655"/>
+                              </a:xfrm>
+                              <a:prstGeom prst="straightConnector1">
+                                <a:avLst/>
+                              </a:prstGeom>
+                              <a:ln>
+                                <a:tailEnd type="triangle"/>
+                              </a:ln>
+                            </wps:spPr>
+                            <wps:style>
+                              <a:lnRef idx="1">
+                                <a:schemeClr val="accent1"/>
+                              </a:lnRef>
+                              <a:fillRef idx="0">
+                                <a:schemeClr val="accent1"/>
+                              </a:fillRef>
+                              <a:effectRef idx="0">
+                                <a:schemeClr val="accent1"/>
+                              </a:effectRef>
+                              <a:fontRef idx="minor">
+                                <a:schemeClr val="tx1"/>
+                              </a:fontRef>
+                            </wps:style>
+                            <wps:bodyPr/>
+                          </wps:wsp>
+                          <wps:wsp>
+                            <wps:cNvPr id="1385570839" name="直接箭头连接符 1385570839"/>
+                            <wps:cNvCnPr/>
+                            <wps:spPr>
+                              <a:xfrm flipV="1">
+                                <a:off x="0" y="0"/>
+                                <a:ext cx="415" cy="552479"/>
+                              </a:xfrm>
+                              <a:prstGeom prst="straightConnector1">
+                                <a:avLst/>
+                              </a:prstGeom>
+                              <a:ln>
+                                <a:tailEnd type="triangle"/>
+                              </a:ln>
+                            </wps:spPr>
+                            <wps:style>
+                              <a:lnRef idx="1">
+                                <a:schemeClr val="accent1"/>
+                              </a:lnRef>
+                              <a:fillRef idx="0">
+                                <a:schemeClr val="accent1"/>
+                              </a:fillRef>
+                              <a:effectRef idx="0">
+                                <a:schemeClr val="accent1"/>
+                              </a:effectRef>
+                              <a:fontRef idx="minor">
+                                <a:schemeClr val="tx1"/>
+                              </a:fontRef>
+                            </wps:style>
+                            <wps:bodyPr/>
+                          </wps:wsp>
+                        </wpg:grpSp>
+                        <wps:wsp>
+                          <wps:cNvPr id="1418190590" name="直接箭头连接符 1418190590"/>
+                          <wps:cNvCnPr/>
+                          <wps:spPr>
+                            <a:xfrm flipH="1">
+                              <a:off x="0" y="551386"/>
+                              <a:ext cx="405755" cy="371465"/>
+                            </a:xfrm>
+                            <a:prstGeom prst="straightConnector1">
+                              <a:avLst/>
+                            </a:prstGeom>
+                            <a:ln>
+                              <a:tailEnd type="triangle"/>
+                            </a:ln>
+                          </wps:spPr>
+                          <wps:style>
+                            <a:lnRef idx="1">
+                              <a:schemeClr val="accent1"/>
+                            </a:lnRef>
+                            <a:fillRef idx="0">
+                              <a:schemeClr val="accent1"/>
+                            </a:fillRef>
+                            <a:effectRef idx="0">
+                              <a:schemeClr val="accent1"/>
+                            </a:effectRef>
+                            <a:fontRef idx="minor">
+                              <a:schemeClr val="tx1"/>
+                            </a:fontRef>
+                          </wps:style>
+                          <wps:bodyPr/>
+                        </wps:wsp>
+                      </wpg:grpSp>
+                      <wps:wsp>
+                        <wps:cNvPr id="927787586" name="直接箭头连接符 93"/>
+                        <wps:cNvCnPr/>
+                        <wps:spPr>
+                          <a:xfrm>
+                            <a:off x="403654" y="545757"/>
+                            <a:ext cx="357343" cy="364524"/>
+                          </a:xfrm>
+                          <a:prstGeom prst="straightConnector1">
+                            <a:avLst/>
+                          </a:prstGeom>
+                          <a:ln>
+                            <a:tailEnd type="triangle"/>
+                          </a:ln>
+                        </wps:spPr>
+                        <wps:style>
+                          <a:lnRef idx="1">
+                            <a:schemeClr val="accent1"/>
+                          </a:lnRef>
+                          <a:fillRef idx="0">
+                            <a:schemeClr val="accent1"/>
+                          </a:fillRef>
+                          <a:effectRef idx="0">
+                            <a:schemeClr val="accent1"/>
+                          </a:effectRef>
+                          <a:fontRef idx="minor">
+                            <a:schemeClr val="tx1"/>
+                          </a:fontRef>
+                        </wps:style>
+                        <wps:bodyPr/>
+                      </wps:wsp>
+                    </wpg:wgp>
+                  </a:graphicData>
+                </a:graphic>
+              </wp:anchor>
+            </w:drawing>
+          </mc:Choice>
+          <mc:Fallback>
+            <w:pict>
+              <v:group w14:anchorId="0E4B292E" id="组合 94" o:spid="_x0000_s1026" style="position:absolute;margin-left:130.8pt;margin-top:2.35pt;width:112.1pt;height:72.65pt;z-index:251689984" coordsize="14234,9228" o:gfxdata="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">
+                <v:group id="组合 377522211" o:spid="_x0000_s1027" style="position:absolute;width:14234;height:9228" coordsize="14234,9228" o:gfxdata="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">
+                  <v:group id="组合 1595259217" o:spid="_x0000_s1028" style="position:absolute;left:4047;width:10187;height:8390" coordsize="10187,8390" o:gfxdata="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">
+                    <v:shape id="直接箭头连接符 65198022" o:spid="_x0000_s1029" type="#_x0000_t32" style="position:absolute;left:27;top:5513;width:10160;height:2877;visibility:visible;mso-wrap-style:square" o:connectortype="straight" o:gfxdata="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" strokecolor="#4472c4 [3204]" strokeweight=".5pt">
+                      <v:stroke endarrow="block" joinstyle="miter"/>
+                    </v:shape>
+                    <v:shape id="直接箭头连接符 1385570839" o:spid="_x0000_s1030" type="#_x0000_t32" style="position:absolute;width:4;height:5524;flip:y;visibility:visible;mso-wrap-style:square" o:connectortype="straight" o:gfxdata="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" strokecolor="#4472c4 [3204]" strokeweight=".5pt">
+                      <v:stroke endarrow="block" joinstyle="miter"/>
+                    </v:shape>
+                  </v:group>
+                  <v:shape id="直接箭头连接符 1418190590" o:spid="_x0000_s1031" type="#_x0000_t32" style="position:absolute;top:5513;width:4057;height:3715;flip:x;visibility:visible;mso-wrap-style:square" o:connectortype="straight" o:gfxdata="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" strokecolor="#4472c4 [3204]" strokeweight=".5pt">
+                    <v:stroke endarrow="block" joinstyle="miter"/>
+                  </v:shape>
+                </v:group>
+                <v:shape id="直接箭头连接符 93" o:spid="_x0000_s1032" type="#_x0000_t32" style="position:absolute;left:4036;top:5457;width:3573;height:3645;visibility:visible;mso-wrap-style:square" o:connectortype="straight" o:gfxdata="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" strokecolor="#4472c4 [3204]" strokeweight=".5pt">
+                  <v:stroke endarrow="block" joinstyle="miter"/>
+                </v:shape>
+              </v:group>
+            </w:pict>
+          </mc:Fallback>
+        </mc:AlternateContent>
+      </w:r>
+    </w:p>
+    <w:p>
+      <w:pPr>
+        <w:rPr>
+          <w:rFonts w:hint="eastAsia"/>
+        </w:rPr>
+      </w:pPr>
+    </w:p>
+    <w:p/>
+    <w:p/>
+    <w:p/>
+    <w:p>
+      <w:r>
+        <w:rPr>
+          <w:rFonts w:hint="eastAsia"/>
+        </w:rPr>
+        <w:t>然后再画出一个向量，和这四个方向都无关，包括垂直以及在同一起点的相反方向上。</w:t>
+      </w:r>
+      <w:r>
+        <w:rPr>
+          <w:rFonts w:hint="eastAsia"/>
+        </w:rPr>
+        <w:t>这三个方向看上去夹角应该是</w:t>
+      </w:r>
+      <w:r>
+        <w:rPr>
+          <w:rFonts w:hint="eastAsia"/>
+        </w:rPr>
+        <w:t>60</w:t>
+      </w:r>
+      <w:r>
+        <w:rPr>
+          <w:rFonts w:hint="eastAsia"/>
+        </w:rPr>
+        <w:t>°，但这里的</w:t>
+      </w:r>
+      <w:r>
+        <w:rPr>
+          <w:rFonts w:hint="eastAsia"/>
+        </w:rPr>
+        <w:t>60</w:t>
+      </w:r>
+      <w:r>
+        <w:rPr>
+          <w:rFonts w:hint="eastAsia"/>
+        </w:rPr>
+        <w:t>°就是彼此垂直的。</w:t>
+      </w:r>
+      <w:r>
+        <w:rPr>
+          <w:rFonts w:hint="eastAsia"/>
+        </w:rPr>
+        <w:t>对此再扩展就难于画出了。但这不是四维的形态。</w:t>
+      </w:r>
+    </w:p>
+    <w:p>
+      <w:r>
+        <w:rPr>
+          <w:rFonts w:hint="eastAsia"/>
+        </w:rPr>
+        <w:t>数学上四维的形态，仍然要以</w:t>
+      </w:r>
+      <m:oMath>
+        <m:sSub>
+          <m:sSubPr>
+            <m:ctrlPr>
+              <w:rPr>
+                <w:rFonts w:ascii="Cambria Math" w:hAnsi="Cambria Math"/>
+                <w:i/>
+              </w:rPr>
+            </m:ctrlPr>
+          </m:sSubPr>
+          <m:e>
+            <m:r>
+              <w:rPr>
+                <w:rFonts w:ascii="Cambria Math" w:hAnsi="Cambria Math"/>
+              </w:rPr>
+              <m:t>i</m:t>
+            </m:r>
+          </m:e>
+          <m:sub>
+            <m:r>
+              <w:rPr>
+                <w:rFonts w:ascii="Cambria Math" w:hAnsi="Cambria Math"/>
+              </w:rPr>
+              <m:t>2</m:t>
+            </m:r>
+          </m:sub>
+        </m:sSub>
+      </m:oMath>
+      <w:r>
+        <w:rPr>
+          <w:rFonts w:hint="eastAsia"/>
+        </w:rPr>
+        <w:t>为基础，上面的</w:t>
+      </w:r>
+      <w:r>
+        <w:rPr>
+          <w:rFonts w:hint="eastAsia"/>
+        </w:rPr>
+        <w:t>60</w:t>
+      </w:r>
+      <w:r>
+        <w:rPr>
+          <w:rFonts w:hint="eastAsia"/>
+        </w:rPr>
+        <w:t>°说明</w:t>
+      </w:r>
+      <m:oMath>
+        <m:sSub>
+          <m:sSubPr>
+            <m:ctrlPr>
+              <w:rPr>
+                <w:rFonts w:ascii="Cambria Math" w:hAnsi="Cambria Math"/>
+                <w:i/>
+              </w:rPr>
+            </m:ctrlPr>
+          </m:sSubPr>
+          <m:e>
+            <m:r>
+              <w:rPr>
+                <w:rFonts w:ascii="Cambria Math" w:hAnsi="Cambria Math"/>
+              </w:rPr>
+              <m:t>i</m:t>
+            </m:r>
+          </m:e>
+          <m:sub>
+            <m:r>
+              <w:rPr>
+                <w:rFonts w:ascii="Cambria Math" w:hAnsi="Cambria Math"/>
+              </w:rPr>
+              <m:t>2</m:t>
+            </m:r>
+          </m:sub>
+        </m:sSub>
+      </m:oMath>
+      <w:r>
+        <w:rPr>
+          <w:rFonts w:hint="eastAsia"/>
+        </w:rPr>
+        <w:t>为标架可以支持</w:t>
+      </w:r>
+      <m:oMath>
+        <m:sSub>
+          <m:sSubPr>
+            <m:ctrlPr>
+              <w:rPr>
+                <w:rFonts w:ascii="Cambria Math" w:hAnsi="Cambria Math"/>
+                <w:i/>
+              </w:rPr>
+            </m:ctrlPr>
+          </m:sSubPr>
+          <m:e>
+            <m:r>
+              <w:rPr>
+                <w:rFonts w:ascii="Cambria Math" w:hAnsi="Cambria Math"/>
+              </w:rPr>
+              <m:t>i</m:t>
+            </m:r>
+          </m:e>
+          <m:sub>
+            <m:r>
+              <w:rPr>
+                <w:rFonts w:ascii="Cambria Math" w:hAnsi="Cambria Math"/>
+              </w:rPr>
+              <m:t>3</m:t>
+            </m:r>
+          </m:sub>
+        </m:sSub>
+      </m:oMath>
+      <w:r>
+        <w:rPr>
+          <w:rFonts w:hint="eastAsia"/>
+        </w:rPr>
+        <w:t>以及更多高阶虚数单位构成的几何形态。所以当我们讨论四维的时候，它必须不在这些高阶</w:t>
+      </w:r>
+      <w:r>
+        <w:rPr>
+          <w:rFonts w:hint="eastAsia"/>
+        </w:rPr>
+        <w:t>虚数单位对应的</w:t>
+      </w:r>
+      <w:r>
+        <w:rPr>
+          <w:rFonts w:hint="eastAsia"/>
+        </w:rPr>
+        <w:t>几何形态之中。</w:t>
+      </w:r>
+    </w:p>
+    <w:p>
+      <w:r>
+        <w:rPr>
+          <w:rFonts w:hint="eastAsia"/>
+        </w:rPr>
+        <w:t>为什么</w:t>
+      </w:r>
+      <m:oMath>
+        <m:sSub>
+          <m:sSubPr>
+            <m:ctrlPr>
+              <w:rPr>
+                <w:rFonts w:ascii="Cambria Math" w:hAnsi="Cambria Math"/>
+                <w:i/>
+              </w:rPr>
+            </m:ctrlPr>
+          </m:sSubPr>
+          <m:e>
+            <m:r>
+              <w:rPr>
+                <w:rFonts w:ascii="Cambria Math" w:hAnsi="Cambria Math"/>
+              </w:rPr>
+              <m:t>i</m:t>
+            </m:r>
+          </m:e>
+          <m:sub>
+            <m:r>
+              <w:rPr>
+                <w:rFonts w:ascii="Cambria Math" w:hAnsi="Cambria Math"/>
+              </w:rPr>
+              <m:t>2</m:t>
+            </m:r>
+          </m:sub>
+        </m:sSub>
+      </m:oMath>
+      <w:r>
+        <w:rPr>
+          <w:rFonts w:hint="eastAsia"/>
+        </w:rPr>
+        <w:t>就只能做出三者之间的垂直关系，却不能做出第四种</w:t>
+      </w:r>
+      <w:r>
+        <w:rPr>
+          <w:rFonts w:hint="eastAsia"/>
+        </w:rPr>
+        <w:t>。考虑它的由来，它是增长过程对应的比例之间的几何平均数，具体来说，就是单位</w:t>
+      </w:r>
+      <w:r>
+        <w:rPr>
+          <w:rFonts w:hint="eastAsia"/>
+        </w:rPr>
+        <w:t>1</w:t>
+      </w:r>
+      <w:r>
+        <w:rPr>
+          <w:rFonts w:hint="eastAsia"/>
+        </w:rPr>
+        <w:t>和无限减去</w:t>
+      </w:r>
+      <w:r>
+        <w:rPr>
+          <w:rFonts w:hint="eastAsia"/>
+        </w:rPr>
+        <w:t>1</w:t>
+      </w:r>
+      <w:r>
+        <w:rPr>
+          <w:rFonts w:hint="eastAsia"/>
+        </w:rPr>
+        <w:t>这两种增长率乘积的平方根，</w:t>
+      </w:r>
+    </w:p>
+    <w:p>
+      <m:oMathPara>
+        <m:oMath>
+          <m:sSub>
+            <m:sSubPr>
+              <m:ctrlPr>
+                <w:rPr>
+                  <w:rFonts w:ascii="Cambria Math" w:hAnsi="Cambria Math"/>
+                  <w:i/>
+                </w:rPr>
+              </m:ctrlPr>
+            </m:sSubPr>
+            <m:e>
+              <m:r>
+                <w:rPr>
+                  <w:rFonts w:ascii="Cambria Math" w:hAnsi="Cambria Math"/>
+                </w:rPr>
+                <m:t>i</m:t>
+              </m:r>
+            </m:e>
+            <m:sub>
+              <m:r>
+                <w:rPr>
+                  <w:rFonts w:ascii="Cambria Math" w:hAnsi="Cambria Math"/>
+                </w:rPr>
+                <m:t>2</m:t>
+              </m:r>
+            </m:sub>
+          </m:sSub>
+          <m:r>
+            <w:rPr>
+              <w:rFonts w:ascii="Cambria Math" w:hAnsi="Cambria Math"/>
+            </w:rPr>
+            <m:t>=</m:t>
+          </m:r>
+          <m:rad>
+            <m:radPr>
+              <m:degHide m:val="1"/>
+              <m:ctrlPr>
+                <w:rPr>
+                  <w:rFonts w:ascii="Cambria Math" w:hAnsi="Cambria Math"/>
+                  <w:i/>
+                </w:rPr>
+              </m:ctrlPr>
+            </m:radPr>
+            <m:deg/>
+            <m:e>
+              <m:r>
+                <w:rPr>
+                  <w:rFonts w:ascii="Cambria Math" w:hAnsi="Cambria Math"/>
+                </w:rPr>
+                <m:t>1×(-1)</m:t>
+              </m:r>
+            </m:e>
+          </m:rad>
+        </m:oMath>
+      </m:oMathPara>
+    </w:p>
+    <w:p>
+      <w:r>
+        <w:rPr>
+          <w:rFonts w:hint="eastAsia"/>
+        </w:rPr>
+        <w:t>作为几何平均数，它正好发生在增长过程的“中间”。</w:t>
+      </w:r>
+      <w:r>
+        <w:rPr>
+          <w:rFonts w:hint="eastAsia"/>
+        </w:rPr>
+        <w:t>由此来说，构建正交关系，需要的是某种无偏的数值，那么它的更高一级的几何平均数就是，</w:t>
+      </w:r>
+    </w:p>
+    <w:p>
+      <m:oMathPara>
+        <m:oMath>
+          <m:sSub>
+            <m:sSubPr>
+              <m:ctrlPr>
+                <w:rPr>
+                  <w:rFonts w:ascii="Cambria Math" w:hAnsi="Cambria Math"/>
+                  <w:i/>
+                </w:rPr>
+              </m:ctrlPr>
+            </m:sSubPr>
+            <m:e>
+              <m:r>
+                <w:rPr>
+                  <w:rFonts w:ascii="Cambria Math" w:hAnsi="Cambria Math"/>
+                </w:rPr>
+                <m:t>i</m:t>
+              </m:r>
+            </m:e>
+            <m:sub>
+              <m:r>
+                <w:rPr>
+                  <w:rFonts w:ascii="Cambria Math" w:hAnsi="Cambria Math"/>
+                </w:rPr>
+                <m:t>1</m:t>
+              </m:r>
+            </m:sub>
+          </m:sSub>
+          <m:r>
+            <w:rPr>
+              <w:rFonts w:ascii="Cambria Math" w:hAnsi="Cambria Math"/>
+            </w:rPr>
+            <m:t>=</m:t>
+          </m:r>
+          <m:rad>
+            <m:radPr>
+              <m:degHide m:val="1"/>
+              <m:ctrlPr>
+                <w:rPr>
+                  <w:rFonts w:ascii="Cambria Math" w:hAnsi="Cambria Math"/>
+                  <w:i/>
+                </w:rPr>
+              </m:ctrlPr>
+            </m:radPr>
+            <m:deg/>
+            <m:e>
+              <m:r>
+                <w:rPr>
+                  <w:rFonts w:ascii="Cambria Math" w:hAnsi="Cambria Math"/>
+                </w:rPr>
+                <m:t>1</m:t>
+              </m:r>
+            </m:e>
+          </m:rad>
+          <m:r>
+            <w:rPr>
+              <w:rFonts w:ascii="Cambria Math" w:hAnsi="Cambria Math"/>
+            </w:rPr>
+            <m:t>=</m:t>
+          </m:r>
+          <m:rad>
+            <m:radPr>
+              <m:degHide m:val="1"/>
+              <m:ctrlPr>
+                <w:rPr>
+                  <w:rFonts w:ascii="Cambria Math" w:hAnsi="Cambria Math"/>
+                  <w:i/>
+                </w:rPr>
+              </m:ctrlPr>
+            </m:radPr>
+            <m:deg/>
+            <m:e>
+              <m:r>
+                <w:rPr>
+                  <w:rFonts w:ascii="Cambria Math" w:hAnsi="Cambria Math"/>
+                </w:rPr>
+                <m:t>(-1)×(-1)</m:t>
+              </m:r>
+            </m:e>
+          </m:rad>
+          <m:r>
+            <w:rPr>
+              <w:rFonts w:ascii="Cambria Math" w:hAnsi="Cambria Math"/>
+            </w:rPr>
+            <m:t>=-1</m:t>
+          </m:r>
+        </m:oMath>
+      </m:oMathPara>
+    </w:p>
+    <w:p>
+      <w:r>
+        <w:rPr>
+          <w:rFonts w:hint="eastAsia"/>
+        </w:rPr>
+        <w:t>这里取</w:t>
+      </w:r>
+      <w:r>
+        <w:rPr>
+          <w:rFonts w:hint="eastAsia"/>
+        </w:rPr>
+        <w:t>-1</w:t>
+      </w:r>
+      <w:r>
+        <w:rPr>
+          <w:rFonts w:hint="eastAsia"/>
+        </w:rPr>
+        <w:t>，</w:t>
+      </w:r>
+      <w:r>
+        <w:rPr>
+          <w:rFonts w:hint="eastAsia"/>
+        </w:rPr>
+        <w:t>说的是</w:t>
+      </w:r>
+      <w:r>
+        <w:rPr>
+          <w:rFonts w:hint="eastAsia"/>
+        </w:rPr>
+        <w:t>它表达的是无限减去</w:t>
+      </w:r>
+      <w:r>
+        <w:rPr>
+          <w:rFonts w:hint="eastAsia"/>
+        </w:rPr>
+        <w:t>1</w:t>
+      </w:r>
+      <w:r>
+        <w:rPr>
+          <w:rFonts w:hint="eastAsia"/>
+        </w:rPr>
+        <w:t>，而不是比</w:t>
+      </w:r>
+      <w:r>
+        <w:rPr>
+          <w:rFonts w:hint="eastAsia"/>
+        </w:rPr>
+        <w:t>0</w:t>
+      </w:r>
+      <w:r>
+        <w:rPr>
+          <w:rFonts w:hint="eastAsia"/>
+        </w:rPr>
+        <w:t>少</w:t>
+      </w:r>
+      <w:r>
+        <w:rPr>
+          <w:rFonts w:hint="eastAsia"/>
+        </w:rPr>
+        <w:t>1</w:t>
+      </w:r>
+      <w:r>
+        <w:rPr>
+          <w:rFonts w:hint="eastAsia"/>
+        </w:rPr>
+        <w:t>。</w:t>
+      </w:r>
+    </w:p>
+    <w:p>
+      <w:r>
+        <w:rPr>
+          <w:rFonts w:hint="eastAsia"/>
+        </w:rPr>
+        <w:t>若能获得</w:t>
+      </w:r>
+      <m:oMath>
+        <m:sSub>
+          <m:sSubPr>
+            <m:ctrlPr>
+              <w:rPr>
+                <w:rFonts w:ascii="Cambria Math" w:hAnsi="Cambria Math"/>
+                <w:i/>
+              </w:rPr>
+            </m:ctrlPr>
+          </m:sSubPr>
+          <m:e>
+            <m:r>
+              <w:rPr>
+                <w:rFonts w:ascii="Cambria Math" w:hAnsi="Cambria Math"/>
+              </w:rPr>
+              <m:t>i</m:t>
+            </m:r>
+          </m:e>
+          <m:sub>
+            <m:r>
+              <w:rPr>
+                <w:rFonts w:ascii="Cambria Math" w:hAnsi="Cambria Math"/>
+              </w:rPr>
+              <m:t>2</m:t>
+            </m:r>
+          </m:sub>
+        </m:sSub>
+      </m:oMath>
+      <w:r>
+        <w:rPr>
+          <w:rFonts w:hint="eastAsia"/>
+        </w:rPr>
+        <w:t>必先获得</w:t>
+      </w:r>
+      <m:oMath>
+        <m:sSub>
+          <m:sSubPr>
+            <m:ctrlPr>
+              <w:rPr>
+                <w:rFonts w:ascii="Cambria Math" w:hAnsi="Cambria Math"/>
+                <w:i/>
+              </w:rPr>
+            </m:ctrlPr>
+          </m:sSubPr>
+          <m:e>
+            <m:r>
+              <w:rPr>
+                <w:rFonts w:ascii="Cambria Math" w:hAnsi="Cambria Math"/>
+              </w:rPr>
+              <m:t>i</m:t>
+            </m:r>
+          </m:e>
+          <m:sub>
             <m:r>
               <w:rPr>
                 <w:rFonts w:ascii="Cambria Math" w:hAnsi="Cambria Math"/>
               </w:rPr>
               <m:t>1</m:t>
             </m:r>
+          </m:sub>
+        </m:sSub>
+      </m:oMath>
+      <w:r>
+        <w:rPr>
+          <w:rFonts w:hint="eastAsia"/>
+        </w:rPr>
+        <w:t>，这就意味着对整体做了两次操作，一次是将无限减一平方到一个更大的数值，那个数值显然超圈，而它的平方根就是</w:t>
+      </w:r>
+      <m:oMath>
+        <m:sSub>
+          <m:sSubPr>
+            <m:ctrlPr>
+              <w:rPr>
+                <w:rFonts w:ascii="Cambria Math" w:hAnsi="Cambria Math"/>
+                <w:i/>
+              </w:rPr>
+            </m:ctrlPr>
+          </m:sSubPr>
+          <m:e>
+            <m:r>
+              <w:rPr>
+                <w:rFonts w:ascii="Cambria Math" w:hAnsi="Cambria Math"/>
+              </w:rPr>
+              <m:t>i</m:t>
+            </m:r>
+          </m:e>
+          <m:sub>
+            <m:r>
+              <w:rPr>
+                <w:rFonts w:ascii="Cambria Math" w:hAnsi="Cambria Math"/>
+              </w:rPr>
+              <m:t>1</m:t>
+            </m:r>
+          </m:sub>
+        </m:sSub>
+      </m:oMath>
+      <w:r>
+        <w:rPr>
+          <w:rFonts w:hint="eastAsia"/>
+        </w:rPr>
+        <w:t>，然后又将这个</w:t>
+      </w:r>
+      <m:oMath>
+        <m:sSub>
+          <m:sSubPr>
+            <m:ctrlPr>
+              <w:rPr>
+                <w:rFonts w:ascii="Cambria Math" w:hAnsi="Cambria Math"/>
+                <w:i/>
+              </w:rPr>
+            </m:ctrlPr>
+          </m:sSubPr>
+          <m:e>
+            <m:r>
+              <w:rPr>
+                <w:rFonts w:ascii="Cambria Math" w:hAnsi="Cambria Math"/>
+              </w:rPr>
+              <m:t>i</m:t>
+            </m:r>
+          </m:e>
+          <m:sub>
+            <m:r>
+              <w:rPr>
+                <w:rFonts w:ascii="Cambria Math" w:hAnsi="Cambria Math"/>
+              </w:rPr>
+              <m:t>1</m:t>
+            </m:r>
+          </m:sub>
+        </m:sSub>
+      </m:oMath>
+      <w:r>
+        <w:rPr>
+          <w:rFonts w:hint="eastAsia"/>
+        </w:rPr>
+        <w:t>取平方根到</w:t>
+      </w:r>
+      <m:oMath>
+        <m:sSub>
+          <m:sSubPr>
+            <m:ctrlPr>
+              <w:rPr>
+                <w:rFonts w:ascii="Cambria Math" w:hAnsi="Cambria Math"/>
+                <w:i/>
+              </w:rPr>
+            </m:ctrlPr>
+          </m:sSubPr>
+          <m:e>
+            <m:r>
+              <w:rPr>
+                <w:rFonts w:ascii="Cambria Math" w:hAnsi="Cambria Math"/>
+              </w:rPr>
+              <m:t>i</m:t>
+            </m:r>
+          </m:e>
+          <m:sub>
+            <m:r>
+              <w:rPr>
+                <w:rFonts w:ascii="Cambria Math" w:hAnsi="Cambria Math"/>
+              </w:rPr>
+              <m:t>2</m:t>
+            </m:r>
+          </m:sub>
+        </m:sSub>
+      </m:oMath>
+      <w:r>
+        <w:rPr>
+          <w:rFonts w:hint="eastAsia"/>
+        </w:rPr>
+        <w:t>，也就是说，对更大的数值做了两次取平方根的操作，而那个更大的数值就是</w:t>
+      </w:r>
+      <m:oMath>
+        <m:sSup>
+          <m:sSupPr>
+            <m:ctrlPr>
+              <w:rPr>
+                <w:rFonts w:ascii="Cambria Math" w:hAnsi="Cambria Math"/>
+                <w:i/>
+              </w:rPr>
+            </m:ctrlPr>
+          </m:sSupPr>
+          <m:e>
+            <m:d>
+              <m:dPr>
+                <m:ctrlPr>
+                  <w:rPr>
+                    <w:rFonts w:ascii="Cambria Math" w:hAnsi="Cambria Math"/>
+                    <w:i/>
+                  </w:rPr>
+                </m:ctrlPr>
+              </m:dPr>
+              <m:e>
+                <m:r>
+                  <w:rPr>
+                    <w:rFonts w:ascii="Cambria Math" w:hAnsi="Cambria Math"/>
+                  </w:rPr>
+                  <m:t>∞</m:t>
+                </m:r>
+                <m:r>
+                  <w:rPr>
+                    <w:rFonts w:ascii="Cambria Math" w:hAnsi="Cambria Math"/>
+                  </w:rPr>
+                  <m:t>-1</m:t>
+                </m:r>
+              </m:e>
+            </m:d>
+          </m:e>
+          <m:sup>
             <m:r>
               <w:rPr>
                 <w:rFonts w:ascii="Cambria Math" w:hAnsi="Cambria Math"/>
@@ -16784,19 +17639,7 @@
         <w:rPr>
           <w:rFonts w:hint="eastAsia"/>
         </w:rPr>
-        <w:t>，</w:t>
-      </w:r>
-      <w:r>
-        <w:rPr>
-          <w:rFonts w:hint="eastAsia"/>
-        </w:rPr>
-        <w:t>也就是</w:t>
-      </w:r>
-      <w:r>
-        <w:rPr>
-          <w:rFonts w:hint="eastAsia"/>
-        </w:rPr>
-        <w:t>更大或者更小的数值。</w:t>
+        <w:t>。</w:t>
       </w:r>
     </w:p>
     <w:p>
@@ -16804,83 +17647,2173 @@
         <w:rPr>
           <w:rFonts w:hint="eastAsia"/>
         </w:rPr>
-        <w:t>可见一个电子（或者正电子）之所以成为它不是因为它多了什么，而是因为它的特质部分不是常规的样子，由此而导致了特质部分的过强或负向过强，也就成了它的特质。</w:t>
+        <w:t>这两次操作按常规理解，只能将整体平均分为</w:t>
+      </w:r>
+      <w:r>
+        <w:rPr>
+          <w:rFonts w:hint="eastAsia"/>
+        </w:rPr>
+        <w:t>4</w:t>
+      </w:r>
+      <w:r>
+        <w:rPr>
+          <w:rFonts w:hint="eastAsia"/>
+        </w:rPr>
+        <w:t>个部分，但是正如上面图像所示，</w:t>
+      </w:r>
+      <m:oMath>
+        <m:sSup>
+          <m:sSupPr>
+            <m:ctrlPr>
+              <w:rPr>
+                <w:rFonts w:ascii="Cambria Math" w:hAnsi="Cambria Math"/>
+                <w:i/>
+              </w:rPr>
+            </m:ctrlPr>
+          </m:sSupPr>
+          <m:e>
+            <m:d>
+              <m:dPr>
+                <m:ctrlPr>
+                  <w:rPr>
+                    <w:rFonts w:ascii="Cambria Math" w:hAnsi="Cambria Math"/>
+                    <w:i/>
+                  </w:rPr>
+                </m:ctrlPr>
+              </m:dPr>
+              <m:e>
+                <m:r>
+                  <w:rPr>
+                    <w:rFonts w:ascii="Cambria Math" w:hAnsi="Cambria Math"/>
+                  </w:rPr>
+                  <m:t>∞-1</m:t>
+                </m:r>
+              </m:e>
+            </m:d>
+          </m:e>
+          <m:sup>
+            <m:r>
+              <w:rPr>
+                <w:rFonts w:ascii="Cambria Math" w:hAnsi="Cambria Math"/>
+              </w:rPr>
+              <m:t>2</m:t>
+            </m:r>
+          </m:sup>
+        </m:sSup>
+      </m:oMath>
+      <w:r>
+        <w:rPr>
+          <w:rFonts w:hint="eastAsia"/>
+        </w:rPr>
+        <w:t>和单位</w:t>
+      </w:r>
+      <w:r>
+        <w:rPr>
+          <w:rFonts w:hint="eastAsia"/>
+        </w:rPr>
+        <w:t>1</w:t>
+      </w:r>
+      <w:r>
+        <w:rPr>
+          <w:rFonts w:hint="eastAsia"/>
+        </w:rPr>
+        <w:t>是不可区分的，这就使得</w:t>
+      </w:r>
+      <w:r>
+        <w:rPr>
+          <w:rFonts w:hint="eastAsia"/>
+        </w:rPr>
+        <w:t>4</w:t>
+      </w:r>
+      <w:r>
+        <w:rPr>
+          <w:rFonts w:hint="eastAsia"/>
+        </w:rPr>
+        <w:t>个部分可以正着或者反着看，于是四个部分就变成了有里面和外面差别的</w:t>
+      </w:r>
+      <w:r>
+        <w:rPr>
+          <w:rFonts w:hint="eastAsia"/>
+        </w:rPr>
+        <w:t>8</w:t>
+      </w:r>
+      <w:r>
+        <w:rPr>
+          <w:rFonts w:hint="eastAsia"/>
+        </w:rPr>
+        <w:t>个部分。</w:t>
+      </w:r>
+      <w:r>
+        <w:rPr>
+          <w:rFonts w:hint="eastAsia"/>
+        </w:rPr>
+        <w:t>也就是说，</w:t>
       </w:r>
     </w:p>
     <w:p>
-      <w:r>
-        <w:rPr>
-          <w:rFonts w:hint="eastAsia"/>
-        </w:rPr>
-        <w:t>这个情况也说明了震动之间</w:t>
-      </w:r>
-      <w:proofErr w:type="gramStart"/>
-      <w:r>
-        <w:rPr>
-          <w:rFonts w:hint="eastAsia"/>
-        </w:rPr>
-        <w:t>的假合关系</w:t>
-      </w:r>
-      <w:proofErr w:type="gramEnd"/>
-      <w:r>
-        <w:rPr>
-          <w:rFonts w:hint="eastAsia"/>
-        </w:rPr>
-        <w:t>，</w:t>
-      </w:r>
-      <w:r>
-        <w:rPr>
-          <w:rFonts w:hint="eastAsia"/>
-        </w:rPr>
-        <w:t>虽然看上去</w:t>
-      </w:r>
-      <w:proofErr w:type="gramStart"/>
-      <w:r>
-        <w:rPr>
-          <w:rFonts w:hint="eastAsia"/>
-        </w:rPr>
-        <w:t>像是紧致的</w:t>
-      </w:r>
-      <w:proofErr w:type="gramEnd"/>
-      <w:r>
-        <w:rPr>
-          <w:rFonts w:hint="eastAsia"/>
-        </w:rPr>
-        <w:t>连续谱，但是实际上只是对于观察者来说，符合模运算的要求。构成一个粒子的微观震动完全可能是多种多样的不同震动的特定配比，而显现出来的结果，在虚数单位模运算的基础上是不可区分的。但是数量本身是可以区分的</w:t>
-      </w:r>
-      <w:r>
-        <w:rPr>
-          <w:rFonts w:hint="eastAsia"/>
-        </w:rPr>
-        <w:t>。也就是说，对于观察者来说看上去差不多，实际上可能相差甚远。</w:t>
-      </w:r>
-      <w:r>
-        <w:rPr>
-          <w:rFonts w:hint="eastAsia"/>
-        </w:rPr>
-        <w:t xml:space="preserve"> </w:t>
-      </w:r>
+      <m:oMathPara>
+        <m:oMath>
+          <m:r>
+            <w:rPr>
+              <w:rFonts w:ascii="Cambria Math" w:hAnsi="Cambria Math"/>
+            </w:rPr>
+            <w:lastRenderedPageBreak/>
+            <m:t>4=</m:t>
+          </m:r>
+          <m:sSup>
+            <m:sSupPr>
+              <m:ctrlPr>
+                <w:rPr>
+                  <w:rFonts w:ascii="Cambria Math" w:hAnsi="Cambria Math"/>
+                  <w:i/>
+                </w:rPr>
+              </m:ctrlPr>
+            </m:sSupPr>
+            <m:e>
+              <m:r>
+                <w:rPr>
+                  <w:rFonts w:ascii="Cambria Math" w:hAnsi="Cambria Math"/>
+                </w:rPr>
+                <m:t>2</m:t>
+              </m:r>
+            </m:e>
+            <m:sup>
+              <m:r>
+                <w:rPr>
+                  <w:rFonts w:ascii="Cambria Math" w:hAnsi="Cambria Math"/>
+                </w:rPr>
+                <m:t>2</m:t>
+              </m:r>
+            </m:sup>
+          </m:sSup>
+        </m:oMath>
+      </m:oMathPara>
     </w:p>
     <w:p>
-      <w:r>
-        <w:rPr>
-          <w:rFonts w:hint="eastAsia"/>
-        </w:rPr>
-        <w:t>从复合和替换的角度来看，一个微观基本粒子，完全可以被替换成另一个更高频震动的基本粒子，只需要将构成它的各个比例成分逐一替换到高频粒子在低频的映射即可。</w:t>
-      </w:r>
-      <w:r>
-        <w:rPr>
-          <w:rFonts w:hint="eastAsia"/>
-        </w:rPr>
-        <w:t>随着替换有序进行，粒子就逐渐脱离原来所在的维度。</w:t>
-      </w:r>
-      <w:r>
-        <w:rPr>
-          <w:rFonts w:hint="eastAsia"/>
-        </w:rPr>
-        <w:t>宏观物体由粒子构成，替换的原理是相同的，但过程必须严格遵循特定的原则和步骤，否则容易造成微观层面上的碎裂，而在宏观层面体现的就是事件异常和物体的损坏。</w:t>
-      </w:r>
+      <m:oMathPara>
+        <m:oMath>
+          <m:r>
+            <w:rPr>
+              <w:rFonts w:ascii="Cambria Math" w:hAnsi="Cambria Math"/>
+            </w:rPr>
+            <m:t>8=2×4=2</m:t>
+          </m:r>
+          <m:r>
+            <w:rPr>
+              <w:rFonts w:ascii="Cambria Math" w:hAnsi="Cambria Math"/>
+            </w:rPr>
+            <m:t>×</m:t>
+          </m:r>
+          <m:sSup>
+            <m:sSupPr>
+              <m:ctrlPr>
+                <w:rPr>
+                  <w:rFonts w:ascii="Cambria Math" w:hAnsi="Cambria Math"/>
+                  <w:i/>
+                </w:rPr>
+              </m:ctrlPr>
+            </m:sSupPr>
+            <m:e>
+              <m:r>
+                <w:rPr>
+                  <w:rFonts w:ascii="Cambria Math" w:hAnsi="Cambria Math"/>
+                </w:rPr>
+                <m:t>2</m:t>
+              </m:r>
+            </m:e>
+            <m:sup>
+              <m:r>
+                <w:rPr>
+                  <w:rFonts w:ascii="Cambria Math" w:hAnsi="Cambria Math"/>
+                </w:rPr>
+                <m:t>2</m:t>
+              </m:r>
+            </m:sup>
+          </m:sSup>
+          <m:r>
+            <w:rPr>
+              <w:rFonts w:ascii="Cambria Math" w:hAnsi="Cambria Math"/>
+            </w:rPr>
+            <m:t>=</m:t>
+          </m:r>
+          <m:sSup>
+            <m:sSupPr>
+              <m:ctrlPr>
+                <w:rPr>
+                  <w:rFonts w:ascii="Cambria Math" w:hAnsi="Cambria Math"/>
+                  <w:i/>
+                </w:rPr>
+              </m:ctrlPr>
+            </m:sSupPr>
+            <m:e>
+              <m:r>
+                <w:rPr>
+                  <w:rFonts w:ascii="Cambria Math" w:hAnsi="Cambria Math"/>
+                </w:rPr>
+                <m:t>2</m:t>
+              </m:r>
+            </m:e>
+            <m:sup>
+              <m:r>
+                <w:rPr>
+                  <w:rFonts w:ascii="Cambria Math" w:hAnsi="Cambria Math"/>
+                </w:rPr>
+                <m:t>3</m:t>
+              </m:r>
+            </m:sup>
+          </m:sSup>
+        </m:oMath>
+      </m:oMathPara>
     </w:p>
+    <w:p>
+      <w:pPr>
+        <w:rPr>
+          <w:rFonts w:hint="eastAsia"/>
+        </w:rPr>
+      </w:pPr>
+      <w:r>
+        <w:rPr>
+          <w:rFonts w:hint="eastAsia"/>
+        </w:rPr>
+        <w:t>这就是</w:t>
+      </w:r>
+      <w:r>
+        <w:rPr>
+          <w:rFonts w:hint="eastAsia"/>
+        </w:rPr>
+        <w:t>3</w:t>
+      </w:r>
+      <w:r>
+        <w:rPr>
+          <w:rFonts w:hint="eastAsia"/>
+        </w:rPr>
+        <w:t>维空间的由来。</w:t>
+      </w:r>
+      <w:r>
+        <w:rPr>
+          <w:rFonts w:hint="eastAsia"/>
+        </w:rPr>
+        <w:t>如果现在想要加入第四个维数，那么就要写成，</w:t>
+      </w:r>
+    </w:p>
+    <w:p>
+      <m:oMathPara>
+        <m:oMath>
+          <m:r>
+            <w:rPr>
+              <w:rFonts w:ascii="Cambria Math" w:hAnsi="Cambria Math"/>
+            </w:rPr>
+            <m:t>16=</m:t>
+          </m:r>
+          <m:r>
+            <w:rPr>
+              <w:rFonts w:ascii="Cambria Math" w:hAnsi="Cambria Math"/>
+            </w:rPr>
+            <m:t>2×8=2×2×4</m:t>
+          </m:r>
+          <m:r>
+            <w:rPr>
+              <w:rFonts w:ascii="Cambria Math" w:hAnsi="Cambria Math"/>
+            </w:rPr>
+            <m:t>=</m:t>
+          </m:r>
+          <m:r>
+            <w:rPr>
+              <w:rFonts w:ascii="Cambria Math" w:hAnsi="Cambria Math"/>
+            </w:rPr>
+            <m:t>2×2×</m:t>
+          </m:r>
+          <m:sSup>
+            <m:sSupPr>
+              <m:ctrlPr>
+                <w:rPr>
+                  <w:rFonts w:ascii="Cambria Math" w:hAnsi="Cambria Math"/>
+                  <w:i/>
+                </w:rPr>
+              </m:ctrlPr>
+            </m:sSupPr>
+            <m:e>
+              <m:r>
+                <w:rPr>
+                  <w:rFonts w:ascii="Cambria Math" w:hAnsi="Cambria Math"/>
+                </w:rPr>
+                <m:t>2</m:t>
+              </m:r>
+            </m:e>
+            <m:sup>
+              <m:r>
+                <w:rPr>
+                  <w:rFonts w:ascii="Cambria Math" w:hAnsi="Cambria Math"/>
+                </w:rPr>
+                <m:t>2</m:t>
+              </m:r>
+            </m:sup>
+          </m:sSup>
+          <m:r>
+            <w:rPr>
+              <w:rFonts w:ascii="Cambria Math" w:hAnsi="Cambria Math"/>
+            </w:rPr>
+            <m:t>=</m:t>
+          </m:r>
+          <m:r>
+            <w:rPr>
+              <w:rFonts w:ascii="Cambria Math" w:hAnsi="Cambria Math"/>
+            </w:rPr>
+            <m:t>2×</m:t>
+          </m:r>
+          <m:sSup>
+            <m:sSupPr>
+              <m:ctrlPr>
+                <w:rPr>
+                  <w:rFonts w:ascii="Cambria Math" w:hAnsi="Cambria Math"/>
+                  <w:i/>
+                </w:rPr>
+              </m:ctrlPr>
+            </m:sSupPr>
+            <m:e>
+              <m:r>
+                <w:rPr>
+                  <w:rFonts w:ascii="Cambria Math" w:hAnsi="Cambria Math"/>
+                </w:rPr>
+                <m:t>2</m:t>
+              </m:r>
+            </m:e>
+            <m:sup>
+              <m:r>
+                <w:rPr>
+                  <w:rFonts w:ascii="Cambria Math" w:hAnsi="Cambria Math"/>
+                </w:rPr>
+                <m:t>3</m:t>
+              </m:r>
+            </m:sup>
+          </m:sSup>
+          <m:r>
+            <w:rPr>
+              <w:rFonts w:ascii="Cambria Math" w:hAnsi="Cambria Math"/>
+            </w:rPr>
+            <m:t>=</m:t>
+          </m:r>
+          <m:sSup>
+            <m:sSupPr>
+              <m:ctrlPr>
+                <w:rPr>
+                  <w:rFonts w:ascii="Cambria Math" w:hAnsi="Cambria Math"/>
+                  <w:i/>
+                </w:rPr>
+              </m:ctrlPr>
+            </m:sSupPr>
+            <m:e>
+              <m:r>
+                <w:rPr>
+                  <w:rFonts w:ascii="Cambria Math" w:hAnsi="Cambria Math"/>
+                </w:rPr>
+                <m:t>2</m:t>
+              </m:r>
+            </m:e>
+            <m:sup>
+              <m:r>
+                <w:rPr>
+                  <w:rFonts w:ascii="Cambria Math" w:hAnsi="Cambria Math"/>
+                </w:rPr>
+                <m:t>4</m:t>
+              </m:r>
+            </m:sup>
+          </m:sSup>
+        </m:oMath>
+      </m:oMathPara>
+    </w:p>
+    <w:p>
+      <w:r>
+        <w:rPr>
+          <w:rFonts w:hint="eastAsia"/>
+        </w:rPr>
+        <w:t>两个面已经有了，每个面上四个区域</w:t>
+      </w:r>
+      <w:r>
+        <w:rPr>
+          <w:rFonts w:hint="eastAsia"/>
+        </w:rPr>
+        <w:t>也</w:t>
+      </w:r>
+      <w:r>
+        <w:rPr>
+          <w:rFonts w:hint="eastAsia"/>
+        </w:rPr>
+        <w:t>有了，再加入一个参数将其分成两个部分，应该加在什么地方？四个区域各自分成两个部分，除非也是两个面。</w:t>
+      </w:r>
+      <w:r>
+        <w:rPr>
+          <w:rFonts w:hint="eastAsia"/>
+        </w:rPr>
+        <w:t>也就是说，将虚数单位</w:t>
+      </w:r>
+      <m:oMath>
+        <m:sSub>
+          <m:sSubPr>
+            <m:ctrlPr>
+              <w:rPr>
+                <w:rFonts w:ascii="Cambria Math" w:hAnsi="Cambria Math"/>
+                <w:i/>
+              </w:rPr>
+            </m:ctrlPr>
+          </m:sSubPr>
+          <m:e>
+            <m:r>
+              <w:rPr>
+                <w:rFonts w:ascii="Cambria Math" w:hAnsi="Cambria Math"/>
+              </w:rPr>
+              <m:t>i</m:t>
+            </m:r>
+          </m:e>
+          <m:sub>
+            <m:r>
+              <w:rPr>
+                <w:rFonts w:ascii="Cambria Math" w:hAnsi="Cambria Math"/>
+              </w:rPr>
+              <m:t>2</m:t>
+            </m:r>
+          </m:sub>
+        </m:sSub>
+      </m:oMath>
+      <w:r>
+        <w:rPr>
+          <w:rFonts w:hint="eastAsia"/>
+        </w:rPr>
+        <w:t>和单位</w:t>
+      </w:r>
+      <w:r>
+        <w:rPr>
+          <w:rFonts w:hint="eastAsia"/>
+        </w:rPr>
+        <w:t>1</w:t>
+      </w:r>
+      <w:r>
+        <w:rPr>
+          <w:rFonts w:hint="eastAsia"/>
+        </w:rPr>
+        <w:t>的乘积取几何平均数，</w:t>
+      </w:r>
+    </w:p>
+    <w:p>
+      <m:oMathPara>
+        <m:oMath>
+          <m:sSub>
+            <m:sSubPr>
+              <m:ctrlPr>
+                <w:rPr>
+                  <w:rFonts w:ascii="Cambria Math" w:hAnsi="Cambria Math"/>
+                  <w:i/>
+                </w:rPr>
+              </m:ctrlPr>
+            </m:sSubPr>
+            <m:e>
+              <m:r>
+                <w:rPr>
+                  <w:rFonts w:ascii="Cambria Math" w:hAnsi="Cambria Math"/>
+                </w:rPr>
+                <m:t>j</m:t>
+              </m:r>
+            </m:e>
+            <m:sub>
+              <m:r>
+                <w:rPr>
+                  <w:rFonts w:ascii="Cambria Math" w:hAnsi="Cambria Math"/>
+                </w:rPr>
+                <m:t>2</m:t>
+              </m:r>
+            </m:sub>
+          </m:sSub>
+          <m:r>
+            <w:rPr>
+              <w:rFonts w:ascii="Cambria Math" w:hAnsi="Cambria Math"/>
+            </w:rPr>
+            <m:t>=</m:t>
+          </m:r>
+          <m:rad>
+            <m:radPr>
+              <m:degHide m:val="1"/>
+              <m:ctrlPr>
+                <w:rPr>
+                  <w:rFonts w:ascii="Cambria Math" w:hAnsi="Cambria Math"/>
+                  <w:i/>
+                </w:rPr>
+              </m:ctrlPr>
+            </m:radPr>
+            <m:deg/>
+            <m:e>
+              <m:sSub>
+                <m:sSubPr>
+                  <m:ctrlPr>
+                    <w:rPr>
+                      <w:rFonts w:ascii="Cambria Math" w:hAnsi="Cambria Math"/>
+                      <w:i/>
+                    </w:rPr>
+                  </m:ctrlPr>
+                </m:sSubPr>
+                <m:e>
+                  <m:r>
+                    <w:rPr>
+                      <w:rFonts w:ascii="Cambria Math" w:hAnsi="Cambria Math"/>
+                    </w:rPr>
+                    <m:t>i</m:t>
+                  </m:r>
+                </m:e>
+                <m:sub>
+                  <m:r>
+                    <w:rPr>
+                      <w:rFonts w:ascii="Cambria Math" w:hAnsi="Cambria Math"/>
+                    </w:rPr>
+                    <m:t>2</m:t>
+                  </m:r>
+                </m:sub>
+              </m:sSub>
+              <m:r>
+                <w:rPr>
+                  <w:rFonts w:ascii="Cambria Math" w:hAnsi="Cambria Math"/>
+                </w:rPr>
+                <m:t>∙1</m:t>
+              </m:r>
+            </m:e>
+          </m:rad>
+          <m:r>
+            <w:rPr>
+              <w:rFonts w:ascii="Cambria Math" w:hAnsi="Cambria Math"/>
+            </w:rPr>
+            <m:t>=</m:t>
+          </m:r>
+          <m:rad>
+            <m:radPr>
+              <m:degHide m:val="1"/>
+              <m:ctrlPr>
+                <w:rPr>
+                  <w:rFonts w:ascii="Cambria Math" w:hAnsi="Cambria Math"/>
+                  <w:i/>
+                </w:rPr>
+              </m:ctrlPr>
+            </m:radPr>
+            <m:deg/>
+            <m:e>
+              <m:r>
+                <w:rPr>
+                  <w:rFonts w:ascii="Cambria Math" w:hAnsi="Cambria Math"/>
+                </w:rPr>
+                <m:t>-</m:t>
+              </m:r>
+              <m:f>
+                <m:fPr>
+                  <m:ctrlPr>
+                    <w:rPr>
+                      <w:rFonts w:ascii="Cambria Math" w:hAnsi="Cambria Math"/>
+                      <w:i/>
+                    </w:rPr>
+                  </m:ctrlPr>
+                </m:fPr>
+                <m:num>
+                  <m:r>
+                    <w:rPr>
+                      <w:rFonts w:ascii="Cambria Math" w:hAnsi="Cambria Math"/>
+                    </w:rPr>
+                    <m:t>1</m:t>
+                  </m:r>
+                </m:num>
+                <m:den>
+                  <m:sSub>
+                    <m:sSubPr>
+                      <m:ctrlPr>
+                        <w:rPr>
+                          <w:rFonts w:ascii="Cambria Math" w:hAnsi="Cambria Math"/>
+                          <w:i/>
+                        </w:rPr>
+                      </m:ctrlPr>
+                    </m:sSubPr>
+                    <m:e>
+                      <m:r>
+                        <w:rPr>
+                          <w:rFonts w:ascii="Cambria Math" w:hAnsi="Cambria Math"/>
+                        </w:rPr>
+                        <m:t>i</m:t>
+                      </m:r>
+                    </m:e>
+                    <m:sub>
+                      <m:r>
+                        <w:rPr>
+                          <w:rFonts w:ascii="Cambria Math" w:hAnsi="Cambria Math"/>
+                        </w:rPr>
+                        <m:t>2</m:t>
+                      </m:r>
+                    </m:sub>
+                  </m:sSub>
+                </m:den>
+              </m:f>
+              <m:r>
+                <w:rPr>
+                  <w:rFonts w:ascii="Cambria Math" w:hAnsi="Cambria Math"/>
+                </w:rPr>
+                <m:t>∙1</m:t>
+              </m:r>
+            </m:e>
+          </m:rad>
+        </m:oMath>
+      </m:oMathPara>
+    </w:p>
+    <w:p>
+      <w:r>
+        <w:rPr>
+          <w:rFonts w:hint="eastAsia"/>
+        </w:rPr>
+        <w:t>此时可以认为</w:t>
+      </w:r>
+      <w:r>
+        <w:rPr>
+          <w:rFonts w:hint="eastAsia"/>
+        </w:rPr>
+        <w:t>1</w:t>
+      </w:r>
+      <w:r>
+        <w:rPr>
+          <w:rFonts w:hint="eastAsia"/>
+        </w:rPr>
+        <w:t>总是一样的，</w:t>
+      </w:r>
+      <m:oMath>
+        <m:sSub>
+          <m:sSubPr>
+            <m:ctrlPr>
+              <w:rPr>
+                <w:rFonts w:ascii="Cambria Math" w:hAnsi="Cambria Math"/>
+                <w:i/>
+              </w:rPr>
+            </m:ctrlPr>
+          </m:sSubPr>
+          <m:e>
+            <m:r>
+              <w:rPr>
+                <w:rFonts w:ascii="Cambria Math" w:hAnsi="Cambria Math"/>
+              </w:rPr>
+              <m:t>i</m:t>
+            </m:r>
+          </m:e>
+          <m:sub>
+            <m:r>
+              <w:rPr>
+                <w:rFonts w:ascii="Cambria Math" w:hAnsi="Cambria Math"/>
+              </w:rPr>
+              <m:t>2</m:t>
+            </m:r>
+          </m:sub>
+        </m:sSub>
+      </m:oMath>
+      <w:r>
+        <w:rPr>
+          <w:rFonts w:hint="eastAsia"/>
+        </w:rPr>
+        <w:t>和</w:t>
+      </w:r>
+      <m:oMath>
+        <m:r>
+          <w:rPr>
+            <w:rFonts w:ascii="Cambria Math" w:hAnsi="Cambria Math"/>
+          </w:rPr>
+          <m:t>-</m:t>
+        </m:r>
+        <m:f>
+          <m:fPr>
+            <m:ctrlPr>
+              <w:rPr>
+                <w:rFonts w:ascii="Cambria Math" w:hAnsi="Cambria Math"/>
+                <w:i/>
+              </w:rPr>
+            </m:ctrlPr>
+          </m:fPr>
+          <m:num>
+            <m:r>
+              <w:rPr>
+                <w:rFonts w:ascii="Cambria Math" w:hAnsi="Cambria Math"/>
+              </w:rPr>
+              <m:t>1</m:t>
+            </m:r>
+          </m:num>
+          <m:den>
+            <m:sSub>
+              <m:sSubPr>
+                <m:ctrlPr>
+                  <w:rPr>
+                    <w:rFonts w:ascii="Cambria Math" w:hAnsi="Cambria Math"/>
+                    <w:i/>
+                  </w:rPr>
+                </m:ctrlPr>
+              </m:sSubPr>
+              <m:e>
+                <m:r>
+                  <w:rPr>
+                    <w:rFonts w:ascii="Cambria Math" w:hAnsi="Cambria Math"/>
+                  </w:rPr>
+                  <m:t>i</m:t>
+                </m:r>
+              </m:e>
+              <m:sub>
+                <m:r>
+                  <w:rPr>
+                    <w:rFonts w:ascii="Cambria Math" w:hAnsi="Cambria Math"/>
+                  </w:rPr>
+                  <m:t>2</m:t>
+                </m:r>
+              </m:sub>
+            </m:sSub>
+          </m:den>
+        </m:f>
+      </m:oMath>
+      <w:r>
+        <w:rPr>
+          <w:rFonts w:hint="eastAsia"/>
+        </w:rPr>
+        <w:t>是不可区分的，</w:t>
+      </w:r>
+      <w:r>
+        <w:rPr>
+          <w:rFonts w:hint="eastAsia"/>
+        </w:rPr>
+        <w:t>而这时候对应的物体，就像是一个球，由</w:t>
+      </w:r>
+      <w:r>
+        <w:rPr>
+          <w:rFonts w:hint="eastAsia"/>
+        </w:rPr>
+        <w:t>8</w:t>
+      </w:r>
+      <w:r>
+        <w:rPr>
+          <w:rFonts w:hint="eastAsia"/>
+        </w:rPr>
+        <w:t>个</w:t>
+      </w:r>
+      <m:oMath>
+        <m:f>
+          <m:fPr>
+            <m:ctrlPr>
+              <w:rPr>
+                <w:rFonts w:ascii="Cambria Math" w:hAnsi="Cambria Math"/>
+                <w:i/>
+              </w:rPr>
+            </m:ctrlPr>
+          </m:fPr>
+          <m:num>
+            <m:r>
+              <w:rPr>
+                <w:rFonts w:ascii="Cambria Math" w:hAnsi="Cambria Math"/>
+              </w:rPr>
+              <m:t>1</m:t>
+            </m:r>
+          </m:num>
+          <m:den>
+            <m:r>
+              <w:rPr>
+                <w:rFonts w:ascii="Cambria Math" w:hAnsi="Cambria Math"/>
+              </w:rPr>
+              <m:t>8</m:t>
+            </m:r>
+          </m:den>
+        </m:f>
+      </m:oMath>
+      <w:r>
+        <w:rPr>
+          <w:rFonts w:hint="eastAsia"/>
+        </w:rPr>
+        <w:t>球面构成，每个</w:t>
+      </w:r>
+      <m:oMath>
+        <m:f>
+          <m:fPr>
+            <m:ctrlPr>
+              <w:rPr>
+                <w:rFonts w:ascii="Cambria Math" w:hAnsi="Cambria Math"/>
+                <w:i/>
+              </w:rPr>
+            </m:ctrlPr>
+          </m:fPr>
+          <m:num>
+            <m:r>
+              <w:rPr>
+                <w:rFonts w:ascii="Cambria Math" w:hAnsi="Cambria Math"/>
+              </w:rPr>
+              <m:t>1</m:t>
+            </m:r>
+          </m:num>
+          <m:den>
+            <m:r>
+              <w:rPr>
+                <w:rFonts w:ascii="Cambria Math" w:hAnsi="Cambria Math"/>
+              </w:rPr>
+              <m:t>8</m:t>
+            </m:r>
+          </m:den>
+        </m:f>
+      </m:oMath>
+      <w:r>
+        <w:rPr>
+          <w:rFonts w:hint="eastAsia"/>
+        </w:rPr>
+        <w:t>球面都</w:t>
+      </w:r>
+      <w:r>
+        <w:rPr>
+          <w:rFonts w:hint="eastAsia"/>
+        </w:rPr>
+        <w:t>有</w:t>
+      </w:r>
+      <w:r>
+        <w:rPr>
+          <w:rFonts w:hint="eastAsia"/>
+        </w:rPr>
+        <w:t>内外两面。</w:t>
+      </w:r>
+      <w:r>
+        <w:rPr>
+          <w:rFonts w:hint="eastAsia"/>
+        </w:rPr>
+        <w:t>拼接</w:t>
+      </w:r>
+      <w:r>
+        <w:rPr>
+          <w:rFonts w:hint="eastAsia"/>
+        </w:rPr>
+        <w:t>8</w:t>
+      </w:r>
+      <w:r>
+        <w:rPr>
+          <w:rFonts w:hint="eastAsia"/>
+        </w:rPr>
+        <w:t>个</w:t>
+      </w:r>
+      <m:oMath>
+        <m:f>
+          <m:fPr>
+            <m:ctrlPr>
+              <w:rPr>
+                <w:rFonts w:ascii="Cambria Math" w:hAnsi="Cambria Math"/>
+                <w:i/>
+              </w:rPr>
+            </m:ctrlPr>
+          </m:fPr>
+          <m:num>
+            <m:r>
+              <w:rPr>
+                <w:rFonts w:ascii="Cambria Math" w:hAnsi="Cambria Math"/>
+              </w:rPr>
+              <m:t>1</m:t>
+            </m:r>
+          </m:num>
+          <m:den>
+            <m:r>
+              <w:rPr>
+                <w:rFonts w:ascii="Cambria Math" w:hAnsi="Cambria Math"/>
+              </w:rPr>
+              <m:t>8</m:t>
+            </m:r>
+          </m:den>
+        </m:f>
+      </m:oMath>
+      <w:r>
+        <w:rPr>
+          <w:rFonts w:hint="eastAsia"/>
+        </w:rPr>
+        <w:t>球面</w:t>
+      </w:r>
+      <w:r>
+        <w:rPr>
+          <w:rFonts w:hint="eastAsia"/>
+        </w:rPr>
+        <w:t>就构成一个具有里面和外面两个面的球。然而，我们知道，但凡一个真实存在的球，它都是有里面和外面的。所以</w:t>
+      </w:r>
+      <w:r>
+        <w:rPr>
+          <w:rFonts w:hint="eastAsia"/>
+        </w:rPr>
+        <w:t>看上去</w:t>
+      </w:r>
+      <w:r>
+        <w:rPr>
+          <w:rFonts w:hint="eastAsia"/>
+        </w:rPr>
+        <w:t>这就是一个四维物体。</w:t>
+      </w:r>
+      <w:r>
+        <w:rPr>
+          <w:rFonts w:hint="eastAsia"/>
+        </w:rPr>
+        <w:t>但有一点不同在于，这个四维的球，里面和外面是联通的</w:t>
+      </w:r>
+      <w:r>
+        <w:rPr>
+          <w:rFonts w:hint="eastAsia"/>
+        </w:rPr>
+        <w:t>，这是因为，</w:t>
+      </w:r>
+    </w:p>
+    <w:p>
+      <m:oMathPara>
+        <m:oMath>
+          <m:sSub>
+            <m:sSubPr>
+              <m:ctrlPr>
+                <w:rPr>
+                  <w:rFonts w:ascii="Cambria Math" w:hAnsi="Cambria Math"/>
+                  <w:i/>
+                </w:rPr>
+              </m:ctrlPr>
+            </m:sSubPr>
+            <m:e>
+              <m:r>
+                <w:rPr>
+                  <w:rFonts w:ascii="Cambria Math" w:hAnsi="Cambria Math"/>
+                </w:rPr>
+                <m:t>i</m:t>
+              </m:r>
+            </m:e>
+            <m:sub>
+              <m:r>
+                <w:rPr>
+                  <w:rFonts w:ascii="Cambria Math" w:hAnsi="Cambria Math"/>
+                </w:rPr>
+                <m:t>2</m:t>
+              </m:r>
+            </m:sub>
+          </m:sSub>
+          <m:r>
+            <w:rPr>
+              <w:rFonts w:ascii="Cambria Math" w:hAnsi="Cambria Math"/>
+            </w:rPr>
+            <m:t>=</m:t>
+          </m:r>
+          <m:r>
+            <w:rPr>
+              <w:rFonts w:ascii="Cambria Math" w:hAnsi="Cambria Math"/>
+            </w:rPr>
+            <m:t>-</m:t>
+          </m:r>
+          <m:f>
+            <m:fPr>
+              <m:ctrlPr>
+                <w:rPr>
+                  <w:rFonts w:ascii="Cambria Math" w:hAnsi="Cambria Math"/>
+                  <w:i/>
+                </w:rPr>
+              </m:ctrlPr>
+            </m:fPr>
+            <m:num>
+              <m:r>
+                <w:rPr>
+                  <w:rFonts w:ascii="Cambria Math" w:hAnsi="Cambria Math"/>
+                </w:rPr>
+                <m:t>1</m:t>
+              </m:r>
+            </m:num>
+            <m:den>
+              <m:sSub>
+                <m:sSubPr>
+                  <m:ctrlPr>
+                    <w:rPr>
+                      <w:rFonts w:ascii="Cambria Math" w:hAnsi="Cambria Math"/>
+                      <w:i/>
+                    </w:rPr>
+                  </m:ctrlPr>
+                </m:sSubPr>
+                <m:e>
+                  <m:r>
+                    <w:rPr>
+                      <w:rFonts w:ascii="Cambria Math" w:hAnsi="Cambria Math"/>
+                    </w:rPr>
+                    <m:t>i</m:t>
+                  </m:r>
+                </m:e>
+                <m:sub>
+                  <m:r>
+                    <w:rPr>
+                      <w:rFonts w:ascii="Cambria Math" w:hAnsi="Cambria Math"/>
+                    </w:rPr>
+                    <m:t>2</m:t>
+                  </m:r>
+                </m:sub>
+              </m:sSub>
+            </m:den>
+          </m:f>
+        </m:oMath>
+      </m:oMathPara>
+    </w:p>
+    <w:p>
+      <w:r>
+        <w:rPr>
+          <w:rFonts w:hint="eastAsia"/>
+        </w:rPr>
+        <w:t>也就是说，这个球的里面和外面是同一个面。你可以从外面不撕破球皮就走到里面去。</w:t>
+      </w:r>
+      <w:r>
+        <w:rPr>
+          <w:rFonts w:hint="eastAsia"/>
+        </w:rPr>
+        <w:t>而这是三维世界的球所办不到的。</w:t>
+      </w:r>
+      <w:r>
+        <w:rPr>
+          <w:rFonts w:hint="eastAsia"/>
+        </w:rPr>
+        <w:t>这也意味着三维世界的球是四维世界球的投影</w:t>
+      </w:r>
+      <w:r>
+        <w:rPr>
+          <w:rFonts w:hint="eastAsia"/>
+        </w:rPr>
+        <w:t>：投影总是分裂的，比如里外两个面不相通，但本体是同一个。</w:t>
+      </w:r>
+    </w:p>
+    <w:p>
+      <w:r>
+        <w:rPr>
+          <w:rFonts w:hint="eastAsia"/>
+        </w:rPr>
+        <w:t>按照这个逻辑，让</w:t>
+      </w:r>
+      <w:r>
+        <w:rPr>
+          <w:rFonts w:hint="eastAsia"/>
+        </w:rPr>
+        <w:t>我们</w:t>
+      </w:r>
+      <w:r>
+        <w:rPr>
+          <w:rFonts w:hint="eastAsia"/>
+        </w:rPr>
+        <w:t>再尝试五维的情况，</w:t>
+      </w:r>
+      <w:r>
+        <w:rPr>
+          <w:rFonts w:hint="eastAsia"/>
+        </w:rPr>
+        <w:t>考虑，</w:t>
+      </w:r>
+    </w:p>
+    <w:p>
+      <m:oMathPara>
+        <m:oMath>
+          <m:sSub>
+            <m:sSubPr>
+              <m:ctrlPr>
+                <w:rPr>
+                  <w:rFonts w:ascii="Cambria Math" w:hAnsi="Cambria Math"/>
+                  <w:i/>
+                </w:rPr>
+              </m:ctrlPr>
+            </m:sSubPr>
+            <m:e>
+              <m:r>
+                <w:rPr>
+                  <w:rFonts w:ascii="Cambria Math" w:hAnsi="Cambria Math"/>
+                </w:rPr>
+                <m:t>j</m:t>
+              </m:r>
+            </m:e>
+            <m:sub>
+              <m:r>
+                <w:rPr>
+                  <w:rFonts w:ascii="Cambria Math" w:hAnsi="Cambria Math"/>
+                </w:rPr>
+                <m:t>2</m:t>
+              </m:r>
+            </m:sub>
+          </m:sSub>
+          <m:r>
+            <w:rPr>
+              <w:rFonts w:ascii="Cambria Math" w:hAnsi="Cambria Math"/>
+            </w:rPr>
+            <m:t>=</m:t>
+          </m:r>
+          <m:rad>
+            <m:radPr>
+              <m:degHide m:val="1"/>
+              <m:ctrlPr>
+                <w:rPr>
+                  <w:rFonts w:ascii="Cambria Math" w:hAnsi="Cambria Math"/>
+                  <w:i/>
+                </w:rPr>
+              </m:ctrlPr>
+            </m:radPr>
+            <m:deg/>
+            <m:e>
+              <m:sSub>
+                <m:sSubPr>
+                  <m:ctrlPr>
+                    <w:rPr>
+                      <w:rFonts w:ascii="Cambria Math" w:hAnsi="Cambria Math"/>
+                      <w:i/>
+                    </w:rPr>
+                  </m:ctrlPr>
+                </m:sSubPr>
+                <m:e>
+                  <m:r>
+                    <w:rPr>
+                      <w:rFonts w:ascii="Cambria Math" w:hAnsi="Cambria Math"/>
+                    </w:rPr>
+                    <m:t>i</m:t>
+                  </m:r>
+                </m:e>
+                <m:sub>
+                  <m:r>
+                    <w:rPr>
+                      <w:rFonts w:ascii="Cambria Math" w:hAnsi="Cambria Math"/>
+                    </w:rPr>
+                    <m:t>2</m:t>
+                  </m:r>
+                </m:sub>
+              </m:sSub>
+              <m:r>
+                <w:rPr>
+                  <w:rFonts w:ascii="Cambria Math" w:hAnsi="Cambria Math"/>
+                </w:rPr>
+                <m:t>∙1</m:t>
+              </m:r>
+            </m:e>
+          </m:rad>
+          <m:r>
+            <w:rPr>
+              <w:rFonts w:ascii="Cambria Math" w:hAnsi="Cambria Math"/>
+            </w:rPr>
+            <m:t>=</m:t>
+          </m:r>
+          <m:rad>
+            <m:radPr>
+              <m:degHide m:val="1"/>
+              <m:ctrlPr>
+                <w:rPr>
+                  <w:rFonts w:ascii="Cambria Math" w:hAnsi="Cambria Math"/>
+                  <w:i/>
+                </w:rPr>
+              </m:ctrlPr>
+            </m:radPr>
+            <m:deg/>
+            <m:e>
+              <m:r>
+                <w:rPr>
+                  <w:rFonts w:ascii="Cambria Math" w:hAnsi="Cambria Math"/>
+                </w:rPr>
+                <m:t>-</m:t>
+              </m:r>
+              <m:f>
+                <m:fPr>
+                  <m:ctrlPr>
+                    <w:rPr>
+                      <w:rFonts w:ascii="Cambria Math" w:hAnsi="Cambria Math"/>
+                      <w:i/>
+                    </w:rPr>
+                  </m:ctrlPr>
+                </m:fPr>
+                <m:num>
+                  <m:r>
+                    <w:rPr>
+                      <w:rFonts w:ascii="Cambria Math" w:hAnsi="Cambria Math"/>
+                    </w:rPr>
+                    <m:t>1</m:t>
+                  </m:r>
+                </m:num>
+                <m:den>
+                  <m:sSub>
+                    <m:sSubPr>
+                      <m:ctrlPr>
+                        <w:rPr>
+                          <w:rFonts w:ascii="Cambria Math" w:hAnsi="Cambria Math"/>
+                          <w:i/>
+                        </w:rPr>
+                      </m:ctrlPr>
+                    </m:sSubPr>
+                    <m:e>
+                      <m:r>
+                        <w:rPr>
+                          <w:rFonts w:ascii="Cambria Math" w:hAnsi="Cambria Math"/>
+                        </w:rPr>
+                        <m:t>i</m:t>
+                      </m:r>
+                    </m:e>
+                    <m:sub>
+                      <m:r>
+                        <w:rPr>
+                          <w:rFonts w:ascii="Cambria Math" w:hAnsi="Cambria Math"/>
+                        </w:rPr>
+                        <m:t>2</m:t>
+                      </m:r>
+                    </m:sub>
+                  </m:sSub>
+                </m:den>
+              </m:f>
+              <m:r>
+                <w:rPr>
+                  <w:rFonts w:ascii="Cambria Math" w:hAnsi="Cambria Math"/>
+                </w:rPr>
+                <m:t>∙1</m:t>
+              </m:r>
+            </m:e>
+          </m:rad>
+        </m:oMath>
+      </m:oMathPara>
+    </w:p>
+    <w:p>
+      <w:r>
+        <w:rPr>
+          <w:rFonts w:hint="eastAsia"/>
+        </w:rPr>
+        <w:t>如果其中的</w:t>
+      </w:r>
+      <w:r>
+        <w:rPr>
+          <w:rFonts w:hint="eastAsia"/>
+        </w:rPr>
+        <w:t>1</w:t>
+      </w:r>
+      <w:r>
+        <w:rPr>
+          <w:rFonts w:hint="eastAsia"/>
+        </w:rPr>
+        <w:t>和</w:t>
+      </w:r>
+      <m:oMath>
+        <m:sSup>
+          <m:sSupPr>
+            <m:ctrlPr>
+              <w:rPr>
+                <w:rFonts w:ascii="Cambria Math" w:hAnsi="Cambria Math"/>
+                <w:i/>
+              </w:rPr>
+            </m:ctrlPr>
+          </m:sSupPr>
+          <m:e>
+            <m:d>
+              <m:dPr>
+                <m:ctrlPr>
+                  <w:rPr>
+                    <w:rFonts w:ascii="Cambria Math" w:hAnsi="Cambria Math"/>
+                    <w:i/>
+                  </w:rPr>
+                </m:ctrlPr>
+              </m:dPr>
+              <m:e>
+                <m:r>
+                  <w:rPr>
+                    <w:rFonts w:ascii="Cambria Math" w:hAnsi="Cambria Math"/>
+                  </w:rPr>
+                  <m:t>∞-1</m:t>
+                </m:r>
+              </m:e>
+            </m:d>
+          </m:e>
+          <m:sup>
+            <m:r>
+              <w:rPr>
+                <w:rFonts w:ascii="Cambria Math" w:hAnsi="Cambria Math"/>
+              </w:rPr>
+              <m:t>2</m:t>
+            </m:r>
+          </m:sup>
+        </m:sSup>
+      </m:oMath>
+      <w:r>
+        <w:rPr>
+          <w:rFonts w:hint="eastAsia"/>
+        </w:rPr>
+        <w:t>是不可区分的，也就是说，</w:t>
+      </w:r>
+    </w:p>
+    <w:p>
+      <m:oMathPara>
+        <m:oMath>
+          <m:sSub>
+            <m:sSubPr>
+              <m:ctrlPr>
+                <w:rPr>
+                  <w:rFonts w:ascii="Cambria Math" w:hAnsi="Cambria Math"/>
+                  <w:i/>
+                </w:rPr>
+              </m:ctrlPr>
+            </m:sSubPr>
+            <m:e>
+              <m:r>
+                <w:rPr>
+                  <w:rFonts w:ascii="Cambria Math" w:hAnsi="Cambria Math"/>
+                </w:rPr>
+                <m:t>j</m:t>
+              </m:r>
+            </m:e>
+            <m:sub>
+              <m:r>
+                <w:rPr>
+                  <w:rFonts w:ascii="Cambria Math" w:hAnsi="Cambria Math"/>
+                </w:rPr>
+                <m:t>2</m:t>
+              </m:r>
+            </m:sub>
+          </m:sSub>
+          <m:r>
+            <w:rPr>
+              <w:rFonts w:ascii="Cambria Math" w:hAnsi="Cambria Math"/>
+            </w:rPr>
+            <m:t>=</m:t>
+          </m:r>
+          <m:rad>
+            <m:radPr>
+              <m:degHide m:val="1"/>
+              <m:ctrlPr>
+                <w:rPr>
+                  <w:rFonts w:ascii="Cambria Math" w:hAnsi="Cambria Math"/>
+                  <w:i/>
+                </w:rPr>
+              </m:ctrlPr>
+            </m:radPr>
+            <m:deg/>
+            <m:e>
+              <m:sSub>
+                <m:sSubPr>
+                  <m:ctrlPr>
+                    <w:rPr>
+                      <w:rFonts w:ascii="Cambria Math" w:hAnsi="Cambria Math"/>
+                      <w:i/>
+                    </w:rPr>
+                  </m:ctrlPr>
+                </m:sSubPr>
+                <m:e>
+                  <m:r>
+                    <w:rPr>
+                      <w:rFonts w:ascii="Cambria Math" w:hAnsi="Cambria Math"/>
+                    </w:rPr>
+                    <m:t>i</m:t>
+                  </m:r>
+                </m:e>
+                <m:sub>
+                  <m:r>
+                    <w:rPr>
+                      <w:rFonts w:ascii="Cambria Math" w:hAnsi="Cambria Math"/>
+                    </w:rPr>
+                    <m:t>2</m:t>
+                  </m:r>
+                </m:sub>
+              </m:sSub>
+              <m:r>
+                <w:rPr>
+                  <w:rFonts w:ascii="Cambria Math" w:hAnsi="Cambria Math"/>
+                </w:rPr>
+                <m:t>∙1</m:t>
+              </m:r>
+            </m:e>
+          </m:rad>
+          <m:r>
+            <w:rPr>
+              <w:rFonts w:ascii="Cambria Math" w:hAnsi="Cambria Math"/>
+            </w:rPr>
+            <m:t>=</m:t>
+          </m:r>
+          <m:rad>
+            <m:radPr>
+              <m:degHide m:val="1"/>
+              <m:ctrlPr>
+                <w:rPr>
+                  <w:rFonts w:ascii="Cambria Math" w:hAnsi="Cambria Math"/>
+                  <w:i/>
+                </w:rPr>
+              </m:ctrlPr>
+            </m:radPr>
+            <m:deg/>
+            <m:e>
+              <m:r>
+                <w:rPr>
+                  <w:rFonts w:ascii="Cambria Math" w:hAnsi="Cambria Math"/>
+                </w:rPr>
+                <m:t>-</m:t>
+              </m:r>
+              <m:f>
+                <m:fPr>
+                  <m:ctrlPr>
+                    <w:rPr>
+                      <w:rFonts w:ascii="Cambria Math" w:hAnsi="Cambria Math"/>
+                      <w:i/>
+                    </w:rPr>
+                  </m:ctrlPr>
+                </m:fPr>
+                <m:num>
+                  <m:r>
+                    <w:rPr>
+                      <w:rFonts w:ascii="Cambria Math" w:hAnsi="Cambria Math"/>
+                    </w:rPr>
+                    <m:t>1</m:t>
+                  </m:r>
+                </m:num>
+                <m:den>
+                  <m:sSub>
+                    <m:sSubPr>
+                      <m:ctrlPr>
+                        <w:rPr>
+                          <w:rFonts w:ascii="Cambria Math" w:hAnsi="Cambria Math"/>
+                          <w:i/>
+                        </w:rPr>
+                      </m:ctrlPr>
+                    </m:sSubPr>
+                    <m:e>
+                      <m:r>
+                        <w:rPr>
+                          <w:rFonts w:ascii="Cambria Math" w:hAnsi="Cambria Math"/>
+                        </w:rPr>
+                        <m:t>i</m:t>
+                      </m:r>
+                    </m:e>
+                    <m:sub>
+                      <m:r>
+                        <w:rPr>
+                          <w:rFonts w:ascii="Cambria Math" w:hAnsi="Cambria Math"/>
+                        </w:rPr>
+                        <m:t>2</m:t>
+                      </m:r>
+                    </m:sub>
+                  </m:sSub>
+                </m:den>
+              </m:f>
+              <m:r>
+                <w:rPr>
+                  <w:rFonts w:ascii="Cambria Math" w:hAnsi="Cambria Math"/>
+                </w:rPr>
+                <m:t>∙1</m:t>
+              </m:r>
+            </m:e>
+          </m:rad>
+          <m:r>
+            <w:rPr>
+              <w:rFonts w:ascii="Cambria Math" w:hAnsi="Cambria Math"/>
+            </w:rPr>
+            <m:t>=</m:t>
+          </m:r>
+          <m:rad>
+            <m:radPr>
+              <m:degHide m:val="1"/>
+              <m:ctrlPr>
+                <w:rPr>
+                  <w:rFonts w:ascii="Cambria Math" w:hAnsi="Cambria Math"/>
+                  <w:i/>
+                </w:rPr>
+              </m:ctrlPr>
+            </m:radPr>
+            <m:deg/>
+            <m:e>
+              <m:sSub>
+                <m:sSubPr>
+                  <m:ctrlPr>
+                    <w:rPr>
+                      <w:rFonts w:ascii="Cambria Math" w:hAnsi="Cambria Math"/>
+                      <w:i/>
+                    </w:rPr>
+                  </m:ctrlPr>
+                </m:sSubPr>
+                <m:e>
+                  <m:r>
+                    <w:rPr>
+                      <w:rFonts w:ascii="Cambria Math" w:hAnsi="Cambria Math"/>
+                    </w:rPr>
+                    <m:t>i</m:t>
+                  </m:r>
+                </m:e>
+                <m:sub>
+                  <m:r>
+                    <w:rPr>
+                      <w:rFonts w:ascii="Cambria Math" w:hAnsi="Cambria Math"/>
+                    </w:rPr>
+                    <m:t>2</m:t>
+                  </m:r>
+                </m:sub>
+              </m:sSub>
+              <m:r>
+                <w:rPr>
+                  <w:rFonts w:ascii="Cambria Math" w:hAnsi="Cambria Math"/>
+                </w:rPr>
+                <m:t>∙</m:t>
+              </m:r>
+              <m:sSup>
+                <m:sSupPr>
+                  <m:ctrlPr>
+                    <w:rPr>
+                      <w:rFonts w:ascii="Cambria Math" w:hAnsi="Cambria Math"/>
+                      <w:i/>
+                    </w:rPr>
+                  </m:ctrlPr>
+                </m:sSupPr>
+                <m:e>
+                  <m:d>
+                    <m:dPr>
+                      <m:ctrlPr>
+                        <w:rPr>
+                          <w:rFonts w:ascii="Cambria Math" w:hAnsi="Cambria Math"/>
+                          <w:i/>
+                        </w:rPr>
+                      </m:ctrlPr>
+                    </m:dPr>
+                    <m:e>
+                      <m:r>
+                        <w:rPr>
+                          <w:rFonts w:ascii="Cambria Math" w:hAnsi="Cambria Math"/>
+                        </w:rPr>
+                        <m:t>∞-1</m:t>
+                      </m:r>
+                    </m:e>
+                  </m:d>
+                </m:e>
+                <m:sup>
+                  <m:r>
+                    <w:rPr>
+                      <w:rFonts w:ascii="Cambria Math" w:hAnsi="Cambria Math"/>
+                    </w:rPr>
+                    <m:t>2</m:t>
+                  </m:r>
+                </m:sup>
+              </m:sSup>
+            </m:e>
+          </m:rad>
+          <m:r>
+            <w:rPr>
+              <w:rFonts w:ascii="Cambria Math" w:hAnsi="Cambria Math"/>
+            </w:rPr>
+            <m:t>=</m:t>
+          </m:r>
+          <m:rad>
+            <m:radPr>
+              <m:degHide m:val="1"/>
+              <m:ctrlPr>
+                <w:rPr>
+                  <w:rFonts w:ascii="Cambria Math" w:hAnsi="Cambria Math"/>
+                  <w:i/>
+                </w:rPr>
+              </m:ctrlPr>
+            </m:radPr>
+            <m:deg/>
+            <m:e>
+              <m:r>
+                <w:rPr>
+                  <w:rFonts w:ascii="Cambria Math" w:hAnsi="Cambria Math"/>
+                </w:rPr>
+                <m:t>-</m:t>
+              </m:r>
+              <m:f>
+                <m:fPr>
+                  <m:ctrlPr>
+                    <w:rPr>
+                      <w:rFonts w:ascii="Cambria Math" w:hAnsi="Cambria Math"/>
+                      <w:i/>
+                    </w:rPr>
+                  </m:ctrlPr>
+                </m:fPr>
+                <m:num>
+                  <m:r>
+                    <w:rPr>
+                      <w:rFonts w:ascii="Cambria Math" w:hAnsi="Cambria Math"/>
+                    </w:rPr>
+                    <m:t>1</m:t>
+                  </m:r>
+                </m:num>
+                <m:den>
+                  <m:sSub>
+                    <m:sSubPr>
+                      <m:ctrlPr>
+                        <w:rPr>
+                          <w:rFonts w:ascii="Cambria Math" w:hAnsi="Cambria Math"/>
+                          <w:i/>
+                        </w:rPr>
+                      </m:ctrlPr>
+                    </m:sSubPr>
+                    <m:e>
+                      <m:r>
+                        <w:rPr>
+                          <w:rFonts w:ascii="Cambria Math" w:hAnsi="Cambria Math"/>
+                        </w:rPr>
+                        <m:t>i</m:t>
+                      </m:r>
+                    </m:e>
+                    <m:sub>
+                      <m:r>
+                        <w:rPr>
+                          <w:rFonts w:ascii="Cambria Math" w:hAnsi="Cambria Math"/>
+                        </w:rPr>
+                        <m:t>2</m:t>
+                      </m:r>
+                    </m:sub>
+                  </m:sSub>
+                </m:den>
+              </m:f>
+              <m:r>
+                <w:rPr>
+                  <w:rFonts w:ascii="Cambria Math" w:hAnsi="Cambria Math"/>
+                </w:rPr>
+                <m:t>∙</m:t>
+              </m:r>
+              <m:sSup>
+                <m:sSupPr>
+                  <m:ctrlPr>
+                    <w:rPr>
+                      <w:rFonts w:ascii="Cambria Math" w:hAnsi="Cambria Math"/>
+                      <w:i/>
+                    </w:rPr>
+                  </m:ctrlPr>
+                </m:sSupPr>
+                <m:e>
+                  <m:d>
+                    <m:dPr>
+                      <m:ctrlPr>
+                        <w:rPr>
+                          <w:rFonts w:ascii="Cambria Math" w:hAnsi="Cambria Math"/>
+                          <w:i/>
+                        </w:rPr>
+                      </m:ctrlPr>
+                    </m:dPr>
+                    <m:e>
+                      <m:r>
+                        <w:rPr>
+                          <w:rFonts w:ascii="Cambria Math" w:hAnsi="Cambria Math"/>
+                        </w:rPr>
+                        <m:t>∞-1</m:t>
+                      </m:r>
+                    </m:e>
+                  </m:d>
+                </m:e>
+                <m:sup>
+                  <m:r>
+                    <w:rPr>
+                      <w:rFonts w:ascii="Cambria Math" w:hAnsi="Cambria Math"/>
+                    </w:rPr>
+                    <m:t>2</m:t>
+                  </m:r>
+                </m:sup>
+              </m:sSup>
+            </m:e>
+          </m:rad>
+        </m:oMath>
+      </m:oMathPara>
+    </w:p>
+    <w:p>
+      <w:pPr>
+        <w:rPr>
+          <w:rFonts w:hint="eastAsia"/>
+        </w:rPr>
+      </w:pPr>
+      <w:r>
+        <w:rPr>
+          <w:rFonts w:hint="eastAsia"/>
+        </w:rPr>
+        <w:t>那么就可以认为此时的球就是一个五维的球。</w:t>
+      </w:r>
+      <w:r>
+        <w:rPr>
+          <w:rFonts w:hint="eastAsia"/>
+        </w:rPr>
+        <w:t>它所显示的还是一个</w:t>
+      </w:r>
+      <w:r>
+        <w:rPr>
+          <w:rFonts w:hint="eastAsia"/>
+        </w:rPr>
+        <w:t>三维的</w:t>
+      </w:r>
+      <w:r>
+        <w:rPr>
+          <w:rFonts w:hint="eastAsia"/>
+        </w:rPr>
+        <w:t>球，但其中任何一个点都和整个球不可区分。</w:t>
+      </w:r>
+      <w:r>
+        <w:rPr>
+          <w:rFonts w:hint="eastAsia"/>
+        </w:rPr>
+        <w:t>再增加维数也是可以的，就是试着把方程中的</w:t>
+      </w:r>
+      <m:oMath>
+        <m:r>
+          <w:rPr>
+            <w:rFonts w:ascii="Cambria Math" w:hAnsi="Cambria Math" w:cs="Cambria Math"/>
+          </w:rPr>
+          <m:t>±</m:t>
+        </m:r>
+        <m:r>
+          <w:rPr>
+            <w:rFonts w:ascii="Cambria Math" w:hAnsi="Cambria Math"/>
+          </w:rPr>
+          <m:t>1</m:t>
+        </m:r>
+      </m:oMath>
+      <w:r>
+        <w:rPr>
+          <w:rFonts w:hint="eastAsia"/>
+        </w:rPr>
+        <w:t>扩展为对应的无限或者虚数单位的</w:t>
+      </w:r>
+      <w:proofErr w:type="gramStart"/>
+      <w:r>
+        <w:rPr>
+          <w:rFonts w:hint="eastAsia"/>
+        </w:rPr>
+        <w:t>幂</w:t>
+      </w:r>
+      <w:proofErr w:type="gramEnd"/>
+      <w:r>
+        <w:rPr>
+          <w:rFonts w:hint="eastAsia"/>
+        </w:rPr>
+        <w:t>次。</w:t>
+      </w:r>
+      <w:r>
+        <w:rPr>
+          <w:rFonts w:hint="eastAsia"/>
+        </w:rPr>
+        <w:t>因为单位</w:t>
+      </w:r>
+      <w:r>
+        <w:rPr>
+          <w:rFonts w:hint="eastAsia"/>
+        </w:rPr>
+        <w:t>1</w:t>
+      </w:r>
+      <w:r>
+        <w:rPr>
+          <w:rFonts w:hint="eastAsia"/>
+        </w:rPr>
+        <w:t>和</w:t>
+      </w:r>
+      <m:oMath>
+        <m:sSubSup>
+          <m:sSubSupPr>
+            <m:ctrlPr>
+              <w:rPr>
+                <w:rFonts w:ascii="Cambria Math" w:hAnsi="Cambria Math"/>
+                <w:i/>
+              </w:rPr>
+            </m:ctrlPr>
+          </m:sSubSupPr>
+          <m:e>
+            <m:r>
+              <w:rPr>
+                <w:rFonts w:ascii="Cambria Math" w:hAnsi="Cambria Math"/>
+              </w:rPr>
+              <m:t>i</m:t>
+            </m:r>
+          </m:e>
+          <m:sub>
+            <m:r>
+              <w:rPr>
+                <w:rFonts w:ascii="Cambria Math" w:hAnsi="Cambria Math"/>
+              </w:rPr>
+              <m:t>2</m:t>
+            </m:r>
+          </m:sub>
+          <m:sup>
+            <m:r>
+              <w:rPr>
+                <w:rFonts w:ascii="Cambria Math" w:hAnsi="Cambria Math"/>
+              </w:rPr>
+              <m:t>4</m:t>
+            </m:r>
+          </m:sup>
+        </m:sSubSup>
+      </m:oMath>
+      <w:r>
+        <w:rPr>
+          <w:rFonts w:hint="eastAsia"/>
+        </w:rPr>
+        <w:t>以及</w:t>
+      </w:r>
+      <m:oMath>
+        <m:sSubSup>
+          <m:sSubSupPr>
+            <m:ctrlPr>
+              <w:rPr>
+                <w:rFonts w:ascii="Cambria Math" w:hAnsi="Cambria Math"/>
+                <w:i/>
+              </w:rPr>
+            </m:ctrlPr>
+          </m:sSubSupPr>
+          <m:e>
+            <m:r>
+              <w:rPr>
+                <w:rFonts w:ascii="Cambria Math" w:hAnsi="Cambria Math"/>
+              </w:rPr>
+              <m:t>i</m:t>
+            </m:r>
+          </m:e>
+          <m:sub>
+            <m:r>
+              <w:rPr>
+                <w:rFonts w:ascii="Cambria Math" w:hAnsi="Cambria Math"/>
+              </w:rPr>
+              <m:t>1</m:t>
+            </m:r>
+          </m:sub>
+          <m:sup>
+            <m:r>
+              <w:rPr>
+                <w:rFonts w:ascii="Cambria Math" w:hAnsi="Cambria Math"/>
+              </w:rPr>
+              <m:t>2</m:t>
+            </m:r>
+          </m:sup>
+        </m:sSubSup>
+      </m:oMath>
+      <w:r>
+        <w:rPr>
+          <w:rFonts w:hint="eastAsia"/>
+        </w:rPr>
+        <w:t>在几何维数上是不可区分的。</w:t>
+      </w:r>
+      <w:r>
+        <w:rPr>
+          <w:rFonts w:hint="eastAsia"/>
+        </w:rPr>
+        <w:t>这就是物理实相中高维空间的实际样子</w:t>
+      </w:r>
+      <w:r>
+        <w:rPr>
+          <w:rFonts w:hint="eastAsia"/>
+        </w:rPr>
+        <w:t>，以及为什么你看到的都是球，因为更深层次的维度在球的细节中。</w:t>
+      </w:r>
+    </w:p>
+    <w:p>
+      <w:r>
+        <w:rPr>
+          <w:rFonts w:hint="eastAsia"/>
+        </w:rPr>
+        <w:t>顺着这个思路，让我们考虑一下球和甜甜圈的差别。</w:t>
+      </w:r>
+    </w:p>
+    <w:p>
+      <w:r>
+        <w:rPr>
+          <w:rFonts w:hint="eastAsia"/>
+        </w:rPr>
+        <w:lastRenderedPageBreak/>
+        <w:t>我们已经知道，三维的球是四维的球的里外两面不相联通的结果。</w:t>
+      </w:r>
+      <w:r>
+        <w:rPr>
+          <w:rFonts w:hint="eastAsia"/>
+        </w:rPr>
+        <w:t>四维的球则是里外两面相互连通的，就像莱茵瓶和莫比乌斯圈。那么甜甜圈是什么四维结构在三维世界的投影？</w:t>
+      </w:r>
+    </w:p>
+    <w:p>
+      <w:r>
+        <w:rPr>
+          <w:rFonts w:hint="eastAsia"/>
+        </w:rPr>
+        <w:t>我们知道，虚数单位的引入将无穷区间从“中间”分开成为两个部分，而中间位置配合单位</w:t>
+      </w:r>
+      <w:r>
+        <w:rPr>
+          <w:rFonts w:hint="eastAsia"/>
+        </w:rPr>
+        <w:t>1</w:t>
+      </w:r>
+      <w:r>
+        <w:rPr>
+          <w:rFonts w:hint="eastAsia"/>
+        </w:rPr>
+        <w:t>共同构成四个“象限”，而无穷减去</w:t>
+      </w:r>
+      <w:proofErr w:type="gramStart"/>
+      <w:r>
+        <w:rPr>
+          <w:rFonts w:hint="eastAsia"/>
+        </w:rPr>
+        <w:t>一</w:t>
+      </w:r>
+      <w:proofErr w:type="gramEnd"/>
+      <w:r>
+        <w:rPr>
+          <w:rFonts w:hint="eastAsia"/>
+        </w:rPr>
+        <w:t>的平方和单位</w:t>
+      </w:r>
+      <w:r>
+        <w:rPr>
+          <w:rFonts w:hint="eastAsia"/>
+        </w:rPr>
+        <w:t>1</w:t>
+      </w:r>
+      <w:r>
+        <w:rPr>
+          <w:rFonts w:hint="eastAsia"/>
+        </w:rPr>
+        <w:t>不可区分，以及虚数单位和单位</w:t>
+      </w:r>
+      <w:r>
+        <w:rPr>
+          <w:rFonts w:hint="eastAsia"/>
+        </w:rPr>
+        <w:t>1</w:t>
+      </w:r>
+      <w:r>
+        <w:rPr>
+          <w:rFonts w:hint="eastAsia"/>
+        </w:rPr>
+        <w:t>在单位层面上的不可区分，导致四个象限又出现八个表面，而</w:t>
+      </w:r>
+      <w:proofErr w:type="gramStart"/>
+      <w:r>
+        <w:rPr>
+          <w:rFonts w:hint="eastAsia"/>
+        </w:rPr>
+        <w:t>这些一起</w:t>
+      </w:r>
+      <w:proofErr w:type="gramEnd"/>
+      <w:r>
+        <w:rPr>
+          <w:rFonts w:hint="eastAsia"/>
+        </w:rPr>
+        <w:t>构成了三维世界的球面。但这个球面只有一个表面，可以是里面也可以是外面。</w:t>
+      </w:r>
+    </w:p>
+    <w:p/>
+    <w:p>
+      <w:pPr>
+        <w:rPr>
+          <w:rFonts w:hint="eastAsia"/>
+        </w:rPr>
+      </w:pPr>
+      <w:r>
+        <w:rPr>
+          <w:rFonts w:hint="eastAsia"/>
+          <w:noProof/>
+        </w:rPr>
+        <mc:AlternateContent>
+          <mc:Choice Requires="wpg">
+            <w:drawing>
+              <wp:anchor distT="0" distB="0" distL="114300" distR="114300" simplePos="0" relativeHeight="251699200" behindDoc="0" locked="0" layoutInCell="1" allowOverlap="1" wp14:anchorId="311B5C8D" wp14:editId="0A0E7262">
+                <wp:simplePos x="0" y="0"/>
+                <wp:positionH relativeFrom="column">
+                  <wp:posOffset>2172507</wp:posOffset>
+                </wp:positionH>
+                <wp:positionV relativeFrom="paragraph">
+                  <wp:posOffset>101094</wp:posOffset>
+                </wp:positionV>
+                <wp:extent cx="2083753" cy="1653248"/>
+                <wp:effectExtent l="0" t="38100" r="69215" b="118745"/>
+                <wp:wrapNone/>
+                <wp:docPr id="945036059" name="组合 97"/>
+                <wp:cNvGraphicFramePr/>
+                <a:graphic xmlns:a="http://schemas.openxmlformats.org/drawingml/2006/main">
+                  <a:graphicData uri="http://schemas.microsoft.com/office/word/2010/wordprocessingGroup">
+                    <wpg:wgp>
+                      <wpg:cNvGrpSpPr/>
+                      <wpg:grpSpPr>
+                        <a:xfrm>
+                          <a:off x="0" y="0"/>
+                          <a:ext cx="2083753" cy="1653248"/>
+                          <a:chOff x="0" y="0"/>
+                          <a:chExt cx="2083753" cy="1653248"/>
+                        </a:xfrm>
+                      </wpg:grpSpPr>
+                      <wps:wsp>
+                        <wps:cNvPr id="789115064" name="直接箭头连接符 95"/>
+                        <wps:cNvCnPr/>
+                        <wps:spPr>
+                          <a:xfrm flipV="1">
+                            <a:off x="522430" y="0"/>
+                            <a:ext cx="1561323" cy="1393372"/>
+                          </a:xfrm>
+                          <a:prstGeom prst="straightConnector1">
+                            <a:avLst/>
+                          </a:prstGeom>
+                          <a:ln>
+                            <a:tailEnd type="triangle"/>
+                          </a:ln>
+                        </wps:spPr>
+                        <wps:style>
+                          <a:lnRef idx="1">
+                            <a:schemeClr val="accent1"/>
+                          </a:lnRef>
+                          <a:fillRef idx="0">
+                            <a:schemeClr val="accent1"/>
+                          </a:fillRef>
+                          <a:effectRef idx="0">
+                            <a:schemeClr val="accent1"/>
+                          </a:effectRef>
+                          <a:fontRef idx="minor">
+                            <a:schemeClr val="tx1"/>
+                          </a:fontRef>
+                        </wps:style>
+                        <wps:bodyPr/>
+                      </wps:wsp>
+                      <wps:wsp>
+                        <wps:cNvPr id="1241454366" name="椭圆 96"/>
+                        <wps:cNvSpPr/>
+                        <wps:spPr>
+                          <a:xfrm rot="3111566">
+                            <a:off x="337457" y="133913"/>
+                            <a:ext cx="528734" cy="973494"/>
+                          </a:xfrm>
+                          <a:prstGeom prst="ellipse">
+                            <a:avLst/>
+                          </a:prstGeom>
+                        </wps:spPr>
+                        <wps:style>
+                          <a:lnRef idx="2">
+                            <a:schemeClr val="accent1">
+                              <a:shade val="15000"/>
+                            </a:schemeClr>
+                          </a:lnRef>
+                          <a:fillRef idx="1">
+                            <a:schemeClr val="accent1"/>
+                          </a:fillRef>
+                          <a:effectRef idx="0">
+                            <a:schemeClr val="accent1"/>
+                          </a:effectRef>
+                          <a:fontRef idx="minor">
+                            <a:schemeClr val="lt1"/>
+                          </a:fontRef>
+                        </wps:style>
+                        <wps:bodyPr rot="0" spcFirstLastPara="0" vertOverflow="overflow" horzOverflow="overflow" vert="horz" wrap="square" lIns="91440" tIns="45720" rIns="91440" bIns="45720" numCol="1" spcCol="0" rtlCol="0" fromWordArt="0" anchor="ctr" anchorCtr="0" forceAA="0" compatLnSpc="1">
+                          <a:prstTxWarp prst="textNoShape">
+                            <a:avLst/>
+                          </a:prstTxWarp>
+                          <a:noAutofit/>
+                        </wps:bodyPr>
+                      </wps:wsp>
+                      <wps:wsp>
+                        <wps:cNvPr id="1858645977" name="椭圆 96"/>
+                        <wps:cNvSpPr/>
+                        <wps:spPr>
+                          <a:xfrm rot="3111566">
+                            <a:off x="222380" y="902134"/>
+                            <a:ext cx="528734" cy="973494"/>
+                          </a:xfrm>
+                          <a:prstGeom prst="ellipse">
+                            <a:avLst/>
+                          </a:prstGeom>
+                        </wps:spPr>
+                        <wps:style>
+                          <a:lnRef idx="2">
+                            <a:schemeClr val="accent1">
+                              <a:shade val="15000"/>
+                            </a:schemeClr>
+                          </a:lnRef>
+                          <a:fillRef idx="1">
+                            <a:schemeClr val="accent1"/>
+                          </a:fillRef>
+                          <a:effectRef idx="0">
+                            <a:schemeClr val="accent1"/>
+                          </a:effectRef>
+                          <a:fontRef idx="minor">
+                            <a:schemeClr val="lt1"/>
+                          </a:fontRef>
+                        </wps:style>
+                        <wps:bodyPr rot="0" spcFirstLastPara="0" vertOverflow="overflow" horzOverflow="overflow" vert="horz" wrap="square" lIns="91440" tIns="45720" rIns="91440" bIns="45720" numCol="1" spcCol="0" rtlCol="0" fromWordArt="0" anchor="ctr" anchorCtr="0" forceAA="0" compatLnSpc="1">
+                          <a:prstTxWarp prst="textNoShape">
+                            <a:avLst/>
+                          </a:prstTxWarp>
+                          <a:noAutofit/>
+                        </wps:bodyPr>
+                      </wps:wsp>
+                      <wps:wsp>
+                        <wps:cNvPr id="40324648" name="椭圆 96"/>
+                        <wps:cNvSpPr/>
+                        <wps:spPr>
+                          <a:xfrm rot="3111566">
+                            <a:off x="1031033" y="858591"/>
+                            <a:ext cx="528734" cy="973494"/>
+                          </a:xfrm>
+                          <a:prstGeom prst="ellipse">
+                            <a:avLst/>
+                          </a:prstGeom>
+                        </wps:spPr>
+                        <wps:style>
+                          <a:lnRef idx="2">
+                            <a:schemeClr val="accent1">
+                              <a:shade val="15000"/>
+                            </a:schemeClr>
+                          </a:lnRef>
+                          <a:fillRef idx="1">
+                            <a:schemeClr val="accent1"/>
+                          </a:fillRef>
+                          <a:effectRef idx="0">
+                            <a:schemeClr val="accent1"/>
+                          </a:effectRef>
+                          <a:fontRef idx="minor">
+                            <a:schemeClr val="lt1"/>
+                          </a:fontRef>
+                        </wps:style>
+                        <wps:bodyPr rot="0" spcFirstLastPara="0" vertOverflow="overflow" horzOverflow="overflow" vert="horz" wrap="square" lIns="91440" tIns="45720" rIns="91440" bIns="45720" numCol="1" spcCol="0" rtlCol="0" fromWordArt="0" anchor="ctr" anchorCtr="0" forceAA="0" compatLnSpc="1">
+                          <a:prstTxWarp prst="textNoShape">
+                            <a:avLst/>
+                          </a:prstTxWarp>
+                          <a:noAutofit/>
+                        </wps:bodyPr>
+                      </wps:wsp>
+                      <wps:wsp>
+                        <wps:cNvPr id="1735103943" name="椭圆 96"/>
+                        <wps:cNvSpPr/>
+                        <wps:spPr>
+                          <a:xfrm rot="3111566">
+                            <a:off x="1099457" y="115252"/>
+                            <a:ext cx="528734" cy="973494"/>
+                          </a:xfrm>
+                          <a:prstGeom prst="ellipse">
+                            <a:avLst/>
+                          </a:prstGeom>
+                        </wps:spPr>
+                        <wps:style>
+                          <a:lnRef idx="2">
+                            <a:schemeClr val="accent1">
+                              <a:shade val="15000"/>
+                            </a:schemeClr>
+                          </a:lnRef>
+                          <a:fillRef idx="1">
+                            <a:schemeClr val="accent1"/>
+                          </a:fillRef>
+                          <a:effectRef idx="0">
+                            <a:schemeClr val="accent1"/>
+                          </a:effectRef>
+                          <a:fontRef idx="minor">
+                            <a:schemeClr val="lt1"/>
+                          </a:fontRef>
+                        </wps:style>
+                        <wps:bodyPr rot="0" spcFirstLastPara="0" vertOverflow="overflow" horzOverflow="overflow" vert="horz" wrap="square" lIns="91440" tIns="45720" rIns="91440" bIns="45720" numCol="1" spcCol="0" rtlCol="0" fromWordArt="0" anchor="ctr" anchorCtr="0" forceAA="0" compatLnSpc="1">
+                          <a:prstTxWarp prst="textNoShape">
+                            <a:avLst/>
+                          </a:prstTxWarp>
+                          <a:noAutofit/>
+                        </wps:bodyPr>
+                      </wps:wsp>
+                    </wpg:wgp>
+                  </a:graphicData>
+                </a:graphic>
+              </wp:anchor>
+            </w:drawing>
+          </mc:Choice>
+          <mc:Fallback>
+            <w:pict>
+              <v:group w14:anchorId="7E1E8092" id="组合 97" o:spid="_x0000_s1026" style="position:absolute;margin-left:171.05pt;margin-top:7.95pt;width:164.1pt;height:130.2pt;z-index:251699200" coordsize="20837,16532" o:gfxdata="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">
+                <v:shape id="直接箭头连接符 95" o:spid="_x0000_s1027" type="#_x0000_t32" style="position:absolute;left:5224;width:15613;height:13933;flip:y;visibility:visible;mso-wrap-style:square" o:connectortype="straight" o:gfxdata="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" strokecolor="#4472c4 [3204]" strokeweight=".5pt">
+                  <v:stroke endarrow="block" joinstyle="miter"/>
+                </v:shape>
+                <v:oval id="椭圆 96" o:spid="_x0000_s1028" style="position:absolute;left:3374;top:1338;width:5288;height:9735;rotation:3398660fd;visibility:visible;mso-wrap-style:square;v-text-anchor:middle" o:gfxdata="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" fillcolor="#4472c4 [3204]" strokecolor="#09101d [484]" strokeweight="1pt">
+                  <v:stroke joinstyle="miter"/>
+                </v:oval>
+                <v:oval id="椭圆 96" o:spid="_x0000_s1029" style="position:absolute;left:2223;top:9022;width:5287;height:9734;rotation:3398660fd;visibility:visible;mso-wrap-style:square;v-text-anchor:middle" o:gfxdata="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" fillcolor="#4472c4 [3204]" strokecolor="#09101d [484]" strokeweight="1pt">
+                  <v:stroke joinstyle="miter"/>
+                </v:oval>
+                <v:oval id="椭圆 96" o:spid="_x0000_s1030" style="position:absolute;left:10310;top:8585;width:5288;height:9735;rotation:3398660fd;visibility:visible;mso-wrap-style:square;v-text-anchor:middle" o:gfxdata="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" fillcolor="#4472c4 [3204]" strokecolor="#09101d [484]" strokeweight="1pt">
+                  <v:stroke joinstyle="miter"/>
+                </v:oval>
+                <v:oval id="椭圆 96" o:spid="_x0000_s1031" style="position:absolute;left:10994;top:1152;width:5287;height:9735;rotation:3398660fd;visibility:visible;mso-wrap-style:square;v-text-anchor:middle" o:gfxdata="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" fillcolor="#4472c4 [3204]" strokecolor="#09101d [484]" strokeweight="1pt">
+                  <v:stroke joinstyle="miter"/>
+                </v:oval>
+              </v:group>
+            </w:pict>
+          </mc:Fallback>
+        </mc:AlternateContent>
+      </w:r>
+    </w:p>
+    <w:p/>
+    <w:p/>
+    <w:p/>
+    <w:p/>
+    <w:p/>
     <w:p>
       <w:pPr>
         <w:rPr>
@@ -16896,13 +19829,1197 @@
       </w:pPr>
     </w:p>
     <w:p>
+      <w:r>
+        <w:rPr>
+          <w:rFonts w:hint="eastAsia"/>
+        </w:rPr>
+        <w:t>上图给出了四个象限被无限减去</w:t>
+      </w:r>
+      <w:proofErr w:type="gramStart"/>
+      <w:r>
+        <w:rPr>
+          <w:rFonts w:hint="eastAsia"/>
+        </w:rPr>
+        <w:t>一</w:t>
+      </w:r>
+      <w:proofErr w:type="gramEnd"/>
+      <w:r>
+        <w:rPr>
+          <w:rFonts w:hint="eastAsia"/>
+        </w:rPr>
+        <w:t>的平方和单位一共同拉长的四个象限的图像</w:t>
+      </w:r>
+      <w:r>
+        <w:rPr>
+          <w:rFonts w:hint="eastAsia"/>
+        </w:rPr>
+        <w:t>（若要构成无裂缝的球面，需要将结构按照轴心旋转）</w:t>
+      </w:r>
+      <w:r>
+        <w:rPr>
+          <w:rFonts w:hint="eastAsia"/>
+        </w:rPr>
+        <w:t>。现在假定这四个象限并未被更高维度拉长，而是各自在自己的范围内实现了闭合那么要求什么样的数学结构，才能支持这种图像？不难想到，如果给出两个中心重合</w:t>
+      </w:r>
+      <w:r>
+        <w:rPr>
+          <w:rFonts w:hint="eastAsia"/>
+        </w:rPr>
+        <w:t>所有箭头方向相反，</w:t>
+      </w:r>
+      <w:proofErr w:type="gramStart"/>
+      <w:r>
+        <w:rPr>
+          <w:rFonts w:hint="eastAsia"/>
+        </w:rPr>
+        <w:t>而</w:t>
+      </w:r>
+      <w:r>
+        <w:rPr>
+          <w:rFonts w:hint="eastAsia"/>
+        </w:rPr>
+        <w:t>模长不</w:t>
+      </w:r>
+      <w:proofErr w:type="gramEnd"/>
+      <w:r>
+        <w:rPr>
+          <w:rFonts w:hint="eastAsia"/>
+        </w:rPr>
+        <w:t>相等的标架，就可以张成甜甜圈的模式</w:t>
+      </w:r>
+      <w:r>
+        <w:rPr>
+          <w:rFonts w:hint="eastAsia"/>
+        </w:rPr>
+        <w:t>（当然还得旋转起来才行</w:t>
+      </w:r>
+      <w:r>
+        <w:rPr>
+          <w:rFonts w:hint="eastAsia"/>
+        </w:rPr>
+        <w:t>，而旋转则意味着存在不同数值的无限数量</w:t>
+      </w:r>
+      <w:r>
+        <w:rPr>
+          <w:rFonts w:hint="eastAsia"/>
+        </w:rPr>
+        <w:t>）</w:t>
+      </w:r>
+      <w:r>
+        <w:rPr>
+          <w:rFonts w:hint="eastAsia"/>
+        </w:rPr>
+        <w:t>。</w:t>
+      </w:r>
+    </w:p>
+    <w:p>
+      <w:pPr>
+        <w:rPr>
+          <w:rFonts w:hint="eastAsia"/>
+        </w:rPr>
+      </w:pPr>
+      <w:r>
+        <w:rPr>
+          <w:noProof/>
+        </w:rPr>
+        <mc:AlternateContent>
+          <mc:Choice Requires="wpg">
+            <w:drawing>
+              <wp:anchor distT="0" distB="0" distL="114300" distR="114300" simplePos="0" relativeHeight="251714560" behindDoc="0" locked="0" layoutInCell="1" allowOverlap="1" wp14:anchorId="43AE45FC" wp14:editId="55727C23">
+                <wp:simplePos x="0" y="0"/>
+                <wp:positionH relativeFrom="column">
+                  <wp:posOffset>2159065</wp:posOffset>
+                </wp:positionH>
+                <wp:positionV relativeFrom="paragraph">
+                  <wp:posOffset>404495</wp:posOffset>
+                </wp:positionV>
+                <wp:extent cx="907402" cy="655696"/>
+                <wp:effectExtent l="38100" t="19050" r="0" b="68580"/>
+                <wp:wrapNone/>
+                <wp:docPr id="568225581" name="组合 103"/>
+                <wp:cNvGraphicFramePr/>
+                <a:graphic xmlns:a="http://schemas.openxmlformats.org/drawingml/2006/main">
+                  <a:graphicData uri="http://schemas.microsoft.com/office/word/2010/wordprocessingGroup">
+                    <wpg:wgp>
+                      <wpg:cNvGrpSpPr/>
+                      <wpg:grpSpPr>
+                        <a:xfrm>
+                          <a:off x="0" y="0"/>
+                          <a:ext cx="907402" cy="655696"/>
+                          <a:chOff x="0" y="0"/>
+                          <a:chExt cx="1051381" cy="795862"/>
+                        </a:xfrm>
+                      </wpg:grpSpPr>
+                      <wps:wsp>
+                        <wps:cNvPr id="985641407" name="直接箭头连接符 688816628"/>
+                        <wps:cNvCnPr/>
+                        <wps:spPr>
+                          <a:xfrm>
+                            <a:off x="381000" y="361950"/>
+                            <a:ext cx="670381" cy="188483"/>
+                          </a:xfrm>
+                          <a:prstGeom prst="straightConnector1">
+                            <a:avLst/>
+                          </a:prstGeom>
+                          <a:ln>
+                            <a:headEnd type="triangle"/>
+                            <a:tailEnd type="none"/>
+                          </a:ln>
+                        </wps:spPr>
+                        <wps:style>
+                          <a:lnRef idx="1">
+                            <a:schemeClr val="accent2"/>
+                          </a:lnRef>
+                          <a:fillRef idx="0">
+                            <a:schemeClr val="accent2"/>
+                          </a:fillRef>
+                          <a:effectRef idx="0">
+                            <a:schemeClr val="accent2"/>
+                          </a:effectRef>
+                          <a:fontRef idx="minor">
+                            <a:schemeClr val="tx1"/>
+                          </a:fontRef>
+                        </wps:style>
+                        <wps:bodyPr/>
+                      </wps:wsp>
+                      <wps:wsp>
+                        <wps:cNvPr id="2088907186" name="直接箭头连接符 801429635"/>
+                        <wps:cNvCnPr/>
+                        <wps:spPr>
+                          <a:xfrm flipV="1">
+                            <a:off x="378994" y="0"/>
+                            <a:ext cx="274" cy="362005"/>
+                          </a:xfrm>
+                          <a:prstGeom prst="straightConnector1">
+                            <a:avLst/>
+                          </a:prstGeom>
+                          <a:ln>
+                            <a:headEnd type="triangle"/>
+                            <a:tailEnd type="none"/>
+                          </a:ln>
+                        </wps:spPr>
+                        <wps:style>
+                          <a:lnRef idx="1">
+                            <a:schemeClr val="accent2"/>
+                          </a:lnRef>
+                          <a:fillRef idx="0">
+                            <a:schemeClr val="accent2"/>
+                          </a:fillRef>
+                          <a:effectRef idx="0">
+                            <a:schemeClr val="accent2"/>
+                          </a:effectRef>
+                          <a:fontRef idx="minor">
+                            <a:schemeClr val="tx1"/>
+                          </a:fontRef>
+                        </wps:style>
+                        <wps:bodyPr/>
+                      </wps:wsp>
+                      <wps:wsp>
+                        <wps:cNvPr id="1288061523" name="直接箭头连接符 714047891"/>
+                        <wps:cNvCnPr/>
+                        <wps:spPr>
+                          <a:xfrm flipH="1">
+                            <a:off x="110289" y="358942"/>
+                            <a:ext cx="267728" cy="243398"/>
+                          </a:xfrm>
+                          <a:prstGeom prst="straightConnector1">
+                            <a:avLst/>
+                          </a:prstGeom>
+                          <a:ln>
+                            <a:headEnd type="triangle"/>
+                            <a:tailEnd type="none"/>
+                          </a:ln>
+                        </wps:spPr>
+                        <wps:style>
+                          <a:lnRef idx="1">
+                            <a:schemeClr val="accent2"/>
+                          </a:lnRef>
+                          <a:fillRef idx="0">
+                            <a:schemeClr val="accent2"/>
+                          </a:fillRef>
+                          <a:effectRef idx="0">
+                            <a:schemeClr val="accent2"/>
+                          </a:effectRef>
+                          <a:fontRef idx="minor">
+                            <a:schemeClr val="tx1"/>
+                          </a:fontRef>
+                        </wps:style>
+                        <wps:bodyPr/>
+                      </wps:wsp>
+                      <wps:wsp>
+                        <wps:cNvPr id="1331995188" name="直接连接符 1105233861"/>
+                        <wps:cNvCnPr/>
+                        <wps:spPr>
+                          <a:xfrm>
+                            <a:off x="378994" y="360947"/>
+                            <a:ext cx="36" cy="434915"/>
+                          </a:xfrm>
+                          <a:prstGeom prst="line">
+                            <a:avLst/>
+                          </a:prstGeom>
+                          <a:ln>
+                            <a:headEnd type="none"/>
+                            <a:tailEnd type="triangle"/>
+                          </a:ln>
+                        </wps:spPr>
+                        <wps:style>
+                          <a:lnRef idx="1">
+                            <a:schemeClr val="accent2"/>
+                          </a:lnRef>
+                          <a:fillRef idx="0">
+                            <a:schemeClr val="accent2"/>
+                          </a:fillRef>
+                          <a:effectRef idx="0">
+                            <a:schemeClr val="accent2"/>
+                          </a:effectRef>
+                          <a:fontRef idx="minor">
+                            <a:schemeClr val="tx1"/>
+                          </a:fontRef>
+                        </wps:style>
+                        <wps:bodyPr/>
+                      </wps:wsp>
+                      <wps:wsp>
+                        <wps:cNvPr id="336708272" name="直接箭头连接符 1958050350"/>
+                        <wps:cNvCnPr/>
+                        <wps:spPr>
+                          <a:xfrm flipH="1">
+                            <a:off x="378994" y="78205"/>
+                            <a:ext cx="341365" cy="279866"/>
+                          </a:xfrm>
+                          <a:prstGeom prst="straightConnector1">
+                            <a:avLst/>
+                          </a:prstGeom>
+                          <a:ln>
+                            <a:headEnd type="triangle"/>
+                            <a:tailEnd type="none"/>
+                          </a:ln>
+                        </wps:spPr>
+                        <wps:style>
+                          <a:lnRef idx="1">
+                            <a:schemeClr val="accent2"/>
+                          </a:lnRef>
+                          <a:fillRef idx="0">
+                            <a:schemeClr val="accent2"/>
+                          </a:fillRef>
+                          <a:effectRef idx="0">
+                            <a:schemeClr val="accent2"/>
+                          </a:effectRef>
+                          <a:fontRef idx="minor">
+                            <a:schemeClr val="tx1"/>
+                          </a:fontRef>
+                        </wps:style>
+                        <wps:bodyPr/>
+                      </wps:wsp>
+                      <wps:wsp>
+                        <wps:cNvPr id="1060257654" name="直接箭头连接符 1723734087"/>
+                        <wps:cNvCnPr/>
+                        <wps:spPr>
+                          <a:xfrm>
+                            <a:off x="0" y="238626"/>
+                            <a:ext cx="377090" cy="119830"/>
+                          </a:xfrm>
+                          <a:prstGeom prst="straightConnector1">
+                            <a:avLst/>
+                          </a:prstGeom>
+                          <a:ln>
+                            <a:headEnd type="triangle"/>
+                            <a:tailEnd type="none"/>
+                          </a:ln>
+                        </wps:spPr>
+                        <wps:style>
+                          <a:lnRef idx="1">
+                            <a:schemeClr val="accent2"/>
+                          </a:lnRef>
+                          <a:fillRef idx="0">
+                            <a:schemeClr val="accent2"/>
+                          </a:fillRef>
+                          <a:effectRef idx="0">
+                            <a:schemeClr val="accent2"/>
+                          </a:effectRef>
+                          <a:fontRef idx="minor">
+                            <a:schemeClr val="tx1"/>
+                          </a:fontRef>
+                        </wps:style>
+                        <wps:bodyPr/>
+                      </wps:wsp>
+                    </wpg:wgp>
+                  </a:graphicData>
+                </a:graphic>
+                <wp14:sizeRelH relativeFrom="margin">
+                  <wp14:pctWidth>0</wp14:pctWidth>
+                </wp14:sizeRelH>
+                <wp14:sizeRelV relativeFrom="margin">
+                  <wp14:pctHeight>0</wp14:pctHeight>
+                </wp14:sizeRelV>
+              </wp:anchor>
+            </w:drawing>
+          </mc:Choice>
+          <mc:Fallback>
+            <w:pict>
+              <v:group w14:anchorId="23481FBC" id="组合 103" o:spid="_x0000_s1026" style="position:absolute;margin-left:170pt;margin-top:31.85pt;width:71.45pt;height:51.65pt;z-index:251714560;mso-width-relative:margin;mso-height-relative:margin" coordsize="10513,7958" o:gfxdata="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">
+                <v:shape id="直接箭头连接符 688816628" o:spid="_x0000_s1027" type="#_x0000_t32" style="position:absolute;left:3810;top:3619;width:6703;height:1885;visibility:visible;mso-wrap-style:square" o:connectortype="straight" o:gfxdata="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" strokecolor="#ed7d31 [3205]" strokeweight=".5pt">
+                  <v:stroke startarrow="block" joinstyle="miter"/>
+                </v:shape>
+                <v:shape id="直接箭头连接符 801429635" o:spid="_x0000_s1028" type="#_x0000_t32" style="position:absolute;left:3789;width:3;height:3620;flip:y;visibility:visible;mso-wrap-style:square" o:connectortype="straight" o:gfxdata="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" strokecolor="#ed7d31 [3205]" strokeweight=".5pt">
+                  <v:stroke startarrow="block" joinstyle="miter"/>
+                </v:shape>
+                <v:shape id="直接箭头连接符 714047891" o:spid="_x0000_s1029" type="#_x0000_t32" style="position:absolute;left:1102;top:3589;width:2678;height:2434;flip:x;visibility:visible;mso-wrap-style:square" o:connectortype="straight" o:gfxdata="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" strokecolor="#ed7d31 [3205]" strokeweight=".5pt">
+                  <v:stroke startarrow="block" joinstyle="miter"/>
+                </v:shape>
+                <v:line id="直接连接符 1105233861" o:spid="_x0000_s1030" style="position:absolute;visibility:visible;mso-wrap-style:square" from="3789,3609" to="3790,7958" o:connectortype="straight" o:gfxdata="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" strokecolor="#ed7d31 [3205]" strokeweight=".5pt">
+                  <v:stroke endarrow="block" joinstyle="miter"/>
+                </v:line>
+                <v:shape id="直接箭头连接符 1958050350" o:spid="_x0000_s1031" type="#_x0000_t32" style="position:absolute;left:3789;top:782;width:3414;height:2798;flip:x;visibility:visible;mso-wrap-style:square" o:connectortype="straight" o:gfxdata="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" strokecolor="#ed7d31 [3205]" strokeweight=".5pt">
+                  <v:stroke startarrow="block" joinstyle="miter"/>
+                </v:shape>
+                <v:shape id="直接箭头连接符 1723734087" o:spid="_x0000_s1032" type="#_x0000_t32" style="position:absolute;top:2386;width:3770;height:1198;visibility:visible;mso-wrap-style:square" o:connectortype="straight" o:gfxdata="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" strokecolor="#ed7d31 [3205]" strokeweight=".5pt">
+                  <v:stroke startarrow="block" joinstyle="miter"/>
+                </v:shape>
+              </v:group>
+            </w:pict>
+          </mc:Fallback>
+        </mc:AlternateContent>
+      </w:r>
+      <w:r>
+        <w:rPr>
+          <w:noProof/>
+        </w:rPr>
+        <mc:AlternateContent>
+          <mc:Choice Requires="wpg">
+            <w:drawing>
+              <wp:anchor distT="0" distB="0" distL="114300" distR="114300" simplePos="0" relativeHeight="251701248" behindDoc="0" locked="0" layoutInCell="1" allowOverlap="1" wp14:anchorId="3BDB8EA5" wp14:editId="2F44E95B">
+                <wp:simplePos x="0" y="0"/>
+                <wp:positionH relativeFrom="margin">
+                  <wp:align>center</wp:align>
+                </wp:positionH>
+                <wp:positionV relativeFrom="paragraph">
+                  <wp:posOffset>150067</wp:posOffset>
+                </wp:positionV>
+                <wp:extent cx="1587928" cy="1217205"/>
+                <wp:effectExtent l="0" t="38100" r="50800" b="21590"/>
+                <wp:wrapNone/>
+                <wp:docPr id="1646246695" name="组合 1646246695"/>
+                <wp:cNvGraphicFramePr/>
+                <a:graphic xmlns:a="http://schemas.openxmlformats.org/drawingml/2006/main">
+                  <a:graphicData uri="http://schemas.microsoft.com/office/word/2010/wordprocessingGroup">
+                    <wpg:wgp>
+                      <wpg:cNvGrpSpPr/>
+                      <wpg:grpSpPr>
+                        <a:xfrm>
+                          <a:off x="0" y="0"/>
+                          <a:ext cx="1587928" cy="1217205"/>
+                          <a:chOff x="0" y="0"/>
+                          <a:chExt cx="1587928" cy="1217205"/>
+                        </a:xfrm>
+                      </wpg:grpSpPr>
+                      <wpg:grpSp>
+                        <wpg:cNvPr id="1926895124" name="组合 1926895124"/>
+                        <wpg:cNvGrpSpPr/>
+                        <wpg:grpSpPr>
+                          <a:xfrm>
+                            <a:off x="164432" y="0"/>
+                            <a:ext cx="1423496" cy="1217205"/>
+                            <a:chOff x="0" y="0"/>
+                            <a:chExt cx="1423496" cy="1217205"/>
+                          </a:xfrm>
+                        </wpg:grpSpPr>
+                        <wpg:grpSp>
+                          <wpg:cNvPr id="2097512602" name="组合 2097512602"/>
+                          <wpg:cNvGrpSpPr/>
+                          <wpg:grpSpPr>
+                            <a:xfrm>
+                              <a:off x="0" y="0"/>
+                              <a:ext cx="1423496" cy="1217205"/>
+                              <a:chOff x="0" y="0"/>
+                              <a:chExt cx="1423496" cy="1217205"/>
+                            </a:xfrm>
+                          </wpg:grpSpPr>
+                          <wpg:grpSp>
+                            <wpg:cNvPr id="2018717036" name="组合 2018717036"/>
+                            <wpg:cNvGrpSpPr/>
+                            <wpg:grpSpPr>
+                              <a:xfrm>
+                                <a:off x="0" y="0"/>
+                                <a:ext cx="1423496" cy="922851"/>
+                                <a:chOff x="0" y="0"/>
+                                <a:chExt cx="1423496" cy="922851"/>
+                              </a:xfrm>
+                            </wpg:grpSpPr>
+                            <wpg:grpSp>
+                              <wpg:cNvPr id="508073622" name="组合 508073622"/>
+                              <wpg:cNvGrpSpPr/>
+                              <wpg:grpSpPr>
+                                <a:xfrm>
+                                  <a:off x="404788" y="0"/>
+                                  <a:ext cx="1018708" cy="839041"/>
+                                  <a:chOff x="0" y="0"/>
+                                  <a:chExt cx="1018708" cy="839041"/>
+                                </a:xfrm>
+                              </wpg:grpSpPr>
+                              <wps:wsp>
+                                <wps:cNvPr id="1947496299" name="直接箭头连接符 1947496299"/>
+                                <wps:cNvCnPr/>
+                                <wps:spPr>
+                                  <a:xfrm>
+                                    <a:off x="2708" y="551386"/>
+                                    <a:ext cx="1016000" cy="287655"/>
+                                  </a:xfrm>
+                                  <a:prstGeom prst="straightConnector1">
+                                    <a:avLst/>
+                                  </a:prstGeom>
+                                  <a:ln>
+                                    <a:tailEnd type="triangle"/>
+                                  </a:ln>
+                                </wps:spPr>
+                                <wps:style>
+                                  <a:lnRef idx="1">
+                                    <a:schemeClr val="accent1"/>
+                                  </a:lnRef>
+                                  <a:fillRef idx="0">
+                                    <a:schemeClr val="accent1"/>
+                                  </a:fillRef>
+                                  <a:effectRef idx="0">
+                                    <a:schemeClr val="accent1"/>
+                                  </a:effectRef>
+                                  <a:fontRef idx="minor">
+                                    <a:schemeClr val="tx1"/>
+                                  </a:fontRef>
+                                </wps:style>
+                                <wps:bodyPr/>
+                              </wps:wsp>
+                              <wps:wsp>
+                                <wps:cNvPr id="1599141579" name="直接箭头连接符 1599141579"/>
+                                <wps:cNvCnPr/>
+                                <wps:spPr>
+                                  <a:xfrm flipV="1">
+                                    <a:off x="0" y="0"/>
+                                    <a:ext cx="415" cy="552479"/>
+                                  </a:xfrm>
+                                  <a:prstGeom prst="straightConnector1">
+                                    <a:avLst/>
+                                  </a:prstGeom>
+                                  <a:ln>
+                                    <a:tailEnd type="triangle"/>
+                                  </a:ln>
+                                </wps:spPr>
+                                <wps:style>
+                                  <a:lnRef idx="1">
+                                    <a:schemeClr val="accent1"/>
+                                  </a:lnRef>
+                                  <a:fillRef idx="0">
+                                    <a:schemeClr val="accent1"/>
+                                  </a:fillRef>
+                                  <a:effectRef idx="0">
+                                    <a:schemeClr val="accent1"/>
+                                  </a:effectRef>
+                                  <a:fontRef idx="minor">
+                                    <a:schemeClr val="tx1"/>
+                                  </a:fontRef>
+                                </wps:style>
+                                <wps:bodyPr/>
+                              </wps:wsp>
+                            </wpg:grpSp>
+                            <wps:wsp>
+                              <wps:cNvPr id="983059036" name="直接箭头连接符 983059036"/>
+                              <wps:cNvCnPr/>
+                              <wps:spPr>
+                                <a:xfrm flipH="1">
+                                  <a:off x="0" y="551386"/>
+                                  <a:ext cx="405755" cy="371465"/>
+                                </a:xfrm>
+                                <a:prstGeom prst="straightConnector1">
+                                  <a:avLst/>
+                                </a:prstGeom>
+                                <a:ln>
+                                  <a:tailEnd type="triangle"/>
+                                </a:ln>
+                              </wps:spPr>
+                              <wps:style>
+                                <a:lnRef idx="1">
+                                  <a:schemeClr val="accent1"/>
+                                </a:lnRef>
+                                <a:fillRef idx="0">
+                                  <a:schemeClr val="accent1"/>
+                                </a:fillRef>
+                                <a:effectRef idx="0">
+                                  <a:schemeClr val="accent1"/>
+                                </a:effectRef>
+                                <a:fontRef idx="minor">
+                                  <a:schemeClr val="tx1"/>
+                                </a:fontRef>
+                              </wps:style>
+                              <wps:bodyPr/>
+                            </wps:wsp>
+                          </wpg:grpSp>
+                          <wps:wsp>
+                            <wps:cNvPr id="284818762" name="直接连接符 284818762"/>
+                            <wps:cNvCnPr/>
+                            <wps:spPr>
+                              <a:xfrm>
+                                <a:off x="405063" y="553453"/>
+                                <a:ext cx="54" cy="663752"/>
+                              </a:xfrm>
+                              <a:prstGeom prst="line">
+                                <a:avLst/>
+                              </a:prstGeom>
+                              <a:ln>
+                                <a:headEnd type="triangle"/>
+                              </a:ln>
+                            </wps:spPr>
+                            <wps:style>
+                              <a:lnRef idx="1">
+                                <a:schemeClr val="accent1"/>
+                              </a:lnRef>
+                              <a:fillRef idx="0">
+                                <a:schemeClr val="accent1"/>
+                              </a:fillRef>
+                              <a:effectRef idx="0">
+                                <a:schemeClr val="accent1"/>
+                              </a:effectRef>
+                              <a:fontRef idx="minor">
+                                <a:schemeClr val="tx1"/>
+                              </a:fontRef>
+                            </wps:style>
+                            <wps:bodyPr/>
+                          </wps:wsp>
+                        </wpg:grpSp>
+                        <wps:wsp>
+                          <wps:cNvPr id="592209889" name="直接箭头连接符 592209889"/>
+                          <wps:cNvCnPr/>
+                          <wps:spPr>
+                            <a:xfrm flipH="1">
+                              <a:off x="409073" y="118311"/>
+                              <a:ext cx="517358" cy="427121"/>
+                            </a:xfrm>
+                            <a:prstGeom prst="straightConnector1">
+                              <a:avLst/>
+                            </a:prstGeom>
+                            <a:ln>
+                              <a:tailEnd type="triangle"/>
+                            </a:ln>
+                          </wps:spPr>
+                          <wps:style>
+                            <a:lnRef idx="1">
+                              <a:schemeClr val="accent1"/>
+                            </a:lnRef>
+                            <a:fillRef idx="0">
+                              <a:schemeClr val="accent1"/>
+                            </a:fillRef>
+                            <a:effectRef idx="0">
+                              <a:schemeClr val="accent1"/>
+                            </a:effectRef>
+                            <a:fontRef idx="minor">
+                              <a:schemeClr val="tx1"/>
+                            </a:fontRef>
+                          </wps:style>
+                          <wps:bodyPr/>
+                        </wps:wsp>
+                      </wpg:grpSp>
+                      <wps:wsp>
+                        <wps:cNvPr id="466600831" name="直接箭头连接符 466600831"/>
+                        <wps:cNvCnPr/>
+                        <wps:spPr>
+                          <a:xfrm>
+                            <a:off x="0" y="364958"/>
+                            <a:ext cx="571500" cy="182880"/>
+                          </a:xfrm>
+                          <a:prstGeom prst="straightConnector1">
+                            <a:avLst/>
+                          </a:prstGeom>
+                          <a:ln>
+                            <a:tailEnd type="triangle"/>
+                          </a:ln>
+                        </wps:spPr>
+                        <wps:style>
+                          <a:lnRef idx="1">
+                            <a:schemeClr val="accent1"/>
+                          </a:lnRef>
+                          <a:fillRef idx="0">
+                            <a:schemeClr val="accent1"/>
+                          </a:fillRef>
+                          <a:effectRef idx="0">
+                            <a:schemeClr val="accent1"/>
+                          </a:effectRef>
+                          <a:fontRef idx="minor">
+                            <a:schemeClr val="tx1"/>
+                          </a:fontRef>
+                        </wps:style>
+                        <wps:bodyPr/>
+                      </wps:wsp>
+                    </wpg:wgp>
+                  </a:graphicData>
+                </a:graphic>
+              </wp:anchor>
+            </w:drawing>
+          </mc:Choice>
+          <mc:Fallback>
+            <w:pict>
+              <v:group w14:anchorId="1CC3CC30" id="组合 1646246695" o:spid="_x0000_s1026" style="position:absolute;margin-left:0;margin-top:11.8pt;width:125.05pt;height:95.85pt;z-index:251701248;mso-position-horizontal:center;mso-position-horizontal-relative:margin" coordsize="15879,12172" o:gfxdata="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">
+                <v:group id="组合 1926895124" o:spid="_x0000_s1027" style="position:absolute;left:1644;width:14235;height:12172" coordsize="14234,12172" o:gfxdata="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">
+                  <v:group id="组合 2097512602" o:spid="_x0000_s1028" style="position:absolute;width:14234;height:12172" coordsize="14234,12172" o:gfxdata="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">
+                    <v:group id="组合 2018717036" o:spid="_x0000_s1029" style="position:absolute;width:14234;height:9228" coordsize="14234,9228" o:gfxdata="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">
+                      <v:group id="组合 508073622" o:spid="_x0000_s1030" style="position:absolute;left:4047;width:10187;height:8390" coordsize="10187,8390" o:gfxdata="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">
+                        <v:shape id="直接箭头连接符 1947496299" o:spid="_x0000_s1031" type="#_x0000_t32" style="position:absolute;left:27;top:5513;width:10160;height:2877;visibility:visible;mso-wrap-style:square" o:connectortype="straight" o:gfxdata="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" strokecolor="#4472c4 [3204]" strokeweight=".5pt">
+                          <v:stroke endarrow="block" joinstyle="miter"/>
+                        </v:shape>
+                        <v:shape id="直接箭头连接符 1599141579" o:spid="_x0000_s1032" type="#_x0000_t32" style="position:absolute;width:4;height:5524;flip:y;visibility:visible;mso-wrap-style:square" o:connectortype="straight" o:gfxdata="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" strokecolor="#4472c4 [3204]" strokeweight=".5pt">
+                          <v:stroke endarrow="block" joinstyle="miter"/>
+                        </v:shape>
+                      </v:group>
+                      <v:shape id="直接箭头连接符 983059036" o:spid="_x0000_s1033" type="#_x0000_t32" style="position:absolute;top:5513;width:4057;height:3715;flip:x;visibility:visible;mso-wrap-style:square" o:connectortype="straight" o:gfxdata="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" strokecolor="#4472c4 [3204]" strokeweight=".5pt">
+                        <v:stroke endarrow="block" joinstyle="miter"/>
+                      </v:shape>
+                    </v:group>
+                    <v:line id="直接连接符 284818762" o:spid="_x0000_s1034" style="position:absolute;visibility:visible;mso-wrap-style:square" from="4050,5534" to="4051,12172" o:connectortype="straight" o:gfxdata="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" strokecolor="#4472c4 [3204]" strokeweight=".5pt">
+                      <v:stroke startarrow="block" joinstyle="miter"/>
+                    </v:line>
+                  </v:group>
+                  <v:shape id="直接箭头连接符 592209889" o:spid="_x0000_s1035" type="#_x0000_t32" style="position:absolute;left:4090;top:1183;width:5174;height:4271;flip:x;visibility:visible;mso-wrap-style:square" o:connectortype="straight" o:gfxdata="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" strokecolor="#4472c4 [3204]" strokeweight=".5pt">
+                    <v:stroke endarrow="block" joinstyle="miter"/>
+                  </v:shape>
+                </v:group>
+                <v:shape id="直接箭头连接符 466600831" o:spid="_x0000_s1036" type="#_x0000_t32" style="position:absolute;top:3649;width:5715;height:1829;visibility:visible;mso-wrap-style:square" o:connectortype="straight" o:gfxdata="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" strokecolor="#4472c4 [3204]" strokeweight=".5pt">
+                  <v:stroke endarrow="block" joinstyle="miter"/>
+                </v:shape>
+                <w10:wrap anchorx="margin"/>
+              </v:group>
+            </w:pict>
+          </mc:Fallback>
+        </mc:AlternateContent>
+      </w:r>
+    </w:p>
+    <w:p/>
+    <w:p/>
+    <w:p/>
+    <w:p>
       <w:pPr>
         <w:rPr>
           <w:rFonts w:hint="eastAsia"/>
         </w:rPr>
       </w:pPr>
     </w:p>
+    <w:p>
+      <w:r>
+        <w:rPr>
+          <w:rFonts w:hint="eastAsia"/>
+        </w:rPr>
+        <w:t>而如果所有</w:t>
+      </w:r>
+      <w:proofErr w:type="gramStart"/>
+      <w:r>
+        <w:rPr>
+          <w:rFonts w:hint="eastAsia"/>
+        </w:rPr>
+        <w:t>的模长都</w:t>
+      </w:r>
+      <w:proofErr w:type="gramEnd"/>
+      <w:r>
+        <w:rPr>
+          <w:rFonts w:hint="eastAsia"/>
+        </w:rPr>
+        <w:t>相等，</w:t>
+      </w:r>
+      <w:r>
+        <w:rPr>
+          <w:rFonts w:hint="eastAsia"/>
+        </w:rPr>
+        <w:t>它就对应于两个重合在一起的球面，而这</w:t>
+      </w:r>
+      <w:r>
+        <w:rPr>
+          <w:rFonts w:hint="eastAsia"/>
+        </w:rPr>
+        <w:t>就是</w:t>
+      </w:r>
+      <w:proofErr w:type="gramStart"/>
+      <w:r>
+        <w:rPr>
+          <w:rFonts w:hint="eastAsia"/>
+        </w:rPr>
+        <w:t>四维球</w:t>
+      </w:r>
+      <w:proofErr w:type="gramEnd"/>
+      <w:r>
+        <w:rPr>
+          <w:rFonts w:hint="eastAsia"/>
+        </w:rPr>
+        <w:t>本身了</w:t>
+      </w:r>
+      <w:r>
+        <w:rPr>
+          <w:rFonts w:hint="eastAsia"/>
+        </w:rPr>
+        <w:t>，</w:t>
+      </w:r>
+      <w:r>
+        <w:rPr>
+          <w:rFonts w:hint="eastAsia"/>
+        </w:rPr>
+        <w:t>同时也</w:t>
+      </w:r>
+      <w:r>
+        <w:rPr>
+          <w:rFonts w:hint="eastAsia"/>
+        </w:rPr>
+        <w:t>是四维空间的标架的样子。</w:t>
+      </w:r>
+      <w:r>
+        <w:rPr>
+          <w:rFonts w:hint="eastAsia"/>
+        </w:rPr>
+        <w:t>所以上图中如果蓝色和橙色的箭头长度都相等，方向都相反，它就是一个四维标架在三维空间中投影的样子。</w:t>
+      </w:r>
+      <w:r>
+        <w:rPr>
+          <w:rFonts w:hint="eastAsia"/>
+        </w:rPr>
+        <w:t>它就是去掉箭头（无向）的空间直角坐标系，也就是物体在空间中</w:t>
+      </w:r>
+      <w:r>
+        <w:rPr>
+          <w:rFonts w:hint="eastAsia"/>
+        </w:rPr>
+        <w:t>具有三个维数</w:t>
+      </w:r>
+      <w:r>
+        <w:rPr>
+          <w:rFonts w:hint="eastAsia"/>
+        </w:rPr>
+        <w:t>的样子。</w:t>
+      </w:r>
+    </w:p>
+    <w:p/>
+    <w:p>
+      <w:r>
+        <w:rPr>
+          <w:rFonts w:hint="eastAsia"/>
+        </w:rPr>
+        <w:lastRenderedPageBreak/>
+        <w:t>回到最初，单位</w:t>
+      </w:r>
+      <w:r>
+        <w:rPr>
+          <w:rFonts w:hint="eastAsia"/>
+        </w:rPr>
+        <w:t>1</w:t>
+      </w:r>
+      <w:r>
+        <w:rPr>
+          <w:rFonts w:hint="eastAsia"/>
+        </w:rPr>
+        <w:t>和虚数单位</w:t>
+      </w:r>
+      <m:oMath>
+        <m:r>
+          <w:rPr>
+            <w:rFonts w:ascii="Cambria Math" w:hAnsi="Cambria Math" w:hint="eastAsia"/>
+          </w:rPr>
+          <m:t>i</m:t>
+        </m:r>
+      </m:oMath>
+      <w:r>
+        <w:rPr>
+          <w:rFonts w:hint="eastAsia"/>
+        </w:rPr>
+        <w:t>的无关</w:t>
+      </w:r>
+      <w:proofErr w:type="gramStart"/>
+      <w:r>
+        <w:rPr>
+          <w:rFonts w:hint="eastAsia"/>
+        </w:rPr>
+        <w:t>性来自</w:t>
+      </w:r>
+      <w:proofErr w:type="gramEnd"/>
+      <w:r>
+        <w:rPr>
+          <w:rFonts w:hint="eastAsia"/>
+        </w:rPr>
+        <w:t>于</w:t>
+      </w:r>
+      <w:r>
+        <w:rPr>
+          <w:rFonts w:hint="eastAsia"/>
+        </w:rPr>
+        <w:t xml:space="preserve"> </w:t>
+      </w:r>
+      <w:r>
+        <w:rPr>
+          <w:rFonts w:hint="eastAsia"/>
+        </w:rPr>
+        <w:t>虚数单位的数值比较大，而具体数值是多少则是不确定的。</w:t>
+      </w:r>
+      <w:r>
+        <w:rPr>
+          <w:rFonts w:hint="eastAsia"/>
+        </w:rPr>
+        <w:t>这就引出了一个问题，一个包含虚数单位的表达式，它会看上去无比正确，但是到实验的时候，它就会出现对不上号的问题。比如薛定谔方程，</w:t>
+      </w:r>
+    </w:p>
+    <w:p>
+      <m:oMathPara>
+        <m:oMath>
+          <m:f>
+            <m:fPr>
+              <m:ctrlPr>
+                <w:rPr>
+                  <w:rFonts w:ascii="Cambria Math" w:hAnsi="Cambria Math" w:cs="Cambria Math"/>
+                  <w:i/>
+                </w:rPr>
+              </m:ctrlPr>
+            </m:fPr>
+            <m:num>
+              <m:r>
+                <w:rPr>
+                  <w:rFonts w:ascii="Cambria Math" w:hAnsi="Cambria Math" w:hint="eastAsia"/>
+                </w:rPr>
+                <m:t>i</m:t>
+              </m:r>
+              <m:r>
+                <w:rPr>
+                  <w:rFonts w:ascii="Cambria Math" w:hAnsi="Cambria Math" w:cs="Cambria Math"/>
+                </w:rPr>
+                <m:t>h</m:t>
+              </m:r>
+            </m:num>
+            <m:den>
+              <m:r>
+                <w:rPr>
+                  <w:rFonts w:ascii="Cambria Math" w:hAnsi="Cambria Math" w:cs="Cambria Math"/>
+                </w:rPr>
+                <m:t>2π</m:t>
+              </m:r>
+            </m:den>
+          </m:f>
+          <m:f>
+            <m:fPr>
+              <m:ctrlPr>
+                <w:rPr>
+                  <w:rFonts w:ascii="Cambria Math" w:hAnsi="Cambria Math" w:cs="Cambria Math"/>
+                  <w:i/>
+                </w:rPr>
+              </m:ctrlPr>
+            </m:fPr>
+            <m:num>
+              <m:r>
+                <w:rPr>
+                  <w:rFonts w:ascii="Cambria Math" w:hAnsi="Cambria Math" w:cs="Cambria Math"/>
+                </w:rPr>
+                <m:t>∂</m:t>
+              </m:r>
+              <m:r>
+                <m:rPr>
+                  <m:sty m:val="p"/>
+                </m:rPr>
+                <w:rPr>
+                  <w:rFonts w:ascii="Cambria Math" w:hAnsi="Cambria Math" w:cs="Cambria Math"/>
+                </w:rPr>
+                <m:t>Ψ</m:t>
+              </m:r>
+            </m:num>
+            <m:den>
+              <m:r>
+                <w:rPr>
+                  <w:rFonts w:ascii="Cambria Math" w:hAnsi="Cambria Math" w:cs="Cambria Math"/>
+                </w:rPr>
+                <m:t>∂t</m:t>
+              </m:r>
+            </m:den>
+          </m:f>
+          <m:r>
+            <w:rPr>
+              <w:rFonts w:ascii="Cambria Math" w:hAnsi="Cambria Math" w:cs="Cambria Math"/>
+            </w:rPr>
+            <m:t>=H</m:t>
+          </m:r>
+          <m:r>
+            <m:rPr>
+              <m:sty m:val="p"/>
+            </m:rPr>
+            <w:rPr>
+              <w:rFonts w:ascii="Cambria Math" w:hAnsi="Cambria Math" w:cs="Cambria Math"/>
+            </w:rPr>
+            <m:t>Ψ</m:t>
+          </m:r>
+        </m:oMath>
+      </m:oMathPara>
+    </w:p>
+    <w:p>
+      <w:r>
+        <w:rPr>
+          <w:rFonts w:hint="eastAsia"/>
+        </w:rPr>
+        <w:t>作为一个微分方程，它含有虚数单位。虚数单位给人以极大的抽象能力，但是它的实际数值却是千差万别的。这就导致了作为抽象的规律，它总是正确，但是作为每一次实验，就一定会有偏差。这就类似于关于国家的宏大叙事，所有的政策都完美的为人民服务，但是实际发生的却无法服务于任何个人，因为这种完美适配，对于任何个人都是不适配的。而只有对于那些政策的制定者才是最为适配的，这不叫权力的腐败，而是权力必然如此。</w:t>
+      </w:r>
+      <w:r>
+        <w:rPr>
+          <w:rFonts w:hint="eastAsia"/>
+        </w:rPr>
+        <w:t>因为实际上就是人们假定了这种抽象的有效性，但是实际上这种有效性就是抽象系统本身带来的幻觉。</w:t>
+      </w:r>
+    </w:p>
+    <w:p>
+      <w:r>
+        <w:rPr>
+          <w:rFonts w:hint="eastAsia"/>
+        </w:rPr>
+        <w:t>不是虚数单位到底是多少不确定，而是我们把一大堆超过观察者感知能力的数量都认为是同一个数量，而最终导致了不确定的认识。实际上那些数量都是确定的，是观察者自己的观察能力上限，把那些数量强制拉平了。然而这种拉平在感知上可行，在实际上却从来都不成立。这就造成了感知和</w:t>
+      </w:r>
+      <w:r>
+        <w:rPr>
+          <w:rFonts w:hint="eastAsia"/>
+        </w:rPr>
+        <w:t>现实</w:t>
+      </w:r>
+      <w:r>
+        <w:rPr>
+          <w:rFonts w:hint="eastAsia"/>
+        </w:rPr>
+        <w:t>之间的割裂。</w:t>
+      </w:r>
+      <w:r>
+        <w:rPr>
+          <w:rFonts w:hint="eastAsia"/>
+        </w:rPr>
+        <w:t>然而这也是人类从单纯的频率世界中构造几何世界</w:t>
+      </w:r>
+      <w:r>
+        <w:t>以及对应的物理实相</w:t>
+      </w:r>
+      <w:r>
+        <w:rPr>
+          <w:rFonts w:hint="eastAsia"/>
+        </w:rPr>
+        <w:t>的底层原理。</w:t>
+      </w:r>
+      <w:r>
+        <w:rPr>
+          <w:rFonts w:hint="eastAsia"/>
+        </w:rPr>
+        <w:t>虚数单位对应的不确定性，不是什么真正的不确定性，而是观察者自身观察能力</w:t>
+      </w:r>
+      <w:r>
+        <w:rPr>
+          <w:rFonts w:hint="eastAsia"/>
+        </w:rPr>
+        <w:t>的</w:t>
+      </w:r>
+      <w:r>
+        <w:rPr>
+          <w:rFonts w:hint="eastAsia"/>
+        </w:rPr>
+        <w:t>极限造成的被动选择的结果。</w:t>
+      </w:r>
+      <w:r>
+        <w:rPr>
+          <w:rFonts w:hint="eastAsia"/>
+        </w:rPr>
+        <w:t>由此考虑量子力学，假定微观世界是不确定的，这种说法是不对的。相反宏观世界才是不确定的，观察者不同，观察者的观察能力极限就不同，对应的虚数单位的大小就不同，而这个数值划定的可观测的范围就不同，由此，统计学原理必须被引进，以保证实验对于不同的实验者都成立，这才是微观不确定性的由来，它</w:t>
+      </w:r>
+      <w:proofErr w:type="gramStart"/>
+      <w:r>
+        <w:rPr>
+          <w:rFonts w:hint="eastAsia"/>
+        </w:rPr>
+        <w:t>不</w:t>
+      </w:r>
+      <w:proofErr w:type="gramEnd"/>
+      <w:r>
+        <w:rPr>
+          <w:rFonts w:hint="eastAsia"/>
+        </w:rPr>
+        <w:t>来自于微观</w:t>
+      </w:r>
+      <w:r>
+        <w:rPr>
+          <w:rFonts w:hint="eastAsia"/>
+        </w:rPr>
+        <w:t>世界</w:t>
+      </w:r>
+      <w:r>
+        <w:rPr>
+          <w:rFonts w:hint="eastAsia"/>
+        </w:rPr>
+        <w:t>本身，而来自于观察者自己。</w:t>
+      </w:r>
+      <w:r>
+        <w:rPr>
+          <w:rFonts w:hint="eastAsia"/>
+        </w:rPr>
+        <w:t>为了保证抽象出来的规律能够成立，而同时扭曲了我们对微观世界和和宏观世界的认识。</w:t>
+      </w:r>
+    </w:p>
+    <w:p>
+      <w:r>
+        <w:rPr>
+          <w:rFonts w:hint="eastAsia"/>
+        </w:rPr>
+        <w:t>再回到社会层面，个体的实际能力才是关键，统计学给出的各种测量结果，皆带有观察者自身对社会现象的滤镜</w:t>
+      </w:r>
+      <w:r>
+        <w:rPr>
+          <w:rFonts w:hint="eastAsia"/>
+        </w:rPr>
+        <w:t>（也就是偏见）。</w:t>
+      </w:r>
+      <w:r>
+        <w:rPr>
+          <w:rFonts w:hint="eastAsia"/>
+        </w:rPr>
+        <w:t>而观察者</w:t>
+      </w:r>
+      <w:r>
+        <w:rPr>
+          <w:rFonts w:hint="eastAsia"/>
+        </w:rPr>
+        <w:t>依照基于统计学的各种科学原理，</w:t>
+      </w:r>
+      <w:r>
+        <w:rPr>
+          <w:rFonts w:hint="eastAsia"/>
+        </w:rPr>
+        <w:t>制定政策，实际上也会极大的偏离社会大众的个体</w:t>
+      </w:r>
+      <w:proofErr w:type="gramStart"/>
+      <w:r>
+        <w:rPr>
+          <w:rFonts w:hint="eastAsia"/>
+        </w:rPr>
+        <w:t>体</w:t>
+      </w:r>
+      <w:proofErr w:type="gramEnd"/>
+      <w:r>
+        <w:rPr>
+          <w:rFonts w:hint="eastAsia"/>
+        </w:rPr>
+        <w:t>感，这不是权力傲慢或者自私自利，而是这么做事，结果必然如此。而这也从侧面支持了</w:t>
+      </w:r>
+      <w:r>
+        <w:rPr>
+          <w:rFonts w:hint="eastAsia"/>
+        </w:rPr>
+        <w:t>古人的</w:t>
+      </w:r>
+      <w:r>
+        <w:rPr>
+          <w:rFonts w:hint="eastAsia"/>
+        </w:rPr>
+        <w:t>黄老之治</w:t>
+      </w:r>
+      <w:proofErr w:type="gramStart"/>
+      <w:r>
+        <w:rPr>
+          <w:rFonts w:hint="eastAsia"/>
+        </w:rPr>
+        <w:t>或者奥派经济学</w:t>
+      </w:r>
+      <w:proofErr w:type="gramEnd"/>
+      <w:r>
+        <w:rPr>
+          <w:rFonts w:hint="eastAsia"/>
+        </w:rPr>
+        <w:t>观点</w:t>
+      </w:r>
+      <w:r>
+        <w:rPr>
+          <w:rFonts w:hint="eastAsia"/>
+        </w:rPr>
+        <w:t>带来社会繁荣的必然性。</w:t>
+      </w:r>
+      <w:r>
+        <w:rPr>
+          <w:rFonts w:hint="eastAsia"/>
+        </w:rPr>
+        <w:t>管的越多，社会越要统一，个体和这个目标的错配就越普遍。生活就越是困苦。</w:t>
+      </w:r>
+    </w:p>
+    <w:p>
+      <w:r>
+        <w:rPr>
+          <w:rFonts w:hint="eastAsia"/>
+        </w:rPr>
+        <w:t>而面对这种情况，如何认知？也很简单，</w:t>
+      </w:r>
+      <w:r>
+        <w:rPr>
+          <w:rFonts w:hint="eastAsia"/>
+        </w:rPr>
+        <w:t>想的不一定对，甚至科学也不一定对，但实践没法不对，实践不对就改，改到对为止。</w:t>
+      </w:r>
+      <w:r>
+        <w:rPr>
+          <w:rFonts w:hint="eastAsia"/>
+        </w:rPr>
+        <w:t>这句话就是我们熟悉的实践是检验真理的唯一标准的另一种表述。</w:t>
+      </w:r>
+    </w:p>
+    <w:p>
+      <w:pPr>
+        <w:rPr>
+          <w:rFonts w:hint="eastAsia"/>
+        </w:rPr>
+      </w:pPr>
+      <w:r>
+        <w:rPr>
+          <w:rFonts w:hint="eastAsia"/>
+        </w:rPr>
+        <w:t>观察者的观察能力上限拉平了超出上限的数值，观察指导行为，</w:t>
+      </w:r>
+      <w:r>
+        <w:t>行为的结果</w:t>
+      </w:r>
+      <w:r>
+        <w:rPr>
+          <w:rFonts w:hint="eastAsia"/>
+        </w:rPr>
+        <w:t>反过来又构成观察者生活于其中的世界。这不是一个正反馈过程，而是一个自发进行</w:t>
+      </w:r>
+      <w:proofErr w:type="gramStart"/>
+      <w:r>
+        <w:rPr>
+          <w:rFonts w:hint="eastAsia"/>
+        </w:rPr>
+        <w:t>的越选越</w:t>
+      </w:r>
+      <w:proofErr w:type="gramEnd"/>
+      <w:r>
+        <w:rPr>
+          <w:rFonts w:hint="eastAsia"/>
+        </w:rPr>
+        <w:t>小的</w:t>
+      </w:r>
+      <w:r>
+        <w:rPr>
+          <w:rFonts w:hint="eastAsia"/>
+        </w:rPr>
+        <w:t>负反馈</w:t>
+      </w:r>
+      <w:r>
+        <w:rPr>
+          <w:rFonts w:hint="eastAsia"/>
+        </w:rPr>
+        <w:t>过程。如果不能认识到这一点，并主动扩展自己的能力上限，那么观察者和其环境构成的系统将会进入自发退化的过程</w:t>
+      </w:r>
+      <w:r>
+        <w:rPr>
+          <w:rFonts w:hint="eastAsia"/>
+        </w:rPr>
+        <w:t xml:space="preserve"> </w:t>
+      </w:r>
+      <w:r>
+        <w:rPr>
+          <w:rFonts w:hint="eastAsia"/>
+        </w:rPr>
+        <w:t>。所以观察者并无其它选择，只有不断的超越自身的极限，才能避免必然退化的悲剧。个体和社会，皆是如此。</w:t>
+      </w:r>
+    </w:p>
     <w:sectPr>
+      <w:headerReference w:type="even" r:id="rId6"/>
+      <w:headerReference w:type="default" r:id="rId7"/>
+      <w:footerReference w:type="even" r:id="rId8"/>
+      <w:footerReference w:type="default" r:id="rId9"/>
+      <w:headerReference w:type="first" r:id="rId10"/>
+      <w:footerReference w:type="first" r:id="rId11"/>
       <w:pgSz w:w="12240" w:h="15840"/>
       <w:pgMar w:top="1440" w:right="1800" w:bottom="1440" w:left="1800" w:header="720" w:footer="720" w:gutter="0"/>
       <w:cols w:space="720"/>
@@ -16912,8 +21029,118 @@
 </w:document>
 </file>
 
+<file path=word/endnotes.xml><?xml version="1.0" encoding="utf-8"?>
+<w:endnotes xmlns:wpc="http://schemas.microsoft.com/office/word/2010/wordprocessingCanvas" xmlns:cx="http://schemas.microsoft.com/office/drawing/2014/chartex" xmlns:cx1="http://schemas.microsoft.com/office/drawing/2015/9/8/chartex" xmlns:cx2="http://schemas.microsoft.com/office/drawing/2015/10/21/chartex" xmlns:cx3="http://schemas.microsoft.com/office/drawing/2016/5/9/chartex" xmlns:cx4="http://schemas.microsoft.com/office/drawing/2016/5/10/chartex" xmlns:cx5="http://schemas.microsoft.com/office/drawing/2016/5/11/chartex" xmlns:cx6="http://schemas.microsoft.com/office/drawing/2016/5/12/chartex" xmlns:cx7="http://schemas.microsoft.com/office/drawing/2016/5/13/chartex" xmlns:cx8="http://schemas.microsoft.com/office/drawing/2016/5/14/chartex" xmlns:mc="http://schemas.openxmlformats.org/markup-compatibility/2006" xmlns:aink="http://schemas.microsoft.com/office/drawing/2016/ink" xmlns:am3d="http://schemas.microsoft.com/office/drawing/2017/model3d" xmlns:o="urn:schemas-microsoft-com:office:office" xmlns:oel="http://schemas.microsoft.com/office/2019/extlst" xmlns:r="http://schemas.openxmlformats.org/officeDocument/2006/relationships" xmlns:m="http://schemas.openxmlformats.org/officeDocument/2006/math" xmlns:v="urn:schemas-microsoft-com:vml" xmlns:wp14="http://schemas.microsoft.com/office/word/2010/wordprocessingDrawing" xmlns:wp="http://schemas.openxmlformats.org/drawingml/2006/wordprocessingDrawing" xmlns:w10="urn:schemas-microsoft-com:office:word" xmlns:w="http://schemas.openxmlformats.org/wordprocessingml/2006/main" xmlns:w14="http://schemas.microsoft.com/office/word/2010/wordml" xmlns:w15="http://schemas.microsoft.com/office/word/2012/wordml" xmlns:w16cex="http://schemas.microsoft.com/office/word/2018/wordml/cex" xmlns:w16cid="http://schemas.microsoft.com/office/word/2016/wordml/cid" xmlns:w16="http://schemas.microsoft.com/office/word/2018/wordml" xmlns:w16du="http://schemas.microsoft.com/office/word/2023/wordml/word16du" xmlns:w16sdtdh="http://schemas.microsoft.com/office/word/2020/wordml/sdtdatahash" xmlns:w16sdtfl="http://schemas.microsoft.com/office/word/2024/wordml/sdtformatlock" xmlns:w16se="http://schemas.microsoft.com/office/word/2015/wordml/symex" xmlns:wpg="http://schemas.microsoft.com/office/word/2010/wordprocessingGroup" xmlns:wpi="http://schemas.microsoft.com/office/word/2010/wordprocessingInk" xmlns:wne="http://schemas.microsoft.com/office/word/2006/wordml" xmlns:wps="http://schemas.microsoft.com/office/word/2010/wordprocessingShape" mc:Ignorable="w14 w15 w16se w16cid w16 w16cex w16sdtdh w16sdtfl w16du wp14">
+  <w:endnote w:type="separator" w:id="-1">
+    <w:p>
+      <w:pPr>
+        <w:spacing w:after="0" w:line="240" w:lineRule="auto"/>
+      </w:pPr>
+      <w:r>
+        <w:separator/>
+      </w:r>
+    </w:p>
+  </w:endnote>
+  <w:endnote w:type="continuationSeparator" w:id="0">
+    <w:p>
+      <w:pPr>
+        <w:spacing w:after="0" w:line="240" w:lineRule="auto"/>
+      </w:pPr>
+      <w:r>
+        <w:continuationSeparator/>
+      </w:r>
+    </w:p>
+  </w:endnote>
+</w:endnotes>
+</file>
+
+<file path=word/footer1.xml><?xml version="1.0" encoding="utf-8"?>
+<w:ftr xmlns:wpc="http://schemas.microsoft.com/office/word/2010/wordprocessingCanvas" xmlns:cx="http://schemas.microsoft.com/office/drawing/2014/chartex" xmlns:cx1="http://schemas.microsoft.com/office/drawing/2015/9/8/chartex" xmlns:cx2="http://schemas.microsoft.com/office/drawing/2015/10/21/chartex" xmlns:cx3="http://schemas.microsoft.com/office/drawing/2016/5/9/chartex" xmlns:cx4="http://schemas.microsoft.com/office/drawing/2016/5/10/chartex" xmlns:cx5="http://schemas.microsoft.com/office/drawing/2016/5/11/chartex" xmlns:cx6="http://schemas.microsoft.com/office/drawing/2016/5/12/chartex" xmlns:cx7="http://schemas.microsoft.com/office/drawing/2016/5/13/chartex" xmlns:cx8="http://schemas.microsoft.com/office/drawing/2016/5/14/chartex" xmlns:mc="http://schemas.openxmlformats.org/markup-compatibility/2006" xmlns:aink="http://schemas.microsoft.com/office/drawing/2016/ink" xmlns:am3d="http://schemas.microsoft.com/office/drawing/2017/model3d" xmlns:o="urn:schemas-microsoft-com:office:office" xmlns:oel="http://schemas.microsoft.com/office/2019/extlst" xmlns:r="http://schemas.openxmlformats.org/officeDocument/2006/relationships" xmlns:m="http://schemas.openxmlformats.org/officeDocument/2006/math" xmlns:v="urn:schemas-microsoft-com:vml" xmlns:wp14="http://schemas.microsoft.com/office/word/2010/wordprocessingDrawing" xmlns:wp="http://schemas.openxmlformats.org/drawingml/2006/wordprocessingDrawing" xmlns:w10="urn:schemas-microsoft-com:office:word" xmlns:w="http://schemas.openxmlformats.org/wordprocessingml/2006/main" xmlns:w14="http://schemas.microsoft.com/office/word/2010/wordml" xmlns:w15="http://schemas.microsoft.com/office/word/2012/wordml" xmlns:w16cex="http://schemas.microsoft.com/office/word/2018/wordml/cex" xmlns:w16cid="http://schemas.microsoft.com/office/word/2016/wordml/cid" xmlns:w16="http://schemas.microsoft.com/office/word/2018/wordml" xmlns:w16du="http://schemas.microsoft.com/office/word/2023/wordml/word16du" xmlns:w16sdtdh="http://schemas.microsoft.com/office/word/2020/wordml/sdtdatahash" xmlns:w16sdtfl="http://schemas.microsoft.com/office/word/2024/wordml/sdtformatlock" xmlns:w16se="http://schemas.microsoft.com/office/word/2015/wordml/symex" xmlns:wpg="http://schemas.microsoft.com/office/word/2010/wordprocessingGroup" xmlns:wpi="http://schemas.microsoft.com/office/word/2010/wordprocessingInk" xmlns:wne="http://schemas.microsoft.com/office/word/2006/wordml" xmlns:wps="http://schemas.microsoft.com/office/word/2010/wordprocessingShape" mc:Ignorable="w14 w15 w16se w16cid w16 w16cex w16sdtdh w16sdtfl w16du wp14">
+  <w:p>
+    <w:pPr>
+      <w:pStyle w:val="a8"/>
+    </w:pPr>
+  </w:p>
+</w:ftr>
+</file>
+
+<file path=word/footer2.xml><?xml version="1.0" encoding="utf-8"?>
+<w:ftr xmlns:wpc="http://schemas.microsoft.com/office/word/2010/wordprocessingCanvas" xmlns:cx="http://schemas.microsoft.com/office/drawing/2014/chartex" xmlns:cx1="http://schemas.microsoft.com/office/drawing/2015/9/8/chartex" xmlns:cx2="http://schemas.microsoft.com/office/drawing/2015/10/21/chartex" xmlns:cx3="http://schemas.microsoft.com/office/drawing/2016/5/9/chartex" xmlns:cx4="http://schemas.microsoft.com/office/drawing/2016/5/10/chartex" xmlns:cx5="http://schemas.microsoft.com/office/drawing/2016/5/11/chartex" xmlns:cx6="http://schemas.microsoft.com/office/drawing/2016/5/12/chartex" xmlns:cx7="http://schemas.microsoft.com/office/drawing/2016/5/13/chartex" xmlns:cx8="http://schemas.microsoft.com/office/drawing/2016/5/14/chartex" xmlns:mc="http://schemas.openxmlformats.org/markup-compatibility/2006" xmlns:aink="http://schemas.microsoft.com/office/drawing/2016/ink" xmlns:am3d="http://schemas.microsoft.com/office/drawing/2017/model3d" xmlns:o="urn:schemas-microsoft-com:office:office" xmlns:oel="http://schemas.microsoft.com/office/2019/extlst" xmlns:r="http://schemas.openxmlformats.org/officeDocument/2006/relationships" xmlns:m="http://schemas.openxmlformats.org/officeDocument/2006/math" xmlns:v="urn:schemas-microsoft-com:vml" xmlns:wp14="http://schemas.microsoft.com/office/word/2010/wordprocessingDrawing" xmlns:wp="http://schemas.openxmlformats.org/drawingml/2006/wordprocessingDrawing" xmlns:w10="urn:schemas-microsoft-com:office:word" xmlns:w="http://schemas.openxmlformats.org/wordprocessingml/2006/main" xmlns:w14="http://schemas.microsoft.com/office/word/2010/wordml" xmlns:w15="http://schemas.microsoft.com/office/word/2012/wordml" xmlns:w16cex="http://schemas.microsoft.com/office/word/2018/wordml/cex" xmlns:w16cid="http://schemas.microsoft.com/office/word/2016/wordml/cid" xmlns:w16="http://schemas.microsoft.com/office/word/2018/wordml" xmlns:w16du="http://schemas.microsoft.com/office/word/2023/wordml/word16du" xmlns:w16sdtdh="http://schemas.microsoft.com/office/word/2020/wordml/sdtdatahash" xmlns:w16sdtfl="http://schemas.microsoft.com/office/word/2024/wordml/sdtformatlock" xmlns:w16se="http://schemas.microsoft.com/office/word/2015/wordml/symex" xmlns:wpg="http://schemas.microsoft.com/office/word/2010/wordprocessingGroup" xmlns:wpi="http://schemas.microsoft.com/office/word/2010/wordprocessingInk" xmlns:wne="http://schemas.microsoft.com/office/word/2006/wordml" xmlns:wps="http://schemas.microsoft.com/office/word/2010/wordprocessingShape" mc:Ignorable="w14 w15 w16se w16cid w16 w16cex w16sdtdh w16sdtfl w16du wp14">
+  <w:p>
+    <w:pPr>
+      <w:pStyle w:val="a8"/>
+    </w:pPr>
+  </w:p>
+</w:ftr>
+</file>
+
+<file path=word/footer3.xml><?xml version="1.0" encoding="utf-8"?>
+<w:ftr xmlns:wpc="http://schemas.microsoft.com/office/word/2010/wordprocessingCanvas" xmlns:cx="http://schemas.microsoft.com/office/drawing/2014/chartex" xmlns:cx1="http://schemas.microsoft.com/office/drawing/2015/9/8/chartex" xmlns:cx2="http://schemas.microsoft.com/office/drawing/2015/10/21/chartex" xmlns:cx3="http://schemas.microsoft.com/office/drawing/2016/5/9/chartex" xmlns:cx4="http://schemas.microsoft.com/office/drawing/2016/5/10/chartex" xmlns:cx5="http://schemas.microsoft.com/office/drawing/2016/5/11/chartex" xmlns:cx6="http://schemas.microsoft.com/office/drawing/2016/5/12/chartex" xmlns:cx7="http://schemas.microsoft.com/office/drawing/2016/5/13/chartex" xmlns:cx8="http://schemas.microsoft.com/office/drawing/2016/5/14/chartex" xmlns:mc="http://schemas.openxmlformats.org/markup-compatibility/2006" xmlns:aink="http://schemas.microsoft.com/office/drawing/2016/ink" xmlns:am3d="http://schemas.microsoft.com/office/drawing/2017/model3d" xmlns:o="urn:schemas-microsoft-com:office:office" xmlns:oel="http://schemas.microsoft.com/office/2019/extlst" xmlns:r="http://schemas.openxmlformats.org/officeDocument/2006/relationships" xmlns:m="http://schemas.openxmlformats.org/officeDocument/2006/math" xmlns:v="urn:schemas-microsoft-com:vml" xmlns:wp14="http://schemas.microsoft.com/office/word/2010/wordprocessingDrawing" xmlns:wp="http://schemas.openxmlformats.org/drawingml/2006/wordprocessingDrawing" xmlns:w10="urn:schemas-microsoft-com:office:word" xmlns:w="http://schemas.openxmlformats.org/wordprocessingml/2006/main" xmlns:w14="http://schemas.microsoft.com/office/word/2010/wordml" xmlns:w15="http://schemas.microsoft.com/office/word/2012/wordml" xmlns:w16cex="http://schemas.microsoft.com/office/word/2018/wordml/cex" xmlns:w16cid="http://schemas.microsoft.com/office/word/2016/wordml/cid" xmlns:w16="http://schemas.microsoft.com/office/word/2018/wordml" xmlns:w16du="http://schemas.microsoft.com/office/word/2023/wordml/word16du" xmlns:w16sdtdh="http://schemas.microsoft.com/office/word/2020/wordml/sdtdatahash" xmlns:w16sdtfl="http://schemas.microsoft.com/office/word/2024/wordml/sdtformatlock" xmlns:w16se="http://schemas.microsoft.com/office/word/2015/wordml/symex" xmlns:wpg="http://schemas.microsoft.com/office/word/2010/wordprocessingGroup" xmlns:wpi="http://schemas.microsoft.com/office/word/2010/wordprocessingInk" xmlns:wne="http://schemas.microsoft.com/office/word/2006/wordml" xmlns:wps="http://schemas.microsoft.com/office/word/2010/wordprocessingShape" mc:Ignorable="w14 w15 w16se w16cid w16 w16cex w16sdtdh w16sdtfl w16du wp14">
+  <w:p>
+    <w:pPr>
+      <w:pStyle w:val="a8"/>
+    </w:pPr>
+  </w:p>
+</w:ftr>
+</file>
+
+<file path=word/footnotes.xml><?xml version="1.0" encoding="utf-8"?>
+<w:footnotes xmlns:wpc="http://schemas.microsoft.com/office/word/2010/wordprocessingCanvas" xmlns:cx="http://schemas.microsoft.com/office/drawing/2014/chartex" xmlns:cx1="http://schemas.microsoft.com/office/drawing/2015/9/8/chartex" xmlns:cx2="http://schemas.microsoft.com/office/drawing/2015/10/21/chartex" xmlns:cx3="http://schemas.microsoft.com/office/drawing/2016/5/9/chartex" xmlns:cx4="http://schemas.microsoft.com/office/drawing/2016/5/10/chartex" xmlns:cx5="http://schemas.microsoft.com/office/drawing/2016/5/11/chartex" xmlns:cx6="http://schemas.microsoft.com/office/drawing/2016/5/12/chartex" xmlns:cx7="http://schemas.microsoft.com/office/drawing/2016/5/13/chartex" xmlns:cx8="http://schemas.microsoft.com/office/drawing/2016/5/14/chartex" xmlns:mc="http://schemas.openxmlformats.org/markup-compatibility/2006" xmlns:aink="http://schemas.microsoft.com/office/drawing/2016/ink" xmlns:am3d="http://schemas.microsoft.com/office/drawing/2017/model3d" xmlns:o="urn:schemas-microsoft-com:office:office" xmlns:oel="http://schemas.microsoft.com/office/2019/extlst" xmlns:r="http://schemas.openxmlformats.org/officeDocument/2006/relationships" xmlns:m="http://schemas.openxmlformats.org/officeDocument/2006/math" xmlns:v="urn:schemas-microsoft-com:vml" xmlns:wp14="http://schemas.microsoft.com/office/word/2010/wordprocessingDrawing" xmlns:wp="http://schemas.openxmlformats.org/drawingml/2006/wordprocessingDrawing" xmlns:w10="urn:schemas-microsoft-com:office:word" xmlns:w="http://schemas.openxmlformats.org/wordprocessingml/2006/main" xmlns:w14="http://schemas.microsoft.com/office/word/2010/wordml" xmlns:w15="http://schemas.microsoft.com/office/word/2012/wordml" xmlns:w16cex="http://schemas.microsoft.com/office/word/2018/wordml/cex" xmlns:w16cid="http://schemas.microsoft.com/office/word/2016/wordml/cid" xmlns:w16="http://schemas.microsoft.com/office/word/2018/wordml" xmlns:w16du="http://schemas.microsoft.com/office/word/2023/wordml/word16du" xmlns:w16sdtdh="http://schemas.microsoft.com/office/word/2020/wordml/sdtdatahash" xmlns:w16sdtfl="http://schemas.microsoft.com/office/word/2024/wordml/sdtformatlock" xmlns:w16se="http://schemas.microsoft.com/office/word/2015/wordml/symex" xmlns:wpg="http://schemas.microsoft.com/office/word/2010/wordprocessingGroup" xmlns:wpi="http://schemas.microsoft.com/office/word/2010/wordprocessingInk" xmlns:wne="http://schemas.microsoft.com/office/word/2006/wordml" xmlns:wps="http://schemas.microsoft.com/office/word/2010/wordprocessingShape" mc:Ignorable="w14 w15 w16se w16cid w16 w16cex w16sdtdh w16sdtfl w16du wp14">
+  <w:footnote w:type="separator" w:id="-1">
+    <w:p>
+      <w:pPr>
+        <w:spacing w:after="0" w:line="240" w:lineRule="auto"/>
+      </w:pPr>
+      <w:r>
+        <w:separator/>
+      </w:r>
+    </w:p>
+  </w:footnote>
+  <w:footnote w:type="continuationSeparator" w:id="0">
+    <w:p>
+      <w:pPr>
+        <w:spacing w:after="0" w:line="240" w:lineRule="auto"/>
+      </w:pPr>
+      <w:r>
+        <w:continuationSeparator/>
+      </w:r>
+    </w:p>
+  </w:footnote>
+</w:footnotes>
+</file>
+
+<file path=word/header1.xml><?xml version="1.0" encoding="utf-8"?>
+<w:hdr xmlns:wpc="http://schemas.microsoft.com/office/word/2010/wordprocessingCanvas" xmlns:cx="http://schemas.microsoft.com/office/drawing/2014/chartex" xmlns:cx1="http://schemas.microsoft.com/office/drawing/2015/9/8/chartex" xmlns:cx2="http://schemas.microsoft.com/office/drawing/2015/10/21/chartex" xmlns:cx3="http://schemas.microsoft.com/office/drawing/2016/5/9/chartex" xmlns:cx4="http://schemas.microsoft.com/office/drawing/2016/5/10/chartex" xmlns:cx5="http://schemas.microsoft.com/office/drawing/2016/5/11/chartex" xmlns:cx6="http://schemas.microsoft.com/office/drawing/2016/5/12/chartex" xmlns:cx7="http://schemas.microsoft.com/office/drawing/2016/5/13/chartex" xmlns:cx8="http://schemas.microsoft.com/office/drawing/2016/5/14/chartex" xmlns:mc="http://schemas.openxmlformats.org/markup-compatibility/2006" xmlns:aink="http://schemas.microsoft.com/office/drawing/2016/ink" xmlns:am3d="http://schemas.microsoft.com/office/drawing/2017/model3d" xmlns:o="urn:schemas-microsoft-com:office:office" xmlns:oel="http://schemas.microsoft.com/office/2019/extlst" xmlns:r="http://schemas.openxmlformats.org/officeDocument/2006/relationships" xmlns:m="http://schemas.openxmlformats.org/officeDocument/2006/math" xmlns:v="urn:schemas-microsoft-com:vml" xmlns:wp14="http://schemas.microsoft.com/office/word/2010/wordprocessingDrawing" xmlns:wp="http://schemas.openxmlformats.org/drawingml/2006/wordprocessingDrawing" xmlns:w10="urn:schemas-microsoft-com:office:word" xmlns:w="http://schemas.openxmlformats.org/wordprocessingml/2006/main" xmlns:w14="http://schemas.microsoft.com/office/word/2010/wordml" xmlns:w15="http://schemas.microsoft.com/office/word/2012/wordml" xmlns:w16cex="http://schemas.microsoft.com/office/word/2018/wordml/cex" xmlns:w16cid="http://schemas.microsoft.com/office/word/2016/wordml/cid" xmlns:w16="http://schemas.microsoft.com/office/word/2018/wordml" xmlns:w16du="http://schemas.microsoft.com/office/word/2023/wordml/word16du" xmlns:w16sdtdh="http://schemas.microsoft.com/office/word/2020/wordml/sdtdatahash" xmlns:w16sdtfl="http://schemas.microsoft.com/office/word/2024/wordml/sdtformatlock" xmlns:w16se="http://schemas.microsoft.com/office/word/2015/wordml/symex" xmlns:wpg="http://schemas.microsoft.com/office/word/2010/wordprocessingGroup" xmlns:wpi="http://schemas.microsoft.com/office/word/2010/wordprocessingInk" xmlns:wne="http://schemas.microsoft.com/office/word/2006/wordml" xmlns:wps="http://schemas.microsoft.com/office/word/2010/wordprocessingShape" mc:Ignorable="w14 w15 w16se w16cid w16 w16cex w16sdtdh w16sdtfl w16du wp14">
+  <w:p>
+    <w:pPr>
+      <w:pStyle w:val="a6"/>
+    </w:pPr>
+  </w:p>
+</w:hdr>
+</file>
+
+<file path=word/header2.xml><?xml version="1.0" encoding="utf-8"?>
+<w:hdr xmlns:wpc="http://schemas.microsoft.com/office/word/2010/wordprocessingCanvas" xmlns:cx="http://schemas.microsoft.com/office/drawing/2014/chartex" xmlns:cx1="http://schemas.microsoft.com/office/drawing/2015/9/8/chartex" xmlns:cx2="http://schemas.microsoft.com/office/drawing/2015/10/21/chartex" xmlns:cx3="http://schemas.microsoft.com/office/drawing/2016/5/9/chartex" xmlns:cx4="http://schemas.microsoft.com/office/drawing/2016/5/10/chartex" xmlns:cx5="http://schemas.microsoft.com/office/drawing/2016/5/11/chartex" xmlns:cx6="http://schemas.microsoft.com/office/drawing/2016/5/12/chartex" xmlns:cx7="http://schemas.microsoft.com/office/drawing/2016/5/13/chartex" xmlns:cx8="http://schemas.microsoft.com/office/drawing/2016/5/14/chartex" xmlns:mc="http://schemas.openxmlformats.org/markup-compatibility/2006" xmlns:aink="http://schemas.microsoft.com/office/drawing/2016/ink" xmlns:am3d="http://schemas.microsoft.com/office/drawing/2017/model3d" xmlns:o="urn:schemas-microsoft-com:office:office" xmlns:oel="http://schemas.microsoft.com/office/2019/extlst" xmlns:r="http://schemas.openxmlformats.org/officeDocument/2006/relationships" xmlns:m="http://schemas.openxmlformats.org/officeDocument/2006/math" xmlns:v="urn:schemas-microsoft-com:vml" xmlns:wp14="http://schemas.microsoft.com/office/word/2010/wordprocessingDrawing" xmlns:wp="http://schemas.openxmlformats.org/drawingml/2006/wordprocessingDrawing" xmlns:w10="urn:schemas-microsoft-com:office:word" xmlns:w="http://schemas.openxmlformats.org/wordprocessingml/2006/main" xmlns:w14="http://schemas.microsoft.com/office/word/2010/wordml" xmlns:w15="http://schemas.microsoft.com/office/word/2012/wordml" xmlns:w16cex="http://schemas.microsoft.com/office/word/2018/wordml/cex" xmlns:w16cid="http://schemas.microsoft.com/office/word/2016/wordml/cid" xmlns:w16="http://schemas.microsoft.com/office/word/2018/wordml" xmlns:w16du="http://schemas.microsoft.com/office/word/2023/wordml/word16du" xmlns:w16sdtdh="http://schemas.microsoft.com/office/word/2020/wordml/sdtdatahash" xmlns:w16sdtfl="http://schemas.microsoft.com/office/word/2024/wordml/sdtformatlock" xmlns:w16se="http://schemas.microsoft.com/office/word/2015/wordml/symex" xmlns:wpg="http://schemas.microsoft.com/office/word/2010/wordprocessingGroup" xmlns:wpi="http://schemas.microsoft.com/office/word/2010/wordprocessingInk" xmlns:wne="http://schemas.microsoft.com/office/word/2006/wordml" xmlns:wps="http://schemas.microsoft.com/office/word/2010/wordprocessingShape" mc:Ignorable="w14 w15 w16se w16cid w16 w16cex w16sdtdh w16sdtfl w16du wp14">
+  <w:p>
+    <w:pPr>
+      <w:pStyle w:val="a6"/>
+    </w:pPr>
+  </w:p>
+</w:hdr>
+</file>
+
+<file path=word/header3.xml><?xml version="1.0" encoding="utf-8"?>
+<w:hdr xmlns:wpc="http://schemas.microsoft.com/office/word/2010/wordprocessingCanvas" xmlns:cx="http://schemas.microsoft.com/office/drawing/2014/chartex" xmlns:cx1="http://schemas.microsoft.com/office/drawing/2015/9/8/chartex" xmlns:cx2="http://schemas.microsoft.com/office/drawing/2015/10/21/chartex" xmlns:cx3="http://schemas.microsoft.com/office/drawing/2016/5/9/chartex" xmlns:cx4="http://schemas.microsoft.com/office/drawing/2016/5/10/chartex" xmlns:cx5="http://schemas.microsoft.com/office/drawing/2016/5/11/chartex" xmlns:cx6="http://schemas.microsoft.com/office/drawing/2016/5/12/chartex" xmlns:cx7="http://schemas.microsoft.com/office/drawing/2016/5/13/chartex" xmlns:cx8="http://schemas.microsoft.com/office/drawing/2016/5/14/chartex" xmlns:mc="http://schemas.openxmlformats.org/markup-compatibility/2006" xmlns:aink="http://schemas.microsoft.com/office/drawing/2016/ink" xmlns:am3d="http://schemas.microsoft.com/office/drawing/2017/model3d" xmlns:o="urn:schemas-microsoft-com:office:office" xmlns:oel="http://schemas.microsoft.com/office/2019/extlst" xmlns:r="http://schemas.openxmlformats.org/officeDocument/2006/relationships" xmlns:m="http://schemas.openxmlformats.org/officeDocument/2006/math" xmlns:v="urn:schemas-microsoft-com:vml" xmlns:wp14="http://schemas.microsoft.com/office/word/2010/wordprocessingDrawing" xmlns:wp="http://schemas.openxmlformats.org/drawingml/2006/wordprocessingDrawing" xmlns:w10="urn:schemas-microsoft-com:office:word" xmlns:w="http://schemas.openxmlformats.org/wordprocessingml/2006/main" xmlns:w14="http://schemas.microsoft.com/office/word/2010/wordml" xmlns:w15="http://schemas.microsoft.com/office/word/2012/wordml" xmlns:w16cex="http://schemas.microsoft.com/office/word/2018/wordml/cex" xmlns:w16cid="http://schemas.microsoft.com/office/word/2016/wordml/cid" xmlns:w16="http://schemas.microsoft.com/office/word/2018/wordml" xmlns:w16du="http://schemas.microsoft.com/office/word/2023/wordml/word16du" xmlns:w16sdtdh="http://schemas.microsoft.com/office/word/2020/wordml/sdtdatahash" xmlns:w16sdtfl="http://schemas.microsoft.com/office/word/2024/wordml/sdtformatlock" xmlns:w16se="http://schemas.microsoft.com/office/word/2015/wordml/symex" xmlns:wpg="http://schemas.microsoft.com/office/word/2010/wordprocessingGroup" xmlns:wpi="http://schemas.microsoft.com/office/word/2010/wordprocessingInk" xmlns:wne="http://schemas.microsoft.com/office/word/2006/wordml" xmlns:wps="http://schemas.microsoft.com/office/word/2010/wordprocessingShape" mc:Ignorable="w14 w15 w16se w16cid w16 w16cex w16sdtdh w16sdtfl w16du wp14">
+  <w:p>
+    <w:pPr>
+      <w:pStyle w:val="a6"/>
+    </w:pPr>
+  </w:p>
+</w:hdr>
+</file>
+
 <file path=word/styles.xml><?xml version="1.0" encoding="utf-8"?>
-<w:styles xmlns:mc="http://schemas.openxmlformats.org/markup-compatibility/2006" xmlns:r="http://schemas.openxmlformats.org/officeDocument/2006/relationships" xmlns:w="http://schemas.openxmlformats.org/wordprocessingml/2006/main" xmlns:w14="http://schemas.microsoft.com/office/word/2010/wordml" xmlns:w15="http://schemas.microsoft.com/office/word/2012/wordml" xmlns:w16cex="http://schemas.microsoft.com/office/word/2018/wordml/cex" xmlns:w16cid="http://schemas.microsoft.com/office/word/2016/wordml/cid" xmlns:w16="http://schemas.microsoft.com/office/word/2018/wordml" xmlns:w16se="http://schemas.microsoft.com/office/word/2015/wordml/symex" mc:Ignorable="w14 w15 w16se w16cid w16 w16cex">
+<w:styles xmlns:mc="http://schemas.openxmlformats.org/markup-compatibility/2006" xmlns:r="http://schemas.openxmlformats.org/officeDocument/2006/relationships" xmlns:w="http://schemas.openxmlformats.org/wordprocessingml/2006/main" xmlns:w14="http://schemas.microsoft.com/office/word/2010/wordml" xmlns:w15="http://schemas.microsoft.com/office/word/2012/wordml" xmlns:w16cex="http://schemas.microsoft.com/office/word/2018/wordml/cex" xmlns:w16cid="http://schemas.microsoft.com/office/word/2016/wordml/cid" xmlns:w16="http://schemas.microsoft.com/office/word/2018/wordml" xmlns:w16du="http://schemas.microsoft.com/office/word/2023/wordml/word16du" xmlns:w16sdtdh="http://schemas.microsoft.com/office/word/2020/wordml/sdtdatahash" xmlns:w16sdtfl="http://schemas.microsoft.com/office/word/2024/wordml/sdtformatlock" xmlns:w16se="http://schemas.microsoft.com/office/word/2015/wordml/symex" mc:Ignorable="w14 w15 w16se w16cid w16 w16cex w16sdtdh w16sdtfl w16du">
   <w:docDefaults>
     <w:rPrDefault>
       <w:rPr>
@@ -17314,7 +21541,6 @@
   <w:style w:type="character" w:default="1" w:styleId="a0">
     <w:name w:val="Default Paragraph Font"/>
     <w:uiPriority w:val="1"/>
-    <w:semiHidden/>
     <w:unhideWhenUsed/>
   </w:style>
   <w:style w:type="table" w:default="1" w:styleId="a1">
@@ -17380,6 +21606,69 @@
     <w:rsid w:val="009F07E3"/>
     <w:rPr>
       <w:color w:val="808080"/>
+    </w:rPr>
+  </w:style>
+  <w:style w:type="paragraph" w:styleId="a6">
+    <w:name w:val="header"/>
+    <w:basedOn w:val="a"/>
+    <w:link w:val="a7"/>
+    <w:uiPriority w:val="99"/>
+    <w:unhideWhenUsed/>
+    <w:rsid w:val="00B03F24"/>
+    <w:pPr>
+      <w:tabs>
+        <w:tab w:val="center" w:pos="4153"/>
+        <w:tab w:val="right" w:pos="8306"/>
+      </w:tabs>
+      <w:snapToGrid w:val="0"/>
+      <w:spacing w:line="240" w:lineRule="auto"/>
+      <w:jc w:val="center"/>
+    </w:pPr>
+    <w:rPr>
+      <w:sz w:val="18"/>
+      <w:szCs w:val="18"/>
+    </w:rPr>
+  </w:style>
+  <w:style w:type="character" w:customStyle="1" w:styleId="a7">
+    <w:name w:val="页眉 字符"/>
+    <w:basedOn w:val="a0"/>
+    <w:link w:val="a6"/>
+    <w:uiPriority w:val="99"/>
+    <w:rsid w:val="00B03F24"/>
+    <w:rPr>
+      <w:sz w:val="18"/>
+      <w:szCs w:val="18"/>
+    </w:rPr>
+  </w:style>
+  <w:style w:type="paragraph" w:styleId="a8">
+    <w:name w:val="footer"/>
+    <w:basedOn w:val="a"/>
+    <w:link w:val="a9"/>
+    <w:uiPriority w:val="99"/>
+    <w:unhideWhenUsed/>
+    <w:rsid w:val="00B03F24"/>
+    <w:pPr>
+      <w:tabs>
+        <w:tab w:val="center" w:pos="4153"/>
+        <w:tab w:val="right" w:pos="8306"/>
+      </w:tabs>
+      <w:snapToGrid w:val="0"/>
+      <w:spacing w:line="240" w:lineRule="auto"/>
+    </w:pPr>
+    <w:rPr>
+      <w:sz w:val="18"/>
+      <w:szCs w:val="18"/>
+    </w:rPr>
+  </w:style>
+  <w:style w:type="character" w:customStyle="1" w:styleId="a9">
+    <w:name w:val="页脚 字符"/>
+    <w:basedOn w:val="a0"/>
+    <w:link w:val="a8"/>
+    <w:uiPriority w:val="99"/>
+    <w:rsid w:val="00B03F24"/>
+    <w:rPr>
+      <w:sz w:val="18"/>
+      <w:szCs w:val="18"/>
     </w:rPr>
   </w:style>
 </w:styles>

--- a/从复数构造维数.docx
+++ b/从复数构造维数.docx
@@ -6,9 +6,6 @@
       <w:pPr>
         <w:pStyle w:val="a3"/>
         <w:jc w:val="center"/>
-        <w:rPr>
-          <w:rFonts w:hint="eastAsia"/>
-        </w:rPr>
       </w:pPr>
       <w:r>
         <w:rPr>
@@ -18,11 +15,6 @@
       </w:r>
     </w:p>
     <w:p>
-      <w:pPr>
-        <w:rPr>
-          <w:rFonts w:hint="eastAsia"/>
-        </w:rPr>
-      </w:pPr>
       <w:r>
         <w:rPr>
           <w:rFonts w:hint="eastAsia"/>
@@ -8079,9 +8071,6 @@
         <w:tabs>
           <w:tab w:val="left" w:pos="2851"/>
         </w:tabs>
-        <w:rPr>
-          <w:rFonts w:hint="eastAsia"/>
-        </w:rPr>
       </w:pPr>
       <w:r>
         <w:rPr>
@@ -9320,9 +9309,6 @@
         <w:tabs>
           <w:tab w:val="left" w:pos="2851"/>
         </w:tabs>
-        <w:rPr>
-          <w:rFonts w:hint="eastAsia"/>
-        </w:rPr>
       </w:pPr>
       <w:r>
         <w:rPr>
@@ -9334,13 +9320,7 @@
         <w:rPr>
           <w:rFonts w:hint="eastAsia"/>
         </w:rPr>
-        <w:t>对比</w:t>
-      </w:r>
-      <w:r>
-        <w:rPr>
-          <w:rFonts w:hint="eastAsia"/>
-        </w:rPr>
-        <w:t>比电子，</w:t>
+        <w:t>对比比电子，</w:t>
       </w:r>
     </w:p>
     <w:p>
@@ -16549,11 +16529,6 @@
       </w:r>
     </w:p>
     <w:p>
-      <w:pPr>
-        <w:rPr>
-          <w:rFonts w:hint="eastAsia"/>
-        </w:rPr>
-      </w:pPr>
       <w:r>
         <w:rPr>
           <w:rFonts w:hint="eastAsia"/>
@@ -16922,13 +16897,7 @@
         </mc:AlternateContent>
       </w:r>
     </w:p>
-    <w:p>
-      <w:pPr>
-        <w:rPr>
-          <w:rFonts w:hint="eastAsia"/>
-        </w:rPr>
-      </w:pPr>
-    </w:p>
+    <w:p/>
     <w:p/>
     <w:p/>
     <w:p/>
@@ -17588,78 +17557,6 @@
           <w:rFonts w:hint="eastAsia"/>
         </w:rPr>
         <w:t>，也就是说，对更大的数值做了两次取平方根的操作，而那个更大的数值就是</w:t>
-      </w:r>
-      <m:oMath>
-        <m:sSup>
-          <m:sSupPr>
-            <m:ctrlPr>
-              <w:rPr>
-                <w:rFonts w:ascii="Cambria Math" w:hAnsi="Cambria Math"/>
-                <w:i/>
-              </w:rPr>
-            </m:ctrlPr>
-          </m:sSupPr>
-          <m:e>
-            <m:d>
-              <m:dPr>
-                <m:ctrlPr>
-                  <w:rPr>
-                    <w:rFonts w:ascii="Cambria Math" w:hAnsi="Cambria Math"/>
-                    <w:i/>
-                  </w:rPr>
-                </m:ctrlPr>
-              </m:dPr>
-              <m:e>
-                <m:r>
-                  <w:rPr>
-                    <w:rFonts w:ascii="Cambria Math" w:hAnsi="Cambria Math"/>
-                  </w:rPr>
-                  <m:t>∞</m:t>
-                </m:r>
-                <m:r>
-                  <w:rPr>
-                    <w:rFonts w:ascii="Cambria Math" w:hAnsi="Cambria Math"/>
-                  </w:rPr>
-                  <m:t>-1</m:t>
-                </m:r>
-              </m:e>
-            </m:d>
-          </m:e>
-          <m:sup>
-            <m:r>
-              <w:rPr>
-                <w:rFonts w:ascii="Cambria Math" w:hAnsi="Cambria Math"/>
-              </w:rPr>
-              <m:t>2</m:t>
-            </m:r>
-          </m:sup>
-        </m:sSup>
-      </m:oMath>
-      <w:r>
-        <w:rPr>
-          <w:rFonts w:hint="eastAsia"/>
-        </w:rPr>
-        <w:t>。</w:t>
-      </w:r>
-    </w:p>
-    <w:p>
-      <w:r>
-        <w:rPr>
-          <w:rFonts w:hint="eastAsia"/>
-        </w:rPr>
-        <w:t>这两次操作按常规理解，只能将整体平均分为</w:t>
-      </w:r>
-      <w:r>
-        <w:rPr>
-          <w:rFonts w:hint="eastAsia"/>
-        </w:rPr>
-        <w:t>4</w:t>
-      </w:r>
-      <w:r>
-        <w:rPr>
-          <w:rFonts w:hint="eastAsia"/>
-        </w:rPr>
-        <w:t>个部分，但是正如上面图像所示，</w:t>
       </w:r>
       <m:oMath>
         <m:sSup>
@@ -17705,6 +17602,72 @@
         <w:rPr>
           <w:rFonts w:hint="eastAsia"/>
         </w:rPr>
+        <w:t>。</w:t>
+      </w:r>
+    </w:p>
+    <w:p>
+      <w:r>
+        <w:rPr>
+          <w:rFonts w:hint="eastAsia"/>
+        </w:rPr>
+        <w:t>这两次操作按常规理解，只能将整体平均分为</w:t>
+      </w:r>
+      <w:r>
+        <w:rPr>
+          <w:rFonts w:hint="eastAsia"/>
+        </w:rPr>
+        <w:t>4</w:t>
+      </w:r>
+      <w:r>
+        <w:rPr>
+          <w:rFonts w:hint="eastAsia"/>
+        </w:rPr>
+        <w:t>个部分，但是正如上面图像所示，</w:t>
+      </w:r>
+      <m:oMath>
+        <m:sSup>
+          <m:sSupPr>
+            <m:ctrlPr>
+              <w:rPr>
+                <w:rFonts w:ascii="Cambria Math" w:hAnsi="Cambria Math"/>
+                <w:i/>
+              </w:rPr>
+            </m:ctrlPr>
+          </m:sSupPr>
+          <m:e>
+            <m:d>
+              <m:dPr>
+                <m:ctrlPr>
+                  <w:rPr>
+                    <w:rFonts w:ascii="Cambria Math" w:hAnsi="Cambria Math"/>
+                    <w:i/>
+                  </w:rPr>
+                </m:ctrlPr>
+              </m:dPr>
+              <m:e>
+                <m:r>
+                  <w:rPr>
+                    <w:rFonts w:ascii="Cambria Math" w:hAnsi="Cambria Math"/>
+                  </w:rPr>
+                  <m:t>∞-1</m:t>
+                </m:r>
+              </m:e>
+            </m:d>
+          </m:e>
+          <m:sup>
+            <m:r>
+              <w:rPr>
+                <w:rFonts w:ascii="Cambria Math" w:hAnsi="Cambria Math"/>
+              </w:rPr>
+              <m:t>2</m:t>
+            </m:r>
+          </m:sup>
+        </m:sSup>
+      </m:oMath>
+      <w:r>
+        <w:rPr>
+          <w:rFonts w:hint="eastAsia"/>
+        </w:rPr>
         <w:t>和单位</w:t>
       </w:r>
       <w:r>
@@ -17796,13 +17759,7 @@
             <w:rPr>
               <w:rFonts w:ascii="Cambria Math" w:hAnsi="Cambria Math"/>
             </w:rPr>
-            <m:t>8=2×4=2</m:t>
-          </m:r>
-          <m:r>
-            <w:rPr>
-              <w:rFonts w:ascii="Cambria Math" w:hAnsi="Cambria Math"/>
-            </w:rPr>
-            <m:t>×</m:t>
+            <m:t>8=2×4=2×</m:t>
           </m:r>
           <m:sSup>
             <m:sSupPr>
@@ -17866,11 +17823,6 @@
       </m:oMathPara>
     </w:p>
     <w:p>
-      <w:pPr>
-        <w:rPr>
-          <w:rFonts w:hint="eastAsia"/>
-        </w:rPr>
-      </w:pPr>
       <w:r>
         <w:rPr>
           <w:rFonts w:hint="eastAsia"/>
@@ -17903,25 +17855,7 @@
             <w:rPr>
               <w:rFonts w:ascii="Cambria Math" w:hAnsi="Cambria Math"/>
             </w:rPr>
-            <m:t>16=</m:t>
-          </m:r>
-          <m:r>
-            <w:rPr>
-              <w:rFonts w:ascii="Cambria Math" w:hAnsi="Cambria Math"/>
-            </w:rPr>
-            <m:t>2×8=2×2×4</m:t>
-          </m:r>
-          <m:r>
-            <w:rPr>
-              <w:rFonts w:ascii="Cambria Math" w:hAnsi="Cambria Math"/>
-            </w:rPr>
-            <m:t>=</m:t>
-          </m:r>
-          <m:r>
-            <w:rPr>
-              <w:rFonts w:ascii="Cambria Math" w:hAnsi="Cambria Math"/>
-            </w:rPr>
-            <m:t>2×2×</m:t>
+            <m:t>16=2×8=2×2×4=2×2×</m:t>
           </m:r>
           <m:sSup>
             <m:sSupPr>
@@ -17953,13 +17887,7 @@
             <w:rPr>
               <w:rFonts w:ascii="Cambria Math" w:hAnsi="Cambria Math"/>
             </w:rPr>
-            <m:t>=</m:t>
-          </m:r>
-          <m:r>
-            <w:rPr>
-              <w:rFonts w:ascii="Cambria Math" w:hAnsi="Cambria Math"/>
-            </w:rPr>
-            <m:t>2×</m:t>
+            <m:t>=2×</m:t>
           </m:r>
           <m:sSup>
             <m:sSupPr>
@@ -18517,13 +18445,7 @@
         <w:rPr>
           <w:rFonts w:hint="eastAsia"/>
         </w:rPr>
-        <w:t>球面</w:t>
-      </w:r>
-      <w:r>
-        <w:rPr>
-          <w:rFonts w:hint="eastAsia"/>
-        </w:rPr>
-        <w:t>就构成一个具有里面和外面两个面的球。然而，我们知道，但凡一个真实存在的球，它都是有里面和外面的。所以</w:t>
+        <w:t>球面就构成一个具有里面和外面两个面的球。然而，我们知道，但凡一个真实存在的球，它都是有里面和外面的。所以</w:t>
       </w:r>
       <w:r>
         <w:rPr>
@@ -18583,13 +18505,7 @@
             <w:rPr>
               <w:rFonts w:ascii="Cambria Math" w:hAnsi="Cambria Math"/>
             </w:rPr>
-            <m:t>=</m:t>
-          </m:r>
-          <m:r>
-            <w:rPr>
-              <w:rFonts w:ascii="Cambria Math" w:hAnsi="Cambria Math"/>
-            </w:rPr>
-            <m:t>-</m:t>
+            <m:t>=-</m:t>
           </m:r>
           <m:f>
             <m:fPr>
@@ -19289,11 +19205,6 @@
       </m:oMathPara>
     </w:p>
     <w:p>
-      <w:pPr>
-        <w:rPr>
-          <w:rFonts w:hint="eastAsia"/>
-        </w:rPr>
-      </w:pPr>
       <w:r>
         <w:rPr>
           <w:rFonts w:hint="eastAsia"/>
@@ -19570,11 +19481,6 @@
     </w:p>
     <w:p/>
     <w:p>
-      <w:pPr>
-        <w:rPr>
-          <w:rFonts w:hint="eastAsia"/>
-        </w:rPr>
-      </w:pPr>
       <w:r>
         <w:rPr>
           <w:rFonts w:hint="eastAsia"/>
@@ -19814,110 +19720,93 @@
     <w:p/>
     <w:p/>
     <w:p/>
+    <w:p/>
+    <w:p/>
     <w:p>
-      <w:pPr>
-        <w:rPr>
-          <w:rFonts w:hint="eastAsia"/>
-        </w:rPr>
-      </w:pPr>
+      <w:r>
+        <w:rPr>
+          <w:rFonts w:hint="eastAsia"/>
+        </w:rPr>
+        <w:t>上图给出了四个象限被无限减去</w:t>
+      </w:r>
+      <w:proofErr w:type="gramStart"/>
+      <w:r>
+        <w:rPr>
+          <w:rFonts w:hint="eastAsia"/>
+        </w:rPr>
+        <w:t>一</w:t>
+      </w:r>
+      <w:proofErr w:type="gramEnd"/>
+      <w:r>
+        <w:rPr>
+          <w:rFonts w:hint="eastAsia"/>
+        </w:rPr>
+        <w:t>的平方和单位一共同拉长的四个象限的图像</w:t>
+      </w:r>
+      <w:r>
+        <w:rPr>
+          <w:rFonts w:hint="eastAsia"/>
+        </w:rPr>
+        <w:t>（若要构成无裂缝的球面，需要将结构按照轴心旋转）</w:t>
+      </w:r>
+      <w:r>
+        <w:rPr>
+          <w:rFonts w:hint="eastAsia"/>
+        </w:rPr>
+        <w:t>。现在假定这四个象限并未被更高维度拉长，而是各自在自己的范围内实现了闭合那么要求什么样的数学结构，才能支持这种图像？不难想到，如果给出两个中心重合</w:t>
+      </w:r>
+      <w:r>
+        <w:rPr>
+          <w:rFonts w:hint="eastAsia"/>
+        </w:rPr>
+        <w:t>所有箭头方向相反，</w:t>
+      </w:r>
+      <w:proofErr w:type="gramStart"/>
+      <w:r>
+        <w:rPr>
+          <w:rFonts w:hint="eastAsia"/>
+        </w:rPr>
+        <w:t>而</w:t>
+      </w:r>
+      <w:r>
+        <w:rPr>
+          <w:rFonts w:hint="eastAsia"/>
+        </w:rPr>
+        <w:t>模长不</w:t>
+      </w:r>
+      <w:proofErr w:type="gramEnd"/>
+      <w:r>
+        <w:rPr>
+          <w:rFonts w:hint="eastAsia"/>
+        </w:rPr>
+        <w:t>相等的标架，就可以张成甜甜圈的模式</w:t>
+      </w:r>
+      <w:r>
+        <w:rPr>
+          <w:rFonts w:hint="eastAsia"/>
+        </w:rPr>
+        <w:t>（当然还得旋转起来才行</w:t>
+      </w:r>
+      <w:r>
+        <w:rPr>
+          <w:rFonts w:hint="eastAsia"/>
+        </w:rPr>
+        <w:t>，而旋转则意味着存在不同数值的无限数量</w:t>
+      </w:r>
+      <w:r>
+        <w:rPr>
+          <w:rFonts w:hint="eastAsia"/>
+        </w:rPr>
+        <w:t>）</w:t>
+      </w:r>
+      <w:r>
+        <w:rPr>
+          <w:rFonts w:hint="eastAsia"/>
+        </w:rPr>
+        <w:t>。</w:t>
+      </w:r>
     </w:p>
     <w:p>
-      <w:pPr>
-        <w:rPr>
-          <w:rFonts w:hint="eastAsia"/>
-        </w:rPr>
-      </w:pPr>
-    </w:p>
-    <w:p>
-      <w:r>
-        <w:rPr>
-          <w:rFonts w:hint="eastAsia"/>
-        </w:rPr>
-        <w:t>上图给出了四个象限被无限减去</w:t>
-      </w:r>
-      <w:proofErr w:type="gramStart"/>
-      <w:r>
-        <w:rPr>
-          <w:rFonts w:hint="eastAsia"/>
-        </w:rPr>
-        <w:t>一</w:t>
-      </w:r>
-      <w:proofErr w:type="gramEnd"/>
-      <w:r>
-        <w:rPr>
-          <w:rFonts w:hint="eastAsia"/>
-        </w:rPr>
-        <w:t>的平方和单位一共同拉长的四个象限的图像</w:t>
-      </w:r>
-      <w:r>
-        <w:rPr>
-          <w:rFonts w:hint="eastAsia"/>
-        </w:rPr>
-        <w:t>（若要构成无裂缝的球面，需要将结构按照轴心旋转）</w:t>
-      </w:r>
-      <w:r>
-        <w:rPr>
-          <w:rFonts w:hint="eastAsia"/>
-        </w:rPr>
-        <w:t>。现在假定这四个象限并未被更高维度拉长，而是各自在自己的范围内实现了闭合那么要求什么样的数学结构，才能支持这种图像？不难想到，如果给出两个中心重合</w:t>
-      </w:r>
-      <w:r>
-        <w:rPr>
-          <w:rFonts w:hint="eastAsia"/>
-        </w:rPr>
-        <w:t>所有箭头方向相反，</w:t>
-      </w:r>
-      <w:proofErr w:type="gramStart"/>
-      <w:r>
-        <w:rPr>
-          <w:rFonts w:hint="eastAsia"/>
-        </w:rPr>
-        <w:t>而</w:t>
-      </w:r>
-      <w:r>
-        <w:rPr>
-          <w:rFonts w:hint="eastAsia"/>
-        </w:rPr>
-        <w:t>模长不</w:t>
-      </w:r>
-      <w:proofErr w:type="gramEnd"/>
-      <w:r>
-        <w:rPr>
-          <w:rFonts w:hint="eastAsia"/>
-        </w:rPr>
-        <w:t>相等的标架，就可以张成甜甜圈的模式</w:t>
-      </w:r>
-      <w:r>
-        <w:rPr>
-          <w:rFonts w:hint="eastAsia"/>
-        </w:rPr>
-        <w:t>（当然还得旋转起来才行</w:t>
-      </w:r>
-      <w:r>
-        <w:rPr>
-          <w:rFonts w:hint="eastAsia"/>
-        </w:rPr>
-        <w:t>，而旋转则意味着存在不同数值的无限数量</w:t>
-      </w:r>
-      <w:r>
-        <w:rPr>
-          <w:rFonts w:hint="eastAsia"/>
-        </w:rPr>
-        <w:t>）</w:t>
-      </w:r>
-      <w:r>
-        <w:rPr>
-          <w:rFonts w:hint="eastAsia"/>
-        </w:rPr>
-        <w:t>。</w:t>
-      </w:r>
-    </w:p>
-    <w:p>
-      <w:pPr>
-        <w:rPr>
-          <w:rFonts w:hint="eastAsia"/>
-        </w:rPr>
-      </w:pPr>
       <w:r>
         <w:rPr>
           <w:noProof/>
@@ -20491,13 +20380,7 @@
     <w:p/>
     <w:p/>
     <w:p/>
-    <w:p>
-      <w:pPr>
-        <w:rPr>
-          <w:rFonts w:hint="eastAsia"/>
-        </w:rPr>
-      </w:pPr>
-    </w:p>
+    <w:p/>
     <w:p>
       <w:r>
         <w:rPr>
@@ -20954,11 +20837,6 @@
       </w:r>
     </w:p>
     <w:p>
-      <w:pPr>
-        <w:rPr>
-          <w:rFonts w:hint="eastAsia"/>
-        </w:rPr>
-      </w:pPr>
       <w:r>
         <w:rPr>
           <w:rFonts w:hint="eastAsia"/>
@@ -21541,6 +21419,7 @@
   <w:style w:type="character" w:default="1" w:styleId="a0">
     <w:name w:val="Default Paragraph Font"/>
     <w:uiPriority w:val="1"/>
+    <w:semiHidden/>
     <w:unhideWhenUsed/>
   </w:style>
   <w:style w:type="table" w:default="1" w:styleId="a1">

--- a/从复数构造维数.docx
+++ b/从复数构造维数.docx
@@ -20892,12 +20892,6 @@
       </w:r>
     </w:p>
     <w:sectPr>
-      <w:headerReference w:type="even" r:id="rId6"/>
-      <w:headerReference w:type="default" r:id="rId7"/>
-      <w:footerReference w:type="even" r:id="rId8"/>
-      <w:footerReference w:type="default" r:id="rId9"/>
-      <w:headerReference w:type="first" r:id="rId10"/>
-      <w:footerReference w:type="first" r:id="rId11"/>
       <w:pgSz w:w="12240" w:h="15840"/>
       <w:pgMar w:top="1440" w:right="1800" w:bottom="1440" w:left="1800" w:header="720" w:footer="720" w:gutter="0"/>
       <w:cols w:space="720"/>
@@ -20932,36 +20926,6 @@
 </w:endnotes>
 </file>
 
-<file path=word/footer1.xml><?xml version="1.0" encoding="utf-8"?>
-<w:ftr xmlns:wpc="http://schemas.microsoft.com/office/word/2010/wordprocessingCanvas" xmlns:cx="http://schemas.microsoft.com/office/drawing/2014/chartex" xmlns:cx1="http://schemas.microsoft.com/office/drawing/2015/9/8/chartex" xmlns:cx2="http://schemas.microsoft.com/office/drawing/2015/10/21/chartex" xmlns:cx3="http://schemas.microsoft.com/office/drawing/2016/5/9/chartex" xmlns:cx4="http://schemas.microsoft.com/office/drawing/2016/5/10/chartex" xmlns:cx5="http://schemas.microsoft.com/office/drawing/2016/5/11/chartex" xmlns:cx6="http://schemas.microsoft.com/office/drawing/2016/5/12/chartex" xmlns:cx7="http://schemas.microsoft.com/office/drawing/2016/5/13/chartex" xmlns:cx8="http://schemas.microsoft.com/office/drawing/2016/5/14/chartex" xmlns:mc="http://schemas.openxmlformats.org/markup-compatibility/2006" xmlns:aink="http://schemas.microsoft.com/office/drawing/2016/ink" xmlns:am3d="http://schemas.microsoft.com/office/drawing/2017/model3d" xmlns:o="urn:schemas-microsoft-com:office:office" xmlns:oel="http://schemas.microsoft.com/office/2019/extlst" xmlns:r="http://schemas.openxmlformats.org/officeDocument/2006/relationships" xmlns:m="http://schemas.openxmlformats.org/officeDocument/2006/math" xmlns:v="urn:schemas-microsoft-com:vml" xmlns:wp14="http://schemas.microsoft.com/office/word/2010/wordprocessingDrawing" xmlns:wp="http://schemas.openxmlformats.org/drawingml/2006/wordprocessingDrawing" xmlns:w10="urn:schemas-microsoft-com:office:word" xmlns:w="http://schemas.openxmlformats.org/wordprocessingml/2006/main" xmlns:w14="http://schemas.microsoft.com/office/word/2010/wordml" xmlns:w15="http://schemas.microsoft.com/office/word/2012/wordml" xmlns:w16cex="http://schemas.microsoft.com/office/word/2018/wordml/cex" xmlns:w16cid="http://schemas.microsoft.com/office/word/2016/wordml/cid" xmlns:w16="http://schemas.microsoft.com/office/word/2018/wordml" xmlns:w16du="http://schemas.microsoft.com/office/word/2023/wordml/word16du" xmlns:w16sdtdh="http://schemas.microsoft.com/office/word/2020/wordml/sdtdatahash" xmlns:w16sdtfl="http://schemas.microsoft.com/office/word/2024/wordml/sdtformatlock" xmlns:w16se="http://schemas.microsoft.com/office/word/2015/wordml/symex" xmlns:wpg="http://schemas.microsoft.com/office/word/2010/wordprocessingGroup" xmlns:wpi="http://schemas.microsoft.com/office/word/2010/wordprocessingInk" xmlns:wne="http://schemas.microsoft.com/office/word/2006/wordml" xmlns:wps="http://schemas.microsoft.com/office/word/2010/wordprocessingShape" mc:Ignorable="w14 w15 w16se w16cid w16 w16cex w16sdtdh w16sdtfl w16du wp14">
-  <w:p>
-    <w:pPr>
-      <w:pStyle w:val="a8"/>
-    </w:pPr>
-  </w:p>
-</w:ftr>
-</file>
-
-<file path=word/footer2.xml><?xml version="1.0" encoding="utf-8"?>
-<w:ftr xmlns:wpc="http://schemas.microsoft.com/office/word/2010/wordprocessingCanvas" xmlns:cx="http://schemas.microsoft.com/office/drawing/2014/chartex" xmlns:cx1="http://schemas.microsoft.com/office/drawing/2015/9/8/chartex" xmlns:cx2="http://schemas.microsoft.com/office/drawing/2015/10/21/chartex" xmlns:cx3="http://schemas.microsoft.com/office/drawing/2016/5/9/chartex" xmlns:cx4="http://schemas.microsoft.com/office/drawing/2016/5/10/chartex" xmlns:cx5="http://schemas.microsoft.com/office/drawing/2016/5/11/chartex" xmlns:cx6="http://schemas.microsoft.com/office/drawing/2016/5/12/chartex" xmlns:cx7="http://schemas.microsoft.com/office/drawing/2016/5/13/chartex" xmlns:cx8="http://schemas.microsoft.com/office/drawing/2016/5/14/chartex" xmlns:mc="http://schemas.openxmlformats.org/markup-compatibility/2006" xmlns:aink="http://schemas.microsoft.com/office/drawing/2016/ink" xmlns:am3d="http://schemas.microsoft.com/office/drawing/2017/model3d" xmlns:o="urn:schemas-microsoft-com:office:office" xmlns:oel="http://schemas.microsoft.com/office/2019/extlst" xmlns:r="http://schemas.openxmlformats.org/officeDocument/2006/relationships" xmlns:m="http://schemas.openxmlformats.org/officeDocument/2006/math" xmlns:v="urn:schemas-microsoft-com:vml" xmlns:wp14="http://schemas.microsoft.com/office/word/2010/wordprocessingDrawing" xmlns:wp="http://schemas.openxmlformats.org/drawingml/2006/wordprocessingDrawing" xmlns:w10="urn:schemas-microsoft-com:office:word" xmlns:w="http://schemas.openxmlformats.org/wordprocessingml/2006/main" xmlns:w14="http://schemas.microsoft.com/office/word/2010/wordml" xmlns:w15="http://schemas.microsoft.com/office/word/2012/wordml" xmlns:w16cex="http://schemas.microsoft.com/office/word/2018/wordml/cex" xmlns:w16cid="http://schemas.microsoft.com/office/word/2016/wordml/cid" xmlns:w16="http://schemas.microsoft.com/office/word/2018/wordml" xmlns:w16du="http://schemas.microsoft.com/office/word/2023/wordml/word16du" xmlns:w16sdtdh="http://schemas.microsoft.com/office/word/2020/wordml/sdtdatahash" xmlns:w16sdtfl="http://schemas.microsoft.com/office/word/2024/wordml/sdtformatlock" xmlns:w16se="http://schemas.microsoft.com/office/word/2015/wordml/symex" xmlns:wpg="http://schemas.microsoft.com/office/word/2010/wordprocessingGroup" xmlns:wpi="http://schemas.microsoft.com/office/word/2010/wordprocessingInk" xmlns:wne="http://schemas.microsoft.com/office/word/2006/wordml" xmlns:wps="http://schemas.microsoft.com/office/word/2010/wordprocessingShape" mc:Ignorable="w14 w15 w16se w16cid w16 w16cex w16sdtdh w16sdtfl w16du wp14">
-  <w:p>
-    <w:pPr>
-      <w:pStyle w:val="a8"/>
-    </w:pPr>
-  </w:p>
-</w:ftr>
-</file>
-
-<file path=word/footer3.xml><?xml version="1.0" encoding="utf-8"?>
-<w:ftr xmlns:wpc="http://schemas.microsoft.com/office/word/2010/wordprocessingCanvas" xmlns:cx="http://schemas.microsoft.com/office/drawing/2014/chartex" xmlns:cx1="http://schemas.microsoft.com/office/drawing/2015/9/8/chartex" xmlns:cx2="http://schemas.microsoft.com/office/drawing/2015/10/21/chartex" xmlns:cx3="http://schemas.microsoft.com/office/drawing/2016/5/9/chartex" xmlns:cx4="http://schemas.microsoft.com/office/drawing/2016/5/10/chartex" xmlns:cx5="http://schemas.microsoft.com/office/drawing/2016/5/11/chartex" xmlns:cx6="http://schemas.microsoft.com/office/drawing/2016/5/12/chartex" xmlns:cx7="http://schemas.microsoft.com/office/drawing/2016/5/13/chartex" xmlns:cx8="http://schemas.microsoft.com/office/drawing/2016/5/14/chartex" xmlns:mc="http://schemas.openxmlformats.org/markup-compatibility/2006" xmlns:aink="http://schemas.microsoft.com/office/drawing/2016/ink" xmlns:am3d="http://schemas.microsoft.com/office/drawing/2017/model3d" xmlns:o="urn:schemas-microsoft-com:office:office" xmlns:oel="http://schemas.microsoft.com/office/2019/extlst" xmlns:r="http://schemas.openxmlformats.org/officeDocument/2006/relationships" xmlns:m="http://schemas.openxmlformats.org/officeDocument/2006/math" xmlns:v="urn:schemas-microsoft-com:vml" xmlns:wp14="http://schemas.microsoft.com/office/word/2010/wordprocessingDrawing" xmlns:wp="http://schemas.openxmlformats.org/drawingml/2006/wordprocessingDrawing" xmlns:w10="urn:schemas-microsoft-com:office:word" xmlns:w="http://schemas.openxmlformats.org/wordprocessingml/2006/main" xmlns:w14="http://schemas.microsoft.com/office/word/2010/wordml" xmlns:w15="http://schemas.microsoft.com/office/word/2012/wordml" xmlns:w16cex="http://schemas.microsoft.com/office/word/2018/wordml/cex" xmlns:w16cid="http://schemas.microsoft.com/office/word/2016/wordml/cid" xmlns:w16="http://schemas.microsoft.com/office/word/2018/wordml" xmlns:w16du="http://schemas.microsoft.com/office/word/2023/wordml/word16du" xmlns:w16sdtdh="http://schemas.microsoft.com/office/word/2020/wordml/sdtdatahash" xmlns:w16sdtfl="http://schemas.microsoft.com/office/word/2024/wordml/sdtformatlock" xmlns:w16se="http://schemas.microsoft.com/office/word/2015/wordml/symex" xmlns:wpg="http://schemas.microsoft.com/office/word/2010/wordprocessingGroup" xmlns:wpi="http://schemas.microsoft.com/office/word/2010/wordprocessingInk" xmlns:wne="http://schemas.microsoft.com/office/word/2006/wordml" xmlns:wps="http://schemas.microsoft.com/office/word/2010/wordprocessingShape" mc:Ignorable="w14 w15 w16se w16cid w16 w16cex w16sdtdh w16sdtfl w16du wp14">
-  <w:p>
-    <w:pPr>
-      <w:pStyle w:val="a8"/>
-    </w:pPr>
-  </w:p>
-</w:ftr>
-</file>
-
 <file path=word/footnotes.xml><?xml version="1.0" encoding="utf-8"?>
 <w:footnotes xmlns:wpc="http://schemas.microsoft.com/office/word/2010/wordprocessingCanvas" xmlns:cx="http://schemas.microsoft.com/office/drawing/2014/chartex" xmlns:cx1="http://schemas.microsoft.com/office/drawing/2015/9/8/chartex" xmlns:cx2="http://schemas.microsoft.com/office/drawing/2015/10/21/chartex" xmlns:cx3="http://schemas.microsoft.com/office/drawing/2016/5/9/chartex" xmlns:cx4="http://schemas.microsoft.com/office/drawing/2016/5/10/chartex" xmlns:cx5="http://schemas.microsoft.com/office/drawing/2016/5/11/chartex" xmlns:cx6="http://schemas.microsoft.com/office/drawing/2016/5/12/chartex" xmlns:cx7="http://schemas.microsoft.com/office/drawing/2016/5/13/chartex" xmlns:cx8="http://schemas.microsoft.com/office/drawing/2016/5/14/chartex" xmlns:mc="http://schemas.openxmlformats.org/markup-compatibility/2006" xmlns:aink="http://schemas.microsoft.com/office/drawing/2016/ink" xmlns:am3d="http://schemas.microsoft.com/office/drawing/2017/model3d" xmlns:o="urn:schemas-microsoft-com:office:office" xmlns:oel="http://schemas.microsoft.com/office/2019/extlst" xmlns:r="http://schemas.openxmlformats.org/officeDocument/2006/relationships" xmlns:m="http://schemas.openxmlformats.org/officeDocument/2006/math" xmlns:v="urn:schemas-microsoft-com:vml" xmlns:wp14="http://schemas.microsoft.com/office/word/2010/wordprocessingDrawing" xmlns:wp="http://schemas.openxmlformats.org/drawingml/2006/wordprocessingDrawing" xmlns:w10="urn:schemas-microsoft-com:office:word" xmlns:w="http://schemas.openxmlformats.org/wordprocessingml/2006/main" xmlns:w14="http://schemas.microsoft.com/office/word/2010/wordml" xmlns:w15="http://schemas.microsoft.com/office/word/2012/wordml" xmlns:w16cex="http://schemas.microsoft.com/office/word/2018/wordml/cex" xmlns:w16cid="http://schemas.microsoft.com/office/word/2016/wordml/cid" xmlns:w16="http://schemas.microsoft.com/office/word/2018/wordml" xmlns:w16du="http://schemas.microsoft.com/office/word/2023/wordml/word16du" xmlns:w16sdtdh="http://schemas.microsoft.com/office/word/2020/wordml/sdtdatahash" xmlns:w16sdtfl="http://schemas.microsoft.com/office/word/2024/wordml/sdtformatlock" xmlns:w16se="http://schemas.microsoft.com/office/word/2015/wordml/symex" xmlns:wpg="http://schemas.microsoft.com/office/word/2010/wordprocessingGroup" xmlns:wpi="http://schemas.microsoft.com/office/word/2010/wordprocessingInk" xmlns:wne="http://schemas.microsoft.com/office/word/2006/wordml" xmlns:wps="http://schemas.microsoft.com/office/word/2010/wordprocessingShape" mc:Ignorable="w14 w15 w16se w16cid w16 w16cex w16sdtdh w16sdtfl w16du wp14">
   <w:footnote w:type="separator" w:id="-1">
@@ -20985,36 +20949,6 @@
     </w:p>
   </w:footnote>
 </w:footnotes>
-</file>
-
-<file path=word/header1.xml><?xml version="1.0" encoding="utf-8"?>
-<w:hdr xmlns:wpc="http://schemas.microsoft.com/office/word/2010/wordprocessingCanvas" xmlns:cx="http://schemas.microsoft.com/office/drawing/2014/chartex" xmlns:cx1="http://schemas.microsoft.com/office/drawing/2015/9/8/chartex" xmlns:cx2="http://schemas.microsoft.com/office/drawing/2015/10/21/chartex" xmlns:cx3="http://schemas.microsoft.com/office/drawing/2016/5/9/chartex" xmlns:cx4="http://schemas.microsoft.com/office/drawing/2016/5/10/chartex" xmlns:cx5="http://schemas.microsoft.com/office/drawing/2016/5/11/chartex" xmlns:cx6="http://schemas.microsoft.com/office/drawing/2016/5/12/chartex" xmlns:cx7="http://schemas.microsoft.com/office/drawing/2016/5/13/chartex" xmlns:cx8="http://schemas.microsoft.com/office/drawing/2016/5/14/chartex" xmlns:mc="http://schemas.openxmlformats.org/markup-compatibility/2006" xmlns:aink="http://schemas.microsoft.com/office/drawing/2016/ink" xmlns:am3d="http://schemas.microsoft.com/office/drawing/2017/model3d" xmlns:o="urn:schemas-microsoft-com:office:office" xmlns:oel="http://schemas.microsoft.com/office/2019/extlst" xmlns:r="http://schemas.openxmlformats.org/officeDocument/2006/relationships" xmlns:m="http://schemas.openxmlformats.org/officeDocument/2006/math" xmlns:v="urn:schemas-microsoft-com:vml" xmlns:wp14="http://schemas.microsoft.com/office/word/2010/wordprocessingDrawing" xmlns:wp="http://schemas.openxmlformats.org/drawingml/2006/wordprocessingDrawing" xmlns:w10="urn:schemas-microsoft-com:office:word" xmlns:w="http://schemas.openxmlformats.org/wordprocessingml/2006/main" xmlns:w14="http://schemas.microsoft.com/office/word/2010/wordml" xmlns:w15="http://schemas.microsoft.com/office/word/2012/wordml" xmlns:w16cex="http://schemas.microsoft.com/office/word/2018/wordml/cex" xmlns:w16cid="http://schemas.microsoft.com/office/word/2016/wordml/cid" xmlns:w16="http://schemas.microsoft.com/office/word/2018/wordml" xmlns:w16du="http://schemas.microsoft.com/office/word/2023/wordml/word16du" xmlns:w16sdtdh="http://schemas.microsoft.com/office/word/2020/wordml/sdtdatahash" xmlns:w16sdtfl="http://schemas.microsoft.com/office/word/2024/wordml/sdtformatlock" xmlns:w16se="http://schemas.microsoft.com/office/word/2015/wordml/symex" xmlns:wpg="http://schemas.microsoft.com/office/word/2010/wordprocessingGroup" xmlns:wpi="http://schemas.microsoft.com/office/word/2010/wordprocessingInk" xmlns:wne="http://schemas.microsoft.com/office/word/2006/wordml" xmlns:wps="http://schemas.microsoft.com/office/word/2010/wordprocessingShape" mc:Ignorable="w14 w15 w16se w16cid w16 w16cex w16sdtdh w16sdtfl w16du wp14">
-  <w:p>
-    <w:pPr>
-      <w:pStyle w:val="a6"/>
-    </w:pPr>
-  </w:p>
-</w:hdr>
-</file>
-
-<file path=word/header2.xml><?xml version="1.0" encoding="utf-8"?>
-<w:hdr xmlns:wpc="http://schemas.microsoft.com/office/word/2010/wordprocessingCanvas" xmlns:cx="http://schemas.microsoft.com/office/drawing/2014/chartex" xmlns:cx1="http://schemas.microsoft.com/office/drawing/2015/9/8/chartex" xmlns:cx2="http://schemas.microsoft.com/office/drawing/2015/10/21/chartex" xmlns:cx3="http://schemas.microsoft.com/office/drawing/2016/5/9/chartex" xmlns:cx4="http://schemas.microsoft.com/office/drawing/2016/5/10/chartex" xmlns:cx5="http://schemas.microsoft.com/office/drawing/2016/5/11/chartex" xmlns:cx6="http://schemas.microsoft.com/office/drawing/2016/5/12/chartex" xmlns:cx7="http://schemas.microsoft.com/office/drawing/2016/5/13/chartex" xmlns:cx8="http://schemas.microsoft.com/office/drawing/2016/5/14/chartex" xmlns:mc="http://schemas.openxmlformats.org/markup-compatibility/2006" xmlns:aink="http://schemas.microsoft.com/office/drawing/2016/ink" xmlns:am3d="http://schemas.microsoft.com/office/drawing/2017/model3d" xmlns:o="urn:schemas-microsoft-com:office:office" xmlns:oel="http://schemas.microsoft.com/office/2019/extlst" xmlns:r="http://schemas.openxmlformats.org/officeDocument/2006/relationships" xmlns:m="http://schemas.openxmlformats.org/officeDocument/2006/math" xmlns:v="urn:schemas-microsoft-com:vml" xmlns:wp14="http://schemas.microsoft.com/office/word/2010/wordprocessingDrawing" xmlns:wp="http://schemas.openxmlformats.org/drawingml/2006/wordprocessingDrawing" xmlns:w10="urn:schemas-microsoft-com:office:word" xmlns:w="http://schemas.openxmlformats.org/wordprocessingml/2006/main" xmlns:w14="http://schemas.microsoft.com/office/word/2010/wordml" xmlns:w15="http://schemas.microsoft.com/office/word/2012/wordml" xmlns:w16cex="http://schemas.microsoft.com/office/word/2018/wordml/cex" xmlns:w16cid="http://schemas.microsoft.com/office/word/2016/wordml/cid" xmlns:w16="http://schemas.microsoft.com/office/word/2018/wordml" xmlns:w16du="http://schemas.microsoft.com/office/word/2023/wordml/word16du" xmlns:w16sdtdh="http://schemas.microsoft.com/office/word/2020/wordml/sdtdatahash" xmlns:w16sdtfl="http://schemas.microsoft.com/office/word/2024/wordml/sdtformatlock" xmlns:w16se="http://schemas.microsoft.com/office/word/2015/wordml/symex" xmlns:wpg="http://schemas.microsoft.com/office/word/2010/wordprocessingGroup" xmlns:wpi="http://schemas.microsoft.com/office/word/2010/wordprocessingInk" xmlns:wne="http://schemas.microsoft.com/office/word/2006/wordml" xmlns:wps="http://schemas.microsoft.com/office/word/2010/wordprocessingShape" mc:Ignorable="w14 w15 w16se w16cid w16 w16cex w16sdtdh w16sdtfl w16du wp14">
-  <w:p>
-    <w:pPr>
-      <w:pStyle w:val="a6"/>
-    </w:pPr>
-  </w:p>
-</w:hdr>
-</file>
-
-<file path=word/header3.xml><?xml version="1.0" encoding="utf-8"?>
-<w:hdr xmlns:wpc="http://schemas.microsoft.com/office/word/2010/wordprocessingCanvas" xmlns:cx="http://schemas.microsoft.com/office/drawing/2014/chartex" xmlns:cx1="http://schemas.microsoft.com/office/drawing/2015/9/8/chartex" xmlns:cx2="http://schemas.microsoft.com/office/drawing/2015/10/21/chartex" xmlns:cx3="http://schemas.microsoft.com/office/drawing/2016/5/9/chartex" xmlns:cx4="http://schemas.microsoft.com/office/drawing/2016/5/10/chartex" xmlns:cx5="http://schemas.microsoft.com/office/drawing/2016/5/11/chartex" xmlns:cx6="http://schemas.microsoft.com/office/drawing/2016/5/12/chartex" xmlns:cx7="http://schemas.microsoft.com/office/drawing/2016/5/13/chartex" xmlns:cx8="http://schemas.microsoft.com/office/drawing/2016/5/14/chartex" xmlns:mc="http://schemas.openxmlformats.org/markup-compatibility/2006" xmlns:aink="http://schemas.microsoft.com/office/drawing/2016/ink" xmlns:am3d="http://schemas.microsoft.com/office/drawing/2017/model3d" xmlns:o="urn:schemas-microsoft-com:office:office" xmlns:oel="http://schemas.microsoft.com/office/2019/extlst" xmlns:r="http://schemas.openxmlformats.org/officeDocument/2006/relationships" xmlns:m="http://schemas.openxmlformats.org/officeDocument/2006/math" xmlns:v="urn:schemas-microsoft-com:vml" xmlns:wp14="http://schemas.microsoft.com/office/word/2010/wordprocessingDrawing" xmlns:wp="http://schemas.openxmlformats.org/drawingml/2006/wordprocessingDrawing" xmlns:w10="urn:schemas-microsoft-com:office:word" xmlns:w="http://schemas.openxmlformats.org/wordprocessingml/2006/main" xmlns:w14="http://schemas.microsoft.com/office/word/2010/wordml" xmlns:w15="http://schemas.microsoft.com/office/word/2012/wordml" xmlns:w16cex="http://schemas.microsoft.com/office/word/2018/wordml/cex" xmlns:w16cid="http://schemas.microsoft.com/office/word/2016/wordml/cid" xmlns:w16="http://schemas.microsoft.com/office/word/2018/wordml" xmlns:w16du="http://schemas.microsoft.com/office/word/2023/wordml/word16du" xmlns:w16sdtdh="http://schemas.microsoft.com/office/word/2020/wordml/sdtdatahash" xmlns:w16sdtfl="http://schemas.microsoft.com/office/word/2024/wordml/sdtformatlock" xmlns:w16se="http://schemas.microsoft.com/office/word/2015/wordml/symex" xmlns:wpg="http://schemas.microsoft.com/office/word/2010/wordprocessingGroup" xmlns:wpi="http://schemas.microsoft.com/office/word/2010/wordprocessingInk" xmlns:wne="http://schemas.microsoft.com/office/word/2006/wordml" xmlns:wps="http://schemas.microsoft.com/office/word/2010/wordprocessingShape" mc:Ignorable="w14 w15 w16se w16cid w16 w16cex w16sdtdh w16sdtfl w16du wp14">
-  <w:p>
-    <w:pPr>
-      <w:pStyle w:val="a6"/>
-    </w:pPr>
-  </w:p>
-</w:hdr>
 </file>
 
 <file path=word/styles.xml><?xml version="1.0" encoding="utf-8"?>
